--- a/fra/docx/016.content.docx
+++ b/fra/docx/016.content.docx
@@ -2963,7 +2963,7 @@
         <w:rPr>
           <w:lang w:val="fr_FR" w:bidi="fr_FR"/>
         </w:rPr>
-        <w:t>L'apôtre Paul ne dit jamais aux chrétiens de toujours chercher à défendre leurs propres intérêts. Au lieu de cela, il souligne plusieurs fois que les chrétiens devraient être prêts à renoncer à leurs droits pour le bien des autres. Les chrétiens ont beaucoup de libertés en Christ. Mais ils ne doivent pas utiliser ces libertés si leurs actions peuvent amener quelqu'un d'autre à pécher (</w:t>
+        <w:t>L'apôtre Paul ne dit jamais aux chrétiens de toujours chercher à défendre leurs propres intérêts. Au lieu de cela, il souligne plusieurs fois que les chrétiens devraient être prêts à renoncer à leurs droits pour le bien des autres et pour que l'Évangile se répande. Les chrétiens ont beaucoup de libertés en Christ. Mais ils ne doivent pas utiliser ces libertés si leurs actions peuvent amener quelqu'un d'autre à pécher. Au contraire, ils devraient être prêts à ne pas insister sur leurs libertés, surtout au sein de la communauté chrétienne (</w:t>
       </w:r>
       <w:hyperlink r:id="rId75">
         <w:r>
@@ -3011,6 +3011,60 @@
             <w:u w:val="single"/>
           </w:rPr>
           <w:t>10.23–33</w:t>
+        </w:r>
+      </w:hyperlink>
+      <w:r>
+        <w:rPr>
+          <w:lang w:val="fr_FR" w:bidi="fr_FR"/>
+        </w:rPr>
+        <w:t>). Cependant, Paul reconnaît aussi que dans certaines situations, des chrétiens peuvent aussi profiter de leur droits devant la loi de façon appropriée. C'est particulièrement vrai dans le cas de leurs droits devant les autorités civiles (</w:t>
+      </w:r>
+      <w:hyperlink r:id="rId78">
+        <w:r>
+          <w:rPr>
+            <w:lang w:val="fr_FR" w:bidi="fr_FR"/>
+          </w:rPr>
+          <w:rPr>
+            <w:color w:val="0000EE"/>
+            <w:u w:val="single"/>
+          </w:rPr>
+          <w:t xml:space="preserve">Ac 16.37–39 </w:t>
+        </w:r>
+      </w:hyperlink>
+      <w:r>
+        <w:rPr>
+          <w:lang w:val="fr_FR" w:bidi="fr_FR"/>
+        </w:rPr>
+        <w:t xml:space="preserve">; </w:t>
+      </w:r>
+      <w:hyperlink r:id="rId79">
+        <w:r>
+          <w:rPr>
+            <w:lang w:val="fr_FR" w:bidi="fr_FR"/>
+          </w:rPr>
+          <w:rPr>
+            <w:color w:val="0000EE"/>
+            <w:u w:val="single"/>
+          </w:rPr>
+          <w:t xml:space="preserve">22.25–29 </w:t>
+        </w:r>
+      </w:hyperlink>
+      <w:r>
+        <w:rPr>
+          <w:lang w:val="fr_FR" w:bidi="fr_FR"/>
+        </w:rPr>
+        <w:t xml:space="preserve">; </w:t>
+      </w:r>
+      <w:hyperlink r:id="rId80">
+        <w:r>
+          <w:rPr>
+            <w:lang w:val="fr_FR" w:bidi="fr_FR"/>
+          </w:rPr>
+          <w:rPr>
+            <w:color w:val="0000EE"/>
+            <w:u w:val="single"/>
+          </w:rPr>
+          <w:t>25.11</w:t>
         </w:r>
       </w:hyperlink>
       <w:r>
@@ -3033,7 +3087,7 @@
         </w:rPr>
         <w:t>Paul, tout comme Jésus, considère l'amour pour les autres comme un principe et un devoir fondamental (</w:t>
       </w:r>
-      <w:hyperlink r:id="rId78">
+      <w:hyperlink r:id="rId81">
         <w:r>
           <w:rPr>
             <w:lang w:val="fr_FR" w:bidi="fr_FR"/>
@@ -3051,7 +3105,7 @@
         </w:rPr>
         <w:t xml:space="preserve">; </w:t>
       </w:r>
-      <w:hyperlink r:id="rId79">
+      <w:hyperlink r:id="rId82">
         <w:r>
           <w:rPr>
             <w:lang w:val="fr_FR" w:bidi="fr_FR"/>
@@ -3069,7 +3123,7 @@
         </w:rPr>
         <w:t xml:space="preserve">; </w:t>
       </w:r>
-      <w:hyperlink r:id="rId80">
+      <w:hyperlink r:id="rId83">
         <w:r>
           <w:rPr>
             <w:lang w:val="fr_FR" w:bidi="fr_FR"/>
@@ -3087,7 +3141,7 @@
         </w:rPr>
         <w:t xml:space="preserve">; voir </w:t>
       </w:r>
-      <w:hyperlink r:id="rId81">
+      <w:hyperlink r:id="rId84">
         <w:r>
           <w:rPr>
             <w:lang w:val="fr_FR" w:bidi="fr_FR"/>
@@ -3105,7 +3159,7 @@
         </w:rPr>
         <w:t xml:space="preserve">; </w:t>
       </w:r>
-      <w:hyperlink r:id="rId82">
+      <w:hyperlink r:id="rId85">
         <w:r>
           <w:rPr>
             <w:lang w:val="fr_FR" w:bidi="fr_FR"/>
@@ -3123,7 +3177,7 @@
         </w:rPr>
         <w:t>). Un chrétien qui aime véritablement est toujours prêt à renoncer à lui-même comme Jésus l'a fait (</w:t>
       </w:r>
-      <w:hyperlink r:id="rId83">
+      <w:hyperlink r:id="rId86">
         <w:r>
           <w:rPr>
             <w:lang w:val="fr_FR" w:bidi="fr_FR"/>
@@ -3141,7 +3195,7 @@
         </w:rPr>
         <w:t>). Les chrétiens doivent chercher ce qui est bon pour les autres et pour le royaume de Dieu, plutôt que ce qu'ils préfèrent ou désirent pour eux-mêmes (</w:t>
       </w:r>
-      <w:hyperlink r:id="rId84">
+      <w:hyperlink r:id="rId87">
         <w:r>
           <w:rPr>
             <w:lang w:val="fr_FR" w:bidi="fr_FR"/>
@@ -3159,7 +3213,7 @@
         </w:rPr>
         <w:t>). En mourant comme sacrifice pour les péchés, Christ a montré ce qu'est le vrai amour (</w:t>
       </w:r>
-      <w:hyperlink r:id="rId85">
+      <w:hyperlink r:id="rId88">
         <w:r>
           <w:rPr>
             <w:lang w:val="fr_FR" w:bidi="fr_FR"/>
@@ -3177,7 +3231,7 @@
         </w:rPr>
         <w:t xml:space="preserve">; </w:t>
       </w:r>
-      <w:hyperlink r:id="rId86">
+      <w:hyperlink r:id="rId89">
         <w:r>
           <w:rPr>
             <w:lang w:val="fr_FR" w:bidi="fr_FR"/>
@@ -3195,7 +3249,7 @@
         </w:rPr>
         <w:t xml:space="preserve">; </w:t>
       </w:r>
-      <w:hyperlink r:id="rId87">
+      <w:hyperlink r:id="rId90">
         <w:r>
           <w:rPr>
             <w:lang w:val="fr_FR" w:bidi="fr_FR"/>
@@ -3213,7 +3267,7 @@
         </w:rPr>
         <w:t xml:space="preserve">). La vie du chrétien doit être un reflet de l'amour sacrificiel de Jésus. Ce n'est pas toujours facile à faire, car cela demande que l'on renonce à ses propres désirs (voir </w:t>
       </w:r>
-      <w:hyperlink r:id="rId88">
+      <w:hyperlink r:id="rId91">
         <w:r>
           <w:rPr>
             <w:lang w:val="fr_FR" w:bidi="fr_FR"/>
@@ -3254,6 +3308,114 @@
           <w:lang w:val="fr_FR" w:bidi="fr_FR"/>
         </w:rPr>
       </w:r>
+      <w:hyperlink r:id="rId92">
+        <w:r>
+          <w:rPr>
+            <w:lang w:val="fr_FR" w:bidi="fr_FR"/>
+          </w:rPr>
+          <w:rPr>
+            <w:color w:val="0000EE"/>
+            <w:u w:val="single"/>
+          </w:rPr>
+          <w:t>Matthieu 5.38–48</w:t>
+        </w:r>
+      </w:hyperlink>
+      <w:r>
+        <w:rPr>
+          <w:lang w:val="fr_FR" w:bidi="fr_FR"/>
+        </w:rPr>
+        <w:t xml:space="preserve"> ; </w:t>
+      </w:r>
+      <w:hyperlink r:id="rId93">
+        <w:r>
+          <w:rPr>
+            <w:lang w:val="fr_FR" w:bidi="fr_FR"/>
+          </w:rPr>
+          <w:rPr>
+            <w:color w:val="0000EE"/>
+            <w:u w:val="single"/>
+          </w:rPr>
+          <w:t>16.24–27</w:t>
+        </w:r>
+      </w:hyperlink>
+      <w:r>
+        <w:rPr>
+          <w:lang w:val="fr_FR" w:bidi="fr_FR"/>
+        </w:rPr>
+        <w:t xml:space="preserve"> ; </w:t>
+      </w:r>
+      <w:hyperlink r:id="rId94">
+        <w:r>
+          <w:rPr>
+            <w:lang w:val="fr_FR" w:bidi="fr_FR"/>
+          </w:rPr>
+          <w:rPr>
+            <w:color w:val="0000EE"/>
+            <w:u w:val="single"/>
+          </w:rPr>
+          <w:t>22.37–39</w:t>
+        </w:r>
+      </w:hyperlink>
+      <w:r>
+        <w:rPr>
+          <w:lang w:val="fr_FR" w:bidi="fr_FR"/>
+        </w:rPr>
+        <w:t xml:space="preserve"> ; </w:t>
+      </w:r>
+      <w:hyperlink r:id="rId88">
+        <w:r>
+          <w:rPr>
+            <w:lang w:val="fr_FR" w:bidi="fr_FR"/>
+          </w:rPr>
+          <w:rPr>
+            <w:color w:val="0000EE"/>
+            <w:u w:val="single"/>
+          </w:rPr>
+          <w:t>Romains 5.6–8</w:t>
+        </w:r>
+      </w:hyperlink>
+      <w:r>
+        <w:rPr>
+          <w:lang w:val="fr_FR" w:bidi="fr_FR"/>
+        </w:rPr>
+        <w:t xml:space="preserve"> ; </w:t>
+      </w:r>
+      <w:hyperlink r:id="rId81">
+        <w:r>
+          <w:rPr>
+            <w:lang w:val="fr_FR" w:bidi="fr_FR"/>
+          </w:rPr>
+          <w:rPr>
+            <w:color w:val="0000EE"/>
+            <w:u w:val="single"/>
+          </w:rPr>
+          <w:t>13.8–10</w:t>
+        </w:r>
+      </w:hyperlink>
+      <w:r>
+        <w:rPr>
+          <w:lang w:val="fr_FR" w:bidi="fr_FR"/>
+        </w:rPr>
+        <w:t xml:space="preserve"> ; </w:t>
+      </w:r>
+      <w:hyperlink r:id="rId95">
+        <w:r>
+          <w:rPr>
+            <w:lang w:val="fr_FR" w:bidi="fr_FR"/>
+          </w:rPr>
+          <w:rPr>
+            <w:color w:val="0000EE"/>
+            <w:u w:val="single"/>
+          </w:rPr>
+          <w:t>14.15–22</w:t>
+        </w:r>
+      </w:hyperlink>
+      <w:r>
+        <w:rPr>
+          <w:lang w:val="fr_FR" w:bidi="fr_FR"/>
+        </w:rPr>
+        <w:t xml:space="preserve"> ; </w:t>
+      </w:r>
       <w:hyperlink r:id="rId89">
         <w:r>
           <w:rPr>
@@ -3263,7 +3425,7 @@
             <w:color w:val="0000EE"/>
             <w:u w:val="single"/>
           </w:rPr>
-          <w:t>Matthieu 5.38–48</w:t>
+          <w:t>15.1–5</w:t>
         </w:r>
       </w:hyperlink>
       <w:r>
@@ -3272,277 +3434,169 @@
         </w:rPr>
         <w:t xml:space="preserve"> ; </w:t>
       </w:r>
+      <w:hyperlink r:id="rId76">
+        <w:r>
+          <w:rPr>
+            <w:lang w:val="fr_FR" w:bidi="fr_FR"/>
+          </w:rPr>
+          <w:rPr>
+            <w:color w:val="0000EE"/>
+            <w:u w:val="single"/>
+          </w:rPr>
+          <w:t>1 Corinthiens 8.1–13</w:t>
+        </w:r>
+      </w:hyperlink>
+      <w:r>
+        <w:rPr>
+          <w:lang w:val="fr_FR" w:bidi="fr_FR"/>
+        </w:rPr>
+        <w:t xml:space="preserve"> ; </w:t>
+      </w:r>
+      <w:hyperlink r:id="rId96">
+        <w:r>
+          <w:rPr>
+            <w:lang w:val="fr_FR" w:bidi="fr_FR"/>
+          </w:rPr>
+          <w:rPr>
+            <w:color w:val="0000EE"/>
+            <w:u w:val="single"/>
+          </w:rPr>
+          <w:t>9.1–23</w:t>
+        </w:r>
+      </w:hyperlink>
+      <w:r>
+        <w:rPr>
+          <w:lang w:val="fr_FR" w:bidi="fr_FR"/>
+        </w:rPr>
+        <w:t xml:space="preserve"> ; </w:t>
+      </w:r>
+      <w:hyperlink r:id="rId97">
+        <w:r>
+          <w:rPr>
+            <w:lang w:val="fr_FR" w:bidi="fr_FR"/>
+          </w:rPr>
+          <w:rPr>
+            <w:color w:val="0000EE"/>
+            <w:u w:val="single"/>
+          </w:rPr>
+          <w:t>10.23–24</w:t>
+        </w:r>
+      </w:hyperlink>
+      <w:r>
+        <w:rPr>
+          <w:lang w:val="fr_FR" w:bidi="fr_FR"/>
+        </w:rPr>
+        <w:t xml:space="preserve">, </w:t>
+      </w:r>
+      <w:hyperlink r:id="rId98">
+        <w:r>
+          <w:rPr>
+            <w:lang w:val="fr_FR" w:bidi="fr_FR"/>
+          </w:rPr>
+          <w:rPr>
+            <w:color w:val="0000EE"/>
+            <w:u w:val="single"/>
+          </w:rPr>
+          <w:t>31–33</w:t>
+        </w:r>
+      </w:hyperlink>
+      <w:r>
+        <w:rPr>
+          <w:lang w:val="fr_FR" w:bidi="fr_FR"/>
+        </w:rPr>
+        <w:t xml:space="preserve"> ; </w:t>
+      </w:r>
+      <w:hyperlink r:id="rId86">
+        <w:r>
+          <w:rPr>
+            <w:lang w:val="fr_FR" w:bidi="fr_FR"/>
+          </w:rPr>
+          <w:rPr>
+            <w:color w:val="0000EE"/>
+            <w:u w:val="single"/>
+          </w:rPr>
+          <w:t>13.4–7</w:t>
+        </w:r>
+      </w:hyperlink>
+      <w:r>
+        <w:rPr>
+          <w:lang w:val="fr_FR" w:bidi="fr_FR"/>
+        </w:rPr>
+        <w:t xml:space="preserve"> ; </w:t>
+      </w:r>
+      <w:hyperlink r:id="rId83">
+        <w:r>
+          <w:rPr>
+            <w:lang w:val="fr_FR" w:bidi="fr_FR"/>
+          </w:rPr>
+          <w:rPr>
+            <w:color w:val="0000EE"/>
+            <w:u w:val="single"/>
+          </w:rPr>
+          <w:t>Galates 5.6</w:t>
+        </w:r>
+      </w:hyperlink>
+      <w:r>
+        <w:rPr>
+          <w:lang w:val="fr_FR" w:bidi="fr_FR"/>
+        </w:rPr>
+        <w:t xml:space="preserve"> ; </w:t>
+      </w:r>
+      <w:hyperlink r:id="rId99">
+        <w:r>
+          <w:rPr>
+            <w:lang w:val="fr_FR" w:bidi="fr_FR"/>
+          </w:rPr>
+          <w:rPr>
+            <w:color w:val="0000EE"/>
+            <w:u w:val="single"/>
+          </w:rPr>
+          <w:t>Philippiens 2.3–4</w:t>
+        </w:r>
+      </w:hyperlink>
+      <w:r>
+        <w:rPr>
+          <w:lang w:val="fr_FR" w:bidi="fr_FR"/>
+        </w:rPr>
+        <w:t xml:space="preserve"> ; </w:t>
+      </w:r>
+      <w:hyperlink r:id="rId100">
+        <w:r>
+          <w:rPr>
+            <w:lang w:val="fr_FR" w:bidi="fr_FR"/>
+          </w:rPr>
+          <w:rPr>
+            <w:color w:val="0000EE"/>
+            <w:u w:val="single"/>
+          </w:rPr>
+          <w:t>2 Timothée 2.9–13</w:t>
+        </w:r>
+      </w:hyperlink>
+      <w:r>
+        <w:rPr>
+          <w:lang w:val="fr_FR" w:bidi="fr_FR"/>
+        </w:rPr>
+        <w:t xml:space="preserve"> ; </w:t>
+      </w:r>
+      <w:hyperlink r:id="rId101">
+        <w:r>
+          <w:rPr>
+            <w:lang w:val="fr_FR" w:bidi="fr_FR"/>
+          </w:rPr>
+          <w:rPr>
+            <w:color w:val="0000EE"/>
+            <w:u w:val="single"/>
+          </w:rPr>
+          <w:t>Hébreux 11.24–26</w:t>
+        </w:r>
+      </w:hyperlink>
+      <w:r>
+        <w:rPr>
+          <w:lang w:val="fr_FR" w:bidi="fr_FR"/>
+        </w:rPr>
+        <w:t xml:space="preserve"> ; </w:t>
+      </w:r>
       <w:hyperlink r:id="rId90">
-        <w:r>
-          <w:rPr>
-            <w:lang w:val="fr_FR" w:bidi="fr_FR"/>
-          </w:rPr>
-          <w:rPr>
-            <w:color w:val="0000EE"/>
-            <w:u w:val="single"/>
-          </w:rPr>
-          <w:t>16.24–27</w:t>
-        </w:r>
-      </w:hyperlink>
-      <w:r>
-        <w:rPr>
-          <w:lang w:val="fr_FR" w:bidi="fr_FR"/>
-        </w:rPr>
-        <w:t xml:space="preserve"> ; </w:t>
-      </w:r>
-      <w:hyperlink r:id="rId91">
-        <w:r>
-          <w:rPr>
-            <w:lang w:val="fr_FR" w:bidi="fr_FR"/>
-          </w:rPr>
-          <w:rPr>
-            <w:color w:val="0000EE"/>
-            <w:u w:val="single"/>
-          </w:rPr>
-          <w:t>22.37–39</w:t>
-        </w:r>
-      </w:hyperlink>
-      <w:r>
-        <w:rPr>
-          <w:lang w:val="fr_FR" w:bidi="fr_FR"/>
-        </w:rPr>
-        <w:t xml:space="preserve"> ; </w:t>
-      </w:r>
-      <w:hyperlink r:id="rId85">
-        <w:r>
-          <w:rPr>
-            <w:lang w:val="fr_FR" w:bidi="fr_FR"/>
-          </w:rPr>
-          <w:rPr>
-            <w:color w:val="0000EE"/>
-            <w:u w:val="single"/>
-          </w:rPr>
-          <w:t>Romains 5.6–8</w:t>
-        </w:r>
-      </w:hyperlink>
-      <w:r>
-        <w:rPr>
-          <w:lang w:val="fr_FR" w:bidi="fr_FR"/>
-        </w:rPr>
-        <w:t xml:space="preserve"> ; </w:t>
-      </w:r>
-      <w:hyperlink r:id="rId78">
-        <w:r>
-          <w:rPr>
-            <w:lang w:val="fr_FR" w:bidi="fr_FR"/>
-          </w:rPr>
-          <w:rPr>
-            <w:color w:val="0000EE"/>
-            <w:u w:val="single"/>
-          </w:rPr>
-          <w:t>13.8–10</w:t>
-        </w:r>
-      </w:hyperlink>
-      <w:r>
-        <w:rPr>
-          <w:lang w:val="fr_FR" w:bidi="fr_FR"/>
-        </w:rPr>
-        <w:t xml:space="preserve"> ; </w:t>
-      </w:r>
-      <w:hyperlink r:id="rId92">
-        <w:r>
-          <w:rPr>
-            <w:lang w:val="fr_FR" w:bidi="fr_FR"/>
-          </w:rPr>
-          <w:rPr>
-            <w:color w:val="0000EE"/>
-            <w:u w:val="single"/>
-          </w:rPr>
-          <w:t>14.15–22</w:t>
-        </w:r>
-      </w:hyperlink>
-      <w:r>
-        <w:rPr>
-          <w:lang w:val="fr_FR" w:bidi="fr_FR"/>
-        </w:rPr>
-        <w:t xml:space="preserve"> ; </w:t>
-      </w:r>
-      <w:hyperlink r:id="rId86">
-        <w:r>
-          <w:rPr>
-            <w:lang w:val="fr_FR" w:bidi="fr_FR"/>
-          </w:rPr>
-          <w:rPr>
-            <w:color w:val="0000EE"/>
-            <w:u w:val="single"/>
-          </w:rPr>
-          <w:t>15.1–5</w:t>
-        </w:r>
-      </w:hyperlink>
-      <w:r>
-        <w:rPr>
-          <w:lang w:val="fr_FR" w:bidi="fr_FR"/>
-        </w:rPr>
-        <w:t xml:space="preserve"> ; </w:t>
-      </w:r>
-      <w:hyperlink r:id="rId76">
-        <w:r>
-          <w:rPr>
-            <w:lang w:val="fr_FR" w:bidi="fr_FR"/>
-          </w:rPr>
-          <w:rPr>
-            <w:color w:val="0000EE"/>
-            <w:u w:val="single"/>
-          </w:rPr>
-          <w:t>1 Corinthiens 8.1–13</w:t>
-        </w:r>
-      </w:hyperlink>
-      <w:r>
-        <w:rPr>
-          <w:lang w:val="fr_FR" w:bidi="fr_FR"/>
-        </w:rPr>
-        <w:t xml:space="preserve"> ; </w:t>
-      </w:r>
-      <w:hyperlink r:id="rId93">
-        <w:r>
-          <w:rPr>
-            <w:lang w:val="fr_FR" w:bidi="fr_FR"/>
-          </w:rPr>
-          <w:rPr>
-            <w:color w:val="0000EE"/>
-            <w:u w:val="single"/>
-          </w:rPr>
-          <w:t>9.1–23</w:t>
-        </w:r>
-      </w:hyperlink>
-      <w:r>
-        <w:rPr>
-          <w:lang w:val="fr_FR" w:bidi="fr_FR"/>
-        </w:rPr>
-        <w:t xml:space="preserve"> ; </w:t>
-      </w:r>
-      <w:hyperlink r:id="rId94">
-        <w:r>
-          <w:rPr>
-            <w:lang w:val="fr_FR" w:bidi="fr_FR"/>
-          </w:rPr>
-          <w:rPr>
-            <w:color w:val="0000EE"/>
-            <w:u w:val="single"/>
-          </w:rPr>
-          <w:t>10.23–24</w:t>
-        </w:r>
-      </w:hyperlink>
-      <w:r>
-        <w:rPr>
-          <w:lang w:val="fr_FR" w:bidi="fr_FR"/>
-        </w:rPr>
-        <w:t xml:space="preserve">, </w:t>
-      </w:r>
-      <w:hyperlink r:id="rId95">
-        <w:r>
-          <w:rPr>
-            <w:lang w:val="fr_FR" w:bidi="fr_FR"/>
-          </w:rPr>
-          <w:rPr>
-            <w:color w:val="0000EE"/>
-            <w:u w:val="single"/>
-          </w:rPr>
-          <w:t>31–33</w:t>
-        </w:r>
-      </w:hyperlink>
-      <w:r>
-        <w:rPr>
-          <w:lang w:val="fr_FR" w:bidi="fr_FR"/>
-        </w:rPr>
-        <w:t xml:space="preserve"> ; </w:t>
-      </w:r>
-      <w:hyperlink r:id="rId83">
-        <w:r>
-          <w:rPr>
-            <w:lang w:val="fr_FR" w:bidi="fr_FR"/>
-          </w:rPr>
-          <w:rPr>
-            <w:color w:val="0000EE"/>
-            <w:u w:val="single"/>
-          </w:rPr>
-          <w:t>13.4–7</w:t>
-        </w:r>
-      </w:hyperlink>
-      <w:r>
-        <w:rPr>
-          <w:lang w:val="fr_FR" w:bidi="fr_FR"/>
-        </w:rPr>
-        <w:t xml:space="preserve"> ; </w:t>
-      </w:r>
-      <w:hyperlink r:id="rId80">
-        <w:r>
-          <w:rPr>
-            <w:lang w:val="fr_FR" w:bidi="fr_FR"/>
-          </w:rPr>
-          <w:rPr>
-            <w:color w:val="0000EE"/>
-            <w:u w:val="single"/>
-          </w:rPr>
-          <w:t>Galates 5.6</w:t>
-        </w:r>
-      </w:hyperlink>
-      <w:r>
-        <w:rPr>
-          <w:lang w:val="fr_FR" w:bidi="fr_FR"/>
-        </w:rPr>
-        <w:t xml:space="preserve"> ; </w:t>
-      </w:r>
-      <w:hyperlink r:id="rId96">
-        <w:r>
-          <w:rPr>
-            <w:lang w:val="fr_FR" w:bidi="fr_FR"/>
-          </w:rPr>
-          <w:rPr>
-            <w:color w:val="0000EE"/>
-            <w:u w:val="single"/>
-          </w:rPr>
-          <w:t>Philippiens 2.3–4</w:t>
-        </w:r>
-      </w:hyperlink>
-      <w:r>
-        <w:rPr>
-          <w:lang w:val="fr_FR" w:bidi="fr_FR"/>
-        </w:rPr>
-        <w:t xml:space="preserve"> ; </w:t>
-      </w:r>
-      <w:hyperlink r:id="rId97">
-        <w:r>
-          <w:rPr>
-            <w:lang w:val="fr_FR" w:bidi="fr_FR"/>
-          </w:rPr>
-          <w:rPr>
-            <w:color w:val="0000EE"/>
-            <w:u w:val="single"/>
-          </w:rPr>
-          <w:t>2 Timothée 2.9–13</w:t>
-        </w:r>
-      </w:hyperlink>
-      <w:r>
-        <w:rPr>
-          <w:lang w:val="fr_FR" w:bidi="fr_FR"/>
-        </w:rPr>
-        <w:t xml:space="preserve"> ; </w:t>
-      </w:r>
-      <w:hyperlink r:id="rId98">
-        <w:r>
-          <w:rPr>
-            <w:lang w:val="fr_FR" w:bidi="fr_FR"/>
-          </w:rPr>
-          <w:rPr>
-            <w:color w:val="0000EE"/>
-            <w:u w:val="single"/>
-          </w:rPr>
-          <w:t>Hébreux 11.24–26</w:t>
-        </w:r>
-      </w:hyperlink>
-      <w:r>
-        <w:rPr>
-          <w:lang w:val="fr_FR" w:bidi="fr_FR"/>
-        </w:rPr>
-        <w:t xml:space="preserve"> ; </w:t>
-      </w:r>
-      <w:hyperlink r:id="rId87">
         <w:r>
           <w:rPr>
             <w:lang w:val="fr_FR" w:bidi="fr_FR"/>
@@ -3602,7 +3656,7 @@
         </w:rPr>
         <w:t xml:space="preserve">L'idée du repos sabbatique de Dieu (comme décrit dans </w:t>
       </w:r>
-      <w:hyperlink r:id="rId99">
+      <w:hyperlink r:id="rId102">
         <w:r>
           <w:rPr>
             <w:lang w:val="fr_FR" w:bidi="fr_FR"/>
@@ -3634,7 +3688,7 @@
         </w:rPr>
         <w:t xml:space="preserve">Dans </w:t>
       </w:r>
-      <w:hyperlink r:id="rId100">
+      <w:hyperlink r:id="rId103">
         <w:r>
           <w:rPr>
             <w:lang w:val="fr_FR" w:bidi="fr_FR"/>
@@ -3652,7 +3706,7 @@
         </w:rPr>
         <w:t xml:space="preserve">, l'auteur explique </w:t>
       </w:r>
-      <w:hyperlink r:id="rId101">
+      <w:hyperlink r:id="rId104">
         <w:r>
           <w:rPr>
             <w:lang w:val="fr_FR" w:bidi="fr_FR"/>
@@ -3684,7 +3738,7 @@
         </w:rPr>
         <w:t>Quel est donc ce « repos » qu'ils n'ont pas réussi à atteindre et qui subsiste encore pour le peuple de Dieu (</w:t>
       </w:r>
-      <w:hyperlink r:id="rId102">
+      <w:hyperlink r:id="rId105">
         <w:r>
           <w:rPr>
             <w:lang w:val="fr_FR" w:bidi="fr_FR"/>
@@ -3702,7 +3756,7 @@
         </w:rPr>
         <w:t>) ? L'auteur d'Hébreux parle de beaucoup plus que la Terre promise en tant que lieu de « repos sabbatique » (</w:t>
       </w:r>
-      <w:hyperlink r:id="rId103">
+      <w:hyperlink r:id="rId106">
         <w:r>
           <w:rPr>
             <w:lang w:val="fr_FR" w:bidi="fr_FR"/>
@@ -3720,7 +3774,7 @@
         </w:rPr>
         <w:t xml:space="preserve">). </w:t>
       </w:r>
-      <w:hyperlink r:id="rId104">
+      <w:hyperlink r:id="rId107">
         <w:r>
           <w:rPr>
             <w:lang w:val="fr_FR" w:bidi="fr_FR"/>
@@ -3738,6 +3792,42 @@
         </w:rPr>
         <w:t xml:space="preserve"> explique que le repos de Dieu a été préparé « depuis la fondation du monde » (</w:t>
       </w:r>
+      <w:hyperlink r:id="rId108">
+        <w:r>
+          <w:rPr>
+            <w:lang w:val="fr_FR" w:bidi="fr_FR"/>
+          </w:rPr>
+          <w:rPr>
+            <w:color w:val="0000EE"/>
+            <w:u w:val="single"/>
+          </w:rPr>
+          <w:t>Gn 2.2)</w:t>
+        </w:r>
+      </w:hyperlink>
+      <w:r>
+        <w:rPr>
+          <w:lang w:val="fr_FR" w:bidi="fr_FR"/>
+        </w:rPr>
+        <w:t>. Le repos de Dieu signifie arrêter de travailler, tout comme Dieu (</w:t>
+      </w:r>
+      <w:hyperlink r:id="rId109">
+        <w:r>
+          <w:rPr>
+            <w:lang w:val="fr_FR" w:bidi="fr_FR"/>
+          </w:rPr>
+          <w:rPr>
+            <w:color w:val="0000EE"/>
+            <w:u w:val="single"/>
+          </w:rPr>
+          <w:t>Hé 4.10</w:t>
+        </w:r>
+      </w:hyperlink>
+      <w:r>
+        <w:rPr>
+          <w:lang w:val="fr_FR" w:bidi="fr_FR"/>
+        </w:rPr>
+        <w:t>). Ceux qui « entendent sa voix » n'endurcissent pas leur cœur, et croient à la Bonne Nouvelle à propos de Jésus, ce qui leur permet d'« entrer dans ce repos » (</w:t>
+      </w:r>
       <w:hyperlink r:id="rId105">
         <w:r>
           <w:rPr>
@@ -3747,42 +3837,6 @@
             <w:color w:val="0000EE"/>
             <w:u w:val="single"/>
           </w:rPr>
-          <w:t>Gn 2.2)</w:t>
-        </w:r>
-      </w:hyperlink>
-      <w:r>
-        <w:rPr>
-          <w:lang w:val="fr_FR" w:bidi="fr_FR"/>
-        </w:rPr>
-        <w:t>. Le repos de Dieu signifie arrêter de travailler, tout comme Dieu (</w:t>
-      </w:r>
-      <w:hyperlink r:id="rId106">
-        <w:r>
-          <w:rPr>
-            <w:lang w:val="fr_FR" w:bidi="fr_FR"/>
-          </w:rPr>
-          <w:rPr>
-            <w:color w:val="0000EE"/>
-            <w:u w:val="single"/>
-          </w:rPr>
-          <w:t>Hé 4.10</w:t>
-        </w:r>
-      </w:hyperlink>
-      <w:r>
-        <w:rPr>
-          <w:lang w:val="fr_FR" w:bidi="fr_FR"/>
-        </w:rPr>
-        <w:t>). Ceux qui « entendent sa voix » n'endurcissent pas leur cœur, et croient à la Bonne Nouvelle à propos de Jésus, ce qui leur permet d'« entrer dans ce repos » (</w:t>
-      </w:r>
-      <w:hyperlink r:id="rId102">
-        <w:r>
-          <w:rPr>
-            <w:lang w:val="fr_FR" w:bidi="fr_FR"/>
-          </w:rPr>
-          <w:rPr>
-            <w:color w:val="0000EE"/>
-            <w:u w:val="single"/>
-          </w:rPr>
           <w:t>4.1–3</w:t>
         </w:r>
       </w:hyperlink>
@@ -3792,7 +3846,7 @@
         </w:rPr>
         <w:t xml:space="preserve">, </w:t>
       </w:r>
-      <w:hyperlink r:id="rId107">
+      <w:hyperlink r:id="rId110">
         <w:r>
           <w:rPr>
             <w:lang w:val="fr_FR" w:bidi="fr_FR"/>
@@ -3824,7 +3878,7 @@
         </w:rPr>
         <w:t>L'Ancien Testament appelle le Jour des Expiations « un sabbat de repos complet » (</w:t>
       </w:r>
-      <w:hyperlink r:id="rId108">
+      <w:hyperlink r:id="rId111">
         <w:r>
           <w:rPr>
             <w:lang w:val="fr_FR" w:bidi="fr_FR"/>
@@ -3842,7 +3896,7 @@
         </w:rPr>
         <w:t>). Ce jour-là, les gens ne faisaient aucun travail. Sous la nouvelle alliance, Jésus, notre souverain sacrificateur, a offert un sacrifice unique qui a « aboli le péché » (</w:t>
       </w:r>
-      <w:hyperlink r:id="rId109">
+      <w:hyperlink r:id="rId112">
         <w:r>
           <w:rPr>
             <w:lang w:val="fr_FR" w:bidi="fr_FR"/>
@@ -3896,7 +3950,7 @@
         </w:rPr>
         <w:t>Ceux qui suivent Jésus se reposent de leurs œuvres. En effet, Christ a pleinement accompli le salut (</w:t>
       </w:r>
-      <w:hyperlink r:id="rId110">
+      <w:hyperlink r:id="rId113">
         <w:r>
           <w:rPr>
             <w:lang w:val="fr_FR" w:bidi="fr_FR"/>
@@ -3914,7 +3968,7 @@
         </w:rPr>
         <w:t>). Ils sont maintenant réconciliés à Dieu (</w:t>
       </w:r>
-      <w:hyperlink r:id="rId111">
+      <w:hyperlink r:id="rId114">
         <w:r>
           <w:rPr>
             <w:lang w:val="fr_FR" w:bidi="fr_FR"/>
@@ -3932,7 +3986,7 @@
         </w:rPr>
         <w:t xml:space="preserve"> ; </w:t>
       </w:r>
-      <w:hyperlink r:id="rId112">
+      <w:hyperlink r:id="rId115">
         <w:r>
           <w:rPr>
             <w:lang w:val="fr_FR" w:bidi="fr_FR"/>
@@ -3950,7 +4004,7 @@
         </w:rPr>
         <w:t xml:space="preserve"> ; </w:t>
       </w:r>
-      <w:hyperlink r:id="rId113">
+      <w:hyperlink r:id="rId116">
         <w:r>
           <w:rPr>
             <w:lang w:val="fr_FR" w:bidi="fr_FR"/>
@@ -3968,7 +4022,7 @@
         </w:rPr>
         <w:t xml:space="preserve"> ; </w:t>
       </w:r>
-      <w:hyperlink r:id="rId114">
+      <w:hyperlink r:id="rId117">
         <w:r>
           <w:rPr>
             <w:lang w:val="fr_FR" w:bidi="fr_FR"/>
@@ -4004,7 +4058,7 @@
         </w:rPr>
         <w:t>Ceux qui suivent Jésus se réjouissent en sachant qu'ils auront le repos éternel et la joie en présence de Dieu (</w:t>
       </w:r>
-      <w:hyperlink r:id="rId115">
+      <w:hyperlink r:id="rId118">
         <w:r>
           <w:rPr>
             <w:lang w:val="fr_FR" w:bidi="fr_FR"/>
@@ -4022,7 +4076,7 @@
         </w:rPr>
         <w:t xml:space="preserve"> ; </w:t>
       </w:r>
-      <w:hyperlink r:id="rId116">
+      <w:hyperlink r:id="rId119">
         <w:r>
           <w:rPr>
             <w:lang w:val="fr_FR" w:bidi="fr_FR"/>
@@ -4040,7 +4094,7 @@
         </w:rPr>
         <w:t>). Jésus-Christ donne un repos complet et parfait (</w:t>
       </w:r>
-      <w:hyperlink r:id="rId117">
+      <w:hyperlink r:id="rId120">
         <w:r>
           <w:rPr>
             <w:lang w:val="fr_FR" w:bidi="fr_FR"/>
@@ -4081,7 +4135,7 @@
           <w:lang w:val="fr_FR" w:bidi="fr_FR"/>
         </w:rPr>
       </w:r>
-      <w:hyperlink r:id="rId118">
+      <w:hyperlink r:id="rId121">
         <w:r>
           <w:rPr>
             <w:lang w:val="fr_FR" w:bidi="fr_FR"/>
@@ -4099,7 +4153,7 @@
         </w:rPr>
         <w:t xml:space="preserve"> ; </w:t>
       </w:r>
-      <w:hyperlink r:id="rId119">
+      <w:hyperlink r:id="rId122">
         <w:r>
           <w:rPr>
             <w:lang w:val="fr_FR" w:bidi="fr_FR"/>
@@ -4117,6 +4171,198 @@
         </w:rPr>
         <w:t xml:space="preserve"> ; </w:t>
       </w:r>
+      <w:hyperlink r:id="rId123">
+        <w:r>
+          <w:rPr>
+            <w:lang w:val="fr_FR" w:bidi="fr_FR"/>
+          </w:rPr>
+          <w:rPr>
+            <w:color w:val="0000EE"/>
+            <w:u w:val="single"/>
+          </w:rPr>
+          <w:t>20.8–11</w:t>
+        </w:r>
+      </w:hyperlink>
+      <w:r>
+        <w:rPr>
+          <w:lang w:val="fr_FR" w:bidi="fr_FR"/>
+        </w:rPr>
+        <w:t xml:space="preserve"> ; </w:t>
+      </w:r>
+      <w:hyperlink r:id="rId124">
+        <w:r>
+          <w:rPr>
+            <w:lang w:val="fr_FR" w:bidi="fr_FR"/>
+          </w:rPr>
+          <w:rPr>
+            <w:color w:val="0000EE"/>
+            <w:u w:val="single"/>
+          </w:rPr>
+          <w:t>31.13–16</w:t>
+        </w:r>
+      </w:hyperlink>
+      <w:r>
+        <w:rPr>
+          <w:lang w:val="fr_FR" w:bidi="fr_FR"/>
+        </w:rPr>
+        <w:t xml:space="preserve"> ; </w:t>
+      </w:r>
+      <w:hyperlink r:id="rId111">
+        <w:r>
+          <w:rPr>
+            <w:lang w:val="fr_FR" w:bidi="fr_FR"/>
+          </w:rPr>
+          <w:rPr>
+            <w:color w:val="0000EE"/>
+            <w:u w:val="single"/>
+          </w:rPr>
+          <w:t>Lévitique 16.29–31</w:t>
+        </w:r>
+      </w:hyperlink>
+      <w:r>
+        <w:rPr>
+          <w:lang w:val="fr_FR" w:bidi="fr_FR"/>
+        </w:rPr>
+        <w:t xml:space="preserve"> ; </w:t>
+      </w:r>
+      <w:hyperlink r:id="rId125">
+        <w:r>
+          <w:rPr>
+            <w:lang w:val="fr_FR" w:bidi="fr_FR"/>
+          </w:rPr>
+          <w:rPr>
+            <w:color w:val="0000EE"/>
+            <w:u w:val="single"/>
+          </w:rPr>
+          <w:t>Ésaïe 52.7</w:t>
+        </w:r>
+      </w:hyperlink>
+      <w:r>
+        <w:rPr>
+          <w:lang w:val="fr_FR" w:bidi="fr_FR"/>
+        </w:rPr>
+        <w:t xml:space="preserve"> ; </w:t>
+      </w:r>
+      <w:hyperlink r:id="rId126">
+        <w:r>
+          <w:rPr>
+            <w:lang w:val="fr_FR" w:bidi="fr_FR"/>
+          </w:rPr>
+          <w:rPr>
+            <w:color w:val="0000EE"/>
+            <w:u w:val="single"/>
+          </w:rPr>
+          <w:t>54.13–14</w:t>
+        </w:r>
+      </w:hyperlink>
+      <w:r>
+        <w:rPr>
+          <w:lang w:val="fr_FR" w:bidi="fr_FR"/>
+        </w:rPr>
+        <w:t xml:space="preserve"> ; </w:t>
+      </w:r>
+      <w:hyperlink r:id="rId127">
+        <w:r>
+          <w:rPr>
+            <w:lang w:val="fr_FR" w:bidi="fr_FR"/>
+          </w:rPr>
+          <w:rPr>
+            <w:color w:val="0000EE"/>
+            <w:u w:val="single"/>
+          </w:rPr>
+          <w:t>56.2</w:t>
+        </w:r>
+      </w:hyperlink>
+      <w:r>
+        <w:rPr>
+          <w:lang w:val="fr_FR" w:bidi="fr_FR"/>
+        </w:rPr>
+        <w:t xml:space="preserve">, </w:t>
+      </w:r>
+      <w:hyperlink r:id="rId128">
+        <w:r>
+          <w:rPr>
+            <w:lang w:val="fr_FR" w:bidi="fr_FR"/>
+          </w:rPr>
+          <w:rPr>
+            <w:color w:val="0000EE"/>
+            <w:u w:val="single"/>
+          </w:rPr>
+          <w:t>4</w:t>
+        </w:r>
+      </w:hyperlink>
+      <w:r>
+        <w:rPr>
+          <w:lang w:val="fr_FR" w:bidi="fr_FR"/>
+        </w:rPr>
+        <w:t xml:space="preserve"> ; </w:t>
+      </w:r>
+      <w:hyperlink r:id="rId129">
+        <w:r>
+          <w:rPr>
+            <w:lang w:val="fr_FR" w:bidi="fr_FR"/>
+          </w:rPr>
+          <w:rPr>
+            <w:color w:val="0000EE"/>
+            <w:u w:val="single"/>
+          </w:rPr>
+          <w:t>57.2 ;</w:t>
+        </w:r>
+      </w:hyperlink>
+      <w:r>
+        <w:rPr>
+          <w:lang w:val="fr_FR" w:bidi="fr_FR"/>
+        </w:rPr>
+        <w:t xml:space="preserve"> </w:t>
+      </w:r>
+      <w:hyperlink r:id="rId130">
+        <w:r>
+          <w:rPr>
+            <w:lang w:val="fr_FR" w:bidi="fr_FR"/>
+          </w:rPr>
+          <w:rPr>
+            <w:color w:val="0000EE"/>
+            <w:u w:val="single"/>
+          </w:rPr>
+          <w:t xml:space="preserve">58.1, </w:t>
+        </w:r>
+      </w:hyperlink>
+      <w:hyperlink r:id="rId131">
+        <w:r>
+          <w:rPr>
+            <w:lang w:val="fr_FR" w:bidi="fr_FR"/>
+          </w:rPr>
+          <w:rPr>
+            <w:color w:val="0000EE"/>
+            <w:u w:val="single"/>
+          </w:rPr>
+          <w:t>13</w:t>
+        </w:r>
+      </w:hyperlink>
+      <w:r>
+        <w:rPr>
+          <w:lang w:val="fr_FR" w:bidi="fr_FR"/>
+        </w:rPr>
+        <w:t xml:space="preserve"> ; </w:t>
+      </w:r>
+      <w:hyperlink r:id="rId132">
+        <w:r>
+          <w:rPr>
+            <w:lang w:val="fr_FR" w:bidi="fr_FR"/>
+          </w:rPr>
+          <w:rPr>
+            <w:color w:val="0000EE"/>
+            <w:u w:val="single"/>
+          </w:rPr>
+          <w:t>Ézéchiel 20.20</w:t>
+        </w:r>
+      </w:hyperlink>
+      <w:r>
+        <w:rPr>
+          <w:lang w:val="fr_FR" w:bidi="fr_FR"/>
+        </w:rPr>
+        <w:t xml:space="preserve"> ; </w:t>
+      </w:r>
       <w:hyperlink r:id="rId120">
         <w:r>
           <w:rPr>
@@ -4126,7 +4372,7 @@
             <w:color w:val="0000EE"/>
             <w:u w:val="single"/>
           </w:rPr>
-          <w:t>20.8–11</w:t>
+          <w:t>Matthieu 11.28–30</w:t>
         </w:r>
       </w:hyperlink>
       <w:r>
@@ -4135,16 +4381,16 @@
         </w:rPr>
         <w:t xml:space="preserve"> ; </w:t>
       </w:r>
-      <w:hyperlink r:id="rId121">
-        <w:r>
-          <w:rPr>
-            <w:lang w:val="fr_FR" w:bidi="fr_FR"/>
-          </w:rPr>
-          <w:rPr>
-            <w:color w:val="0000EE"/>
-            <w:u w:val="single"/>
-          </w:rPr>
-          <w:t>31.13–16</w:t>
+      <w:hyperlink r:id="rId133">
+        <w:r>
+          <w:rPr>
+            <w:lang w:val="fr_FR" w:bidi="fr_FR"/>
+          </w:rPr>
+          <w:rPr>
+            <w:color w:val="0000EE"/>
+            <w:u w:val="single"/>
+          </w:rPr>
+          <w:t>Marc 2.23–28</w:t>
         </w:r>
       </w:hyperlink>
       <w:r>
@@ -4153,16 +4399,16 @@
         </w:rPr>
         <w:t xml:space="preserve"> ; </w:t>
       </w:r>
-      <w:hyperlink r:id="rId108">
-        <w:r>
-          <w:rPr>
-            <w:lang w:val="fr_FR" w:bidi="fr_FR"/>
-          </w:rPr>
-          <w:rPr>
-            <w:color w:val="0000EE"/>
-            <w:u w:val="single"/>
-          </w:rPr>
-          <w:t>Lévitique 16.29–31</w:t>
+      <w:hyperlink r:id="rId134">
+        <w:r>
+          <w:rPr>
+            <w:lang w:val="fr_FR" w:bidi="fr_FR"/>
+          </w:rPr>
+          <w:rPr>
+            <w:color w:val="0000EE"/>
+            <w:u w:val="single"/>
+          </w:rPr>
+          <w:t>Luc 8.48</w:t>
         </w:r>
       </w:hyperlink>
       <w:r>
@@ -4171,16 +4417,16 @@
         </w:rPr>
         <w:t xml:space="preserve"> ; </w:t>
       </w:r>
-      <w:hyperlink r:id="rId122">
-        <w:r>
-          <w:rPr>
-            <w:lang w:val="fr_FR" w:bidi="fr_FR"/>
-          </w:rPr>
-          <w:rPr>
-            <w:color w:val="0000EE"/>
-            <w:u w:val="single"/>
-          </w:rPr>
-          <w:t>Ésaïe 52.7</w:t>
+      <w:hyperlink r:id="rId114">
+        <w:r>
+          <w:rPr>
+            <w:lang w:val="fr_FR" w:bidi="fr_FR"/>
+          </w:rPr>
+          <w:rPr>
+            <w:color w:val="0000EE"/>
+            <w:u w:val="single"/>
+          </w:rPr>
+          <w:t>Jean 14.27</w:t>
         </w:r>
       </w:hyperlink>
       <w:r>
@@ -4189,16 +4435,16 @@
         </w:rPr>
         <w:t xml:space="preserve"> ; </w:t>
       </w:r>
-      <w:hyperlink r:id="rId123">
-        <w:r>
-          <w:rPr>
-            <w:lang w:val="fr_FR" w:bidi="fr_FR"/>
-          </w:rPr>
-          <w:rPr>
-            <w:color w:val="0000EE"/>
-            <w:u w:val="single"/>
-          </w:rPr>
-          <w:t>54.13–14</w:t>
+      <w:hyperlink r:id="rId115">
+        <w:r>
+          <w:rPr>
+            <w:lang w:val="fr_FR" w:bidi="fr_FR"/>
+          </w:rPr>
+          <w:rPr>
+            <w:color w:val="0000EE"/>
+            <w:u w:val="single"/>
+          </w:rPr>
+          <w:t>Actes 10.36</w:t>
         </w:r>
       </w:hyperlink>
       <w:r>
@@ -4207,34 +4453,16 @@
         </w:rPr>
         <w:t xml:space="preserve"> ; </w:t>
       </w:r>
-      <w:hyperlink r:id="rId124">
-        <w:r>
-          <w:rPr>
-            <w:lang w:val="fr_FR" w:bidi="fr_FR"/>
-          </w:rPr>
-          <w:rPr>
-            <w:color w:val="0000EE"/>
-            <w:u w:val="single"/>
-          </w:rPr>
-          <w:t>56.2</w:t>
-        </w:r>
-      </w:hyperlink>
-      <w:r>
-        <w:rPr>
-          <w:lang w:val="fr_FR" w:bidi="fr_FR"/>
-        </w:rPr>
-        <w:t xml:space="preserve">, </w:t>
-      </w:r>
-      <w:hyperlink r:id="rId125">
-        <w:r>
-          <w:rPr>
-            <w:lang w:val="fr_FR" w:bidi="fr_FR"/>
-          </w:rPr>
-          <w:rPr>
-            <w:color w:val="0000EE"/>
-            <w:u w:val="single"/>
-          </w:rPr>
-          <w:t>4</w:t>
+      <w:hyperlink r:id="rId116">
+        <w:r>
+          <w:rPr>
+            <w:lang w:val="fr_FR" w:bidi="fr_FR"/>
+          </w:rPr>
+          <w:rPr>
+            <w:color w:val="0000EE"/>
+            <w:u w:val="single"/>
+          </w:rPr>
+          <w:t>Romains 5.1</w:t>
         </w:r>
       </w:hyperlink>
       <w:r>
@@ -4243,46 +4471,16 @@
         </w:rPr>
         <w:t xml:space="preserve"> ; </w:t>
       </w:r>
-      <w:hyperlink r:id="rId126">
-        <w:r>
-          <w:rPr>
-            <w:lang w:val="fr_FR" w:bidi="fr_FR"/>
-          </w:rPr>
-          <w:rPr>
-            <w:color w:val="0000EE"/>
-            <w:u w:val="single"/>
-          </w:rPr>
-          <w:t>57.2 ;</w:t>
-        </w:r>
-      </w:hyperlink>
-      <w:r>
-        <w:rPr>
-          <w:lang w:val="fr_FR" w:bidi="fr_FR"/>
-        </w:rPr>
-        <w:t xml:space="preserve"> </w:t>
-      </w:r>
-      <w:hyperlink r:id="rId127">
-        <w:r>
-          <w:rPr>
-            <w:lang w:val="fr_FR" w:bidi="fr_FR"/>
-          </w:rPr>
-          <w:rPr>
-            <w:color w:val="0000EE"/>
-            <w:u w:val="single"/>
-          </w:rPr>
-          <w:t xml:space="preserve">58.1, </w:t>
-        </w:r>
-      </w:hyperlink>
-      <w:hyperlink r:id="rId128">
-        <w:r>
-          <w:rPr>
-            <w:lang w:val="fr_FR" w:bidi="fr_FR"/>
-          </w:rPr>
-          <w:rPr>
-            <w:color w:val="0000EE"/>
-            <w:u w:val="single"/>
-          </w:rPr>
-          <w:t>13</w:t>
+      <w:hyperlink r:id="rId135">
+        <w:r>
+          <w:rPr>
+            <w:lang w:val="fr_FR" w:bidi="fr_FR"/>
+          </w:rPr>
+          <w:rPr>
+            <w:color w:val="0000EE"/>
+            <w:u w:val="single"/>
+          </w:rPr>
+          <w:t>15.13</w:t>
         </w:r>
       </w:hyperlink>
       <w:r>
@@ -4291,16 +4489,16 @@
         </w:rPr>
         <w:t xml:space="preserve"> ; </w:t>
       </w:r>
-      <w:hyperlink r:id="rId129">
-        <w:r>
-          <w:rPr>
-            <w:lang w:val="fr_FR" w:bidi="fr_FR"/>
-          </w:rPr>
-          <w:rPr>
-            <w:color w:val="0000EE"/>
-            <w:u w:val="single"/>
-          </w:rPr>
-          <w:t>Ézéchiel 20.20</w:t>
+      <w:hyperlink r:id="rId117">
+        <w:r>
+          <w:rPr>
+            <w:lang w:val="fr_FR" w:bidi="fr_FR"/>
+          </w:rPr>
+          <w:rPr>
+            <w:color w:val="0000EE"/>
+            <w:u w:val="single"/>
+          </w:rPr>
+          <w:t>2 Corinthiens 5.19–21</w:t>
         </w:r>
       </w:hyperlink>
       <w:r>
@@ -4309,16 +4507,16 @@
         </w:rPr>
         <w:t xml:space="preserve"> ; </w:t>
       </w:r>
-      <w:hyperlink r:id="rId117">
-        <w:r>
-          <w:rPr>
-            <w:lang w:val="fr_FR" w:bidi="fr_FR"/>
-          </w:rPr>
-          <w:rPr>
-            <w:color w:val="0000EE"/>
-            <w:u w:val="single"/>
-          </w:rPr>
-          <w:t>Matthieu 11.28–30</w:t>
+      <w:hyperlink r:id="rId136">
+        <w:r>
+          <w:rPr>
+            <w:lang w:val="fr_FR" w:bidi="fr_FR"/>
+          </w:rPr>
+          <w:rPr>
+            <w:color w:val="0000EE"/>
+            <w:u w:val="single"/>
+          </w:rPr>
+          <w:t>Éphésiens 2.17</w:t>
         </w:r>
       </w:hyperlink>
       <w:r>
@@ -4327,16 +4525,16 @@
         </w:rPr>
         <w:t xml:space="preserve"> ; </w:t>
       </w:r>
-      <w:hyperlink r:id="rId130">
-        <w:r>
-          <w:rPr>
-            <w:lang w:val="fr_FR" w:bidi="fr_FR"/>
-          </w:rPr>
-          <w:rPr>
-            <w:color w:val="0000EE"/>
-            <w:u w:val="single"/>
-          </w:rPr>
-          <w:t>Marc 2.23–28</w:t>
+      <w:hyperlink r:id="rId137">
+        <w:r>
+          <w:rPr>
+            <w:lang w:val="fr_FR" w:bidi="fr_FR"/>
+          </w:rPr>
+          <w:rPr>
+            <w:color w:val="0000EE"/>
+            <w:u w:val="single"/>
+          </w:rPr>
+          <w:t>Colossiens 1.20</w:t>
         </w:r>
       </w:hyperlink>
       <w:r>
@@ -4345,16 +4543,16 @@
         </w:rPr>
         <w:t xml:space="preserve"> ; </w:t>
       </w:r>
-      <w:hyperlink r:id="rId131">
-        <w:r>
-          <w:rPr>
-            <w:lang w:val="fr_FR" w:bidi="fr_FR"/>
-          </w:rPr>
-          <w:rPr>
-            <w:color w:val="0000EE"/>
-            <w:u w:val="single"/>
-          </w:rPr>
-          <w:t>Luc 8.48</w:t>
+      <w:hyperlink r:id="rId138">
+        <w:r>
+          <w:rPr>
+            <w:lang w:val="fr_FR" w:bidi="fr_FR"/>
+          </w:rPr>
+          <w:rPr>
+            <w:color w:val="0000EE"/>
+            <w:u w:val="single"/>
+          </w:rPr>
+          <w:t>2.16</w:t>
         </w:r>
       </w:hyperlink>
       <w:r>
@@ -4363,16 +4561,16 @@
         </w:rPr>
         <w:t xml:space="preserve"> ; </w:t>
       </w:r>
-      <w:hyperlink r:id="rId111">
-        <w:r>
-          <w:rPr>
-            <w:lang w:val="fr_FR" w:bidi="fr_FR"/>
-          </w:rPr>
-          <w:rPr>
-            <w:color w:val="0000EE"/>
-            <w:u w:val="single"/>
-          </w:rPr>
-          <w:t>Jean 14.27</w:t>
+      <w:hyperlink r:id="rId139">
+        <w:r>
+          <w:rPr>
+            <w:lang w:val="fr_FR" w:bidi="fr_FR"/>
+          </w:rPr>
+          <w:rPr>
+            <w:color w:val="0000EE"/>
+            <w:u w:val="single"/>
+          </w:rPr>
+          <w:t>3.15</w:t>
         </w:r>
       </w:hyperlink>
       <w:r>
@@ -4381,16 +4579,16 @@
         </w:rPr>
         <w:t xml:space="preserve"> ; </w:t>
       </w:r>
-      <w:hyperlink r:id="rId112">
-        <w:r>
-          <w:rPr>
-            <w:lang w:val="fr_FR" w:bidi="fr_FR"/>
-          </w:rPr>
-          <w:rPr>
-            <w:color w:val="0000EE"/>
-            <w:u w:val="single"/>
-          </w:rPr>
-          <w:t>Actes 10.36</w:t>
+      <w:hyperlink r:id="rId102">
+        <w:r>
+          <w:rPr>
+            <w:lang w:val="fr_FR" w:bidi="fr_FR"/>
+          </w:rPr>
+          <w:rPr>
+            <w:color w:val="0000EE"/>
+            <w:u w:val="single"/>
+          </w:rPr>
+          <w:t>Hébreux 4.1–11</w:t>
         </w:r>
       </w:hyperlink>
       <w:r>
@@ -4399,151 +4597,7 @@
         </w:rPr>
         <w:t xml:space="preserve"> ; </w:t>
       </w:r>
-      <w:hyperlink r:id="rId113">
-        <w:r>
-          <w:rPr>
-            <w:lang w:val="fr_FR" w:bidi="fr_FR"/>
-          </w:rPr>
-          <w:rPr>
-            <w:color w:val="0000EE"/>
-            <w:u w:val="single"/>
-          </w:rPr>
-          <w:t>Romains 5.1</w:t>
-        </w:r>
-      </w:hyperlink>
-      <w:r>
-        <w:rPr>
-          <w:lang w:val="fr_FR" w:bidi="fr_FR"/>
-        </w:rPr>
-        <w:t xml:space="preserve"> ; </w:t>
-      </w:r>
-      <w:hyperlink r:id="rId132">
-        <w:r>
-          <w:rPr>
-            <w:lang w:val="fr_FR" w:bidi="fr_FR"/>
-          </w:rPr>
-          <w:rPr>
-            <w:color w:val="0000EE"/>
-            <w:u w:val="single"/>
-          </w:rPr>
-          <w:t>15.13</w:t>
-        </w:r>
-      </w:hyperlink>
-      <w:r>
-        <w:rPr>
-          <w:lang w:val="fr_FR" w:bidi="fr_FR"/>
-        </w:rPr>
-        <w:t xml:space="preserve"> ; </w:t>
-      </w:r>
-      <w:hyperlink r:id="rId114">
-        <w:r>
-          <w:rPr>
-            <w:lang w:val="fr_FR" w:bidi="fr_FR"/>
-          </w:rPr>
-          <w:rPr>
-            <w:color w:val="0000EE"/>
-            <w:u w:val="single"/>
-          </w:rPr>
-          <w:t>2 Corinthiens 5.19–21</w:t>
-        </w:r>
-      </w:hyperlink>
-      <w:r>
-        <w:rPr>
-          <w:lang w:val="fr_FR" w:bidi="fr_FR"/>
-        </w:rPr>
-        <w:t xml:space="preserve"> ; </w:t>
-      </w:r>
-      <w:hyperlink r:id="rId133">
-        <w:r>
-          <w:rPr>
-            <w:lang w:val="fr_FR" w:bidi="fr_FR"/>
-          </w:rPr>
-          <w:rPr>
-            <w:color w:val="0000EE"/>
-            <w:u w:val="single"/>
-          </w:rPr>
-          <w:t>Éphésiens 2.17</w:t>
-        </w:r>
-      </w:hyperlink>
-      <w:r>
-        <w:rPr>
-          <w:lang w:val="fr_FR" w:bidi="fr_FR"/>
-        </w:rPr>
-        <w:t xml:space="preserve"> ; </w:t>
-      </w:r>
-      <w:hyperlink r:id="rId134">
-        <w:r>
-          <w:rPr>
-            <w:lang w:val="fr_FR" w:bidi="fr_FR"/>
-          </w:rPr>
-          <w:rPr>
-            <w:color w:val="0000EE"/>
-            <w:u w:val="single"/>
-          </w:rPr>
-          <w:t>Colossiens 1.20</w:t>
-        </w:r>
-      </w:hyperlink>
-      <w:r>
-        <w:rPr>
-          <w:lang w:val="fr_FR" w:bidi="fr_FR"/>
-        </w:rPr>
-        <w:t xml:space="preserve"> ; </w:t>
-      </w:r>
-      <w:hyperlink r:id="rId135">
-        <w:r>
-          <w:rPr>
-            <w:lang w:val="fr_FR" w:bidi="fr_FR"/>
-          </w:rPr>
-          <w:rPr>
-            <w:color w:val="0000EE"/>
-            <w:u w:val="single"/>
-          </w:rPr>
-          <w:t>2.16</w:t>
-        </w:r>
-      </w:hyperlink>
-      <w:r>
-        <w:rPr>
-          <w:lang w:val="fr_FR" w:bidi="fr_FR"/>
-        </w:rPr>
-        <w:t xml:space="preserve"> ; </w:t>
-      </w:r>
-      <w:hyperlink r:id="rId136">
-        <w:r>
-          <w:rPr>
-            <w:lang w:val="fr_FR" w:bidi="fr_FR"/>
-          </w:rPr>
-          <w:rPr>
-            <w:color w:val="0000EE"/>
-            <w:u w:val="single"/>
-          </w:rPr>
-          <w:t>3.15</w:t>
-        </w:r>
-      </w:hyperlink>
-      <w:r>
-        <w:rPr>
-          <w:lang w:val="fr_FR" w:bidi="fr_FR"/>
-        </w:rPr>
-        <w:t xml:space="preserve"> ; </w:t>
-      </w:r>
-      <w:hyperlink r:id="rId99">
-        <w:r>
-          <w:rPr>
-            <w:lang w:val="fr_FR" w:bidi="fr_FR"/>
-          </w:rPr>
-          <w:rPr>
-            <w:color w:val="0000EE"/>
-            <w:u w:val="single"/>
-          </w:rPr>
-          <w:t>Hébreux 4.1–11</w:t>
-        </w:r>
-      </w:hyperlink>
-      <w:r>
-        <w:rPr>
-          <w:lang w:val="fr_FR" w:bidi="fr_FR"/>
-        </w:rPr>
-        <w:t xml:space="preserve"> ; </w:t>
-      </w:r>
-      <w:hyperlink r:id="rId137">
+      <w:hyperlink r:id="rId140">
         <w:r>
           <w:rPr>
             <w:lang w:val="fr_FR" w:bidi="fr_FR"/>
@@ -4597,7 +4651,7 @@
           <w:lang w:val="fr_FR" w:bidi="fr_FR"/>
         </w:rPr>
       </w:r>
-      <w:hyperlink r:id="rId138">
+      <w:hyperlink r:id="rId141">
         <w:r>
           <w:rPr>
             <w:lang w:val="fr_FR" w:bidi="fr_FR"/>
@@ -4627,7 +4681,7 @@
         </w:rPr>
         <w:t xml:space="preserve"> » (</w:t>
       </w:r>
-      <w:hyperlink r:id="rId139">
+      <w:hyperlink r:id="rId142">
         <w:r>
           <w:rPr>
             <w:lang w:val="fr_FR" w:bidi="fr_FR"/>
@@ -4659,7 +4713,7 @@
         </w:rPr>
         <w:t>C'était un vrai problème qu'il fallait régler et les apôtres l'ont pris au sérieux. Cependant, ils ne pouvaient pas faire cette distribution eux-mêmes à cause de leurs responsabilités premières. Ils ont donc décidé de confier cette responsabilité entièrement à des personnes que la congrégation choisirait (</w:t>
       </w:r>
-      <w:hyperlink r:id="rId140">
+      <w:hyperlink r:id="rId143">
         <w:r>
           <w:rPr>
             <w:lang w:val="fr_FR" w:bidi="fr_FR"/>
@@ -4677,7 +4731,7 @@
         </w:rPr>
         <w:t>). Une fois ces personnes choisies, les apôtres les ont consacrées à ce ministère (</w:t>
       </w:r>
-      <w:hyperlink r:id="rId141">
+      <w:hyperlink r:id="rId144">
         <w:r>
           <w:rPr>
             <w:lang w:val="fr_FR" w:bidi="fr_FR"/>
@@ -4721,7 +4775,7 @@
         </w:rPr>
         <w:t>). Il a été convenu de séparer les tâches des apôtres de celles des diacres. Les douze apôtres étaient responsables de la prédication et de l'enseignement, tandis que ces autres dirigeants, qui étaient remplis du Saint-Esprit, s'occupaient des besoins matériels de l'Église. Les apôtres ont fait preuve de sagesse dans leur façon de diriger l'Église en étant à l'écoute des besoins de la communauté. Grâce à cette sage décision, l'Église a continué à croître et beaucoup se sont convertis à la foi (</w:t>
       </w:r>
-      <w:hyperlink r:id="rId142">
+      <w:hyperlink r:id="rId145">
         <w:r>
           <w:rPr>
             <w:lang w:val="fr_FR" w:bidi="fr_FR"/>
@@ -4753,7 +4807,7 @@
         </w:rPr>
         <w:t xml:space="preserve">Le Nouveau Testament enseigne que Dieu donne à son peuple des dons différents qui doivent être mis à son service pour le bien commun (voir </w:t>
       </w:r>
-      <w:hyperlink r:id="rId143">
+      <w:hyperlink r:id="rId146">
         <w:r>
           <w:rPr>
             <w:lang w:val="fr_FR" w:bidi="fr_FR"/>
@@ -4771,7 +4825,7 @@
         </w:rPr>
         <w:t xml:space="preserve"> ; </w:t>
       </w:r>
-      <w:hyperlink r:id="rId144">
+      <w:hyperlink r:id="rId147">
         <w:r>
           <w:rPr>
             <w:lang w:val="fr_FR" w:bidi="fr_FR"/>
@@ -4789,7 +4843,7 @@
         </w:rPr>
         <w:t>). Ceci est appelé le sacerdoce de tous les croyants. Ils sont comparés à des sacrificateurs, qui dans l'Ancien Testament, étaient au service de Dieu (</w:t>
       </w:r>
-      <w:hyperlink r:id="rId145">
+      <w:hyperlink r:id="rId148">
         <w:r>
           <w:rPr>
             <w:lang w:val="fr_FR" w:bidi="fr_FR"/>
@@ -4807,7 +4861,7 @@
         </w:rPr>
         <w:t xml:space="preserve">, </w:t>
       </w:r>
-      <w:hyperlink r:id="rId146">
+      <w:hyperlink r:id="rId149">
         <w:r>
           <w:rPr>
             <w:lang w:val="fr_FR" w:bidi="fr_FR"/>
@@ -4825,7 +4879,7 @@
         </w:rPr>
         <w:t xml:space="preserve"> ; </w:t>
       </w:r>
-      <w:hyperlink r:id="rId147">
+      <w:hyperlink r:id="rId150">
         <w:r>
           <w:rPr>
             <w:lang w:val="fr_FR" w:bidi="fr_FR"/>
@@ -4843,7 +4897,7 @@
         </w:rPr>
         <w:t xml:space="preserve"> ; </w:t>
       </w:r>
-      <w:hyperlink r:id="rId148">
+      <w:hyperlink r:id="rId151">
         <w:r>
           <w:rPr>
             <w:lang w:val="fr_FR" w:bidi="fr_FR"/>
@@ -4861,7 +4915,7 @@
         </w:rPr>
         <w:t xml:space="preserve"> ; comp. avec </w:t>
       </w:r>
-      <w:hyperlink r:id="rId149">
+      <w:hyperlink r:id="rId152">
         <w:r>
           <w:rPr>
             <w:lang w:val="fr_FR" w:bidi="fr_FR"/>
@@ -4879,7 +4933,7 @@
         </w:rPr>
         <w:t xml:space="preserve"> ; </w:t>
       </w:r>
-      <w:hyperlink r:id="rId150">
+      <w:hyperlink r:id="rId153">
         <w:r>
           <w:rPr>
             <w:lang w:val="fr_FR" w:bidi="fr_FR"/>
@@ -4897,7 +4951,7 @@
         </w:rPr>
         <w:t xml:space="preserve"> ; </w:t>
       </w:r>
-      <w:hyperlink r:id="rId151">
+      <w:hyperlink r:id="rId154">
         <w:r>
           <w:rPr>
             <w:lang w:val="fr_FR" w:bidi="fr_FR"/>
@@ -4929,7 +4983,7 @@
         </w:rPr>
         <w:t>Dieu a donné à l'Église des dirigeants, mais Jésus a enseigné qu'ils ne doivent pas asservir, mais plutôt servir les autres (</w:t>
       </w:r>
-      <w:hyperlink r:id="rId152">
+      <w:hyperlink r:id="rId155">
         <w:r>
           <w:rPr>
             <w:lang w:val="fr_FR" w:bidi="fr_FR"/>
@@ -4947,7 +5001,7 @@
         </w:rPr>
         <w:t xml:space="preserve"> ; </w:t>
       </w:r>
-      <w:hyperlink r:id="rId153">
+      <w:hyperlink r:id="rId156">
         <w:r>
           <w:rPr>
             <w:lang w:val="fr_FR" w:bidi="fr_FR"/>
@@ -4965,7 +5019,7 @@
         </w:rPr>
         <w:t xml:space="preserve"> ; </w:t>
       </w:r>
-      <w:hyperlink r:id="rId154">
+      <w:hyperlink r:id="rId157">
         <w:r>
           <w:rPr>
             <w:lang w:val="fr_FR" w:bidi="fr_FR"/>
@@ -4983,7 +5037,7 @@
         </w:rPr>
         <w:t xml:space="preserve"> ; </w:t>
       </w:r>
-      <w:hyperlink r:id="rId155">
+      <w:hyperlink r:id="rId158">
         <w:r>
           <w:rPr>
             <w:lang w:val="fr_FR" w:bidi="fr_FR"/>
@@ -5001,7 +5055,7 @@
         </w:rPr>
         <w:t>). Ceux qui dirigent servent bien le Seigneur lorsqu'ils comprennent les besoins de l'Église et savent reconnaître ceux à qui Dieu a donné les dons correspondants. En effet, leur rôle comprend d'aider ceux qui sont sous leur responsabilité à grandir dans leurs dons pour que eux aussi puissent servir le Seigneur pour l'édification de l'Église (</w:t>
       </w:r>
-      <w:hyperlink r:id="rId156">
+      <w:hyperlink r:id="rId159">
         <w:r>
           <w:rPr>
             <w:lang w:val="fr_FR" w:bidi="fr_FR"/>
@@ -5042,6 +5096,132 @@
           <w:lang w:val="fr_FR" w:bidi="fr_FR"/>
         </w:rPr>
       </w:r>
+      <w:hyperlink r:id="rId152">
+        <w:r>
+          <w:rPr>
+            <w:lang w:val="fr_FR" w:bidi="fr_FR"/>
+          </w:rPr>
+          <w:rPr>
+            <w:color w:val="0000EE"/>
+            <w:u w:val="single"/>
+          </w:rPr>
+          <w:t>Exode 19.6</w:t>
+        </w:r>
+      </w:hyperlink>
+      <w:r>
+        <w:rPr>
+          <w:lang w:val="fr_FR" w:bidi="fr_FR"/>
+        </w:rPr>
+        <w:t xml:space="preserve"> ; </w:t>
+      </w:r>
+      <w:hyperlink r:id="rId153">
+        <w:r>
+          <w:rPr>
+            <w:lang w:val="fr_FR" w:bidi="fr_FR"/>
+          </w:rPr>
+          <w:rPr>
+            <w:color w:val="0000EE"/>
+            <w:u w:val="single"/>
+          </w:rPr>
+          <w:t>Ésaïe 61.6</w:t>
+        </w:r>
+      </w:hyperlink>
+      <w:r>
+        <w:rPr>
+          <w:lang w:val="fr_FR" w:bidi="fr_FR"/>
+        </w:rPr>
+        <w:t xml:space="preserve"> ; </w:t>
+      </w:r>
+      <w:hyperlink r:id="rId155">
+        <w:r>
+          <w:rPr>
+            <w:lang w:val="fr_FR" w:bidi="fr_FR"/>
+          </w:rPr>
+          <w:rPr>
+            <w:color w:val="0000EE"/>
+            <w:u w:val="single"/>
+          </w:rPr>
+          <w:t>Matthieu 20.25–28</w:t>
+        </w:r>
+      </w:hyperlink>
+      <w:r>
+        <w:rPr>
+          <w:lang w:val="fr_FR" w:bidi="fr_FR"/>
+        </w:rPr>
+        <w:t xml:space="preserve"> ; </w:t>
+      </w:r>
+      <w:hyperlink r:id="rId141">
+        <w:r>
+          <w:rPr>
+            <w:lang w:val="fr_FR" w:bidi="fr_FR"/>
+          </w:rPr>
+          <w:rPr>
+            <w:color w:val="0000EE"/>
+            <w:u w:val="single"/>
+          </w:rPr>
+          <w:t>Actes 6.1–7</w:t>
+        </w:r>
+      </w:hyperlink>
+      <w:r>
+        <w:rPr>
+          <w:lang w:val="fr_FR" w:bidi="fr_FR"/>
+        </w:rPr>
+        <w:t xml:space="preserve"> ; </w:t>
+      </w:r>
+      <w:hyperlink r:id="rId146">
+        <w:r>
+          <w:rPr>
+            <w:lang w:val="fr_FR" w:bidi="fr_FR"/>
+          </w:rPr>
+          <w:rPr>
+            <w:color w:val="0000EE"/>
+            <w:u w:val="single"/>
+          </w:rPr>
+          <w:t>1 Corinthiens 12.4–11</w:t>
+        </w:r>
+      </w:hyperlink>
+      <w:r>
+        <w:rPr>
+          <w:lang w:val="fr_FR" w:bidi="fr_FR"/>
+        </w:rPr>
+        <w:t xml:space="preserve"> ; </w:t>
+      </w:r>
+      <w:hyperlink r:id="rId159">
+        <w:r>
+          <w:rPr>
+            <w:lang w:val="fr_FR" w:bidi="fr_FR"/>
+          </w:rPr>
+          <w:rPr>
+            <w:color w:val="0000EE"/>
+            <w:u w:val="single"/>
+          </w:rPr>
+          <w:t>Éphésiens 4.11–12</w:t>
+        </w:r>
+      </w:hyperlink>
+      <w:r>
+        <w:rPr>
+          <w:lang w:val="fr_FR" w:bidi="fr_FR"/>
+        </w:rPr>
+        <w:t xml:space="preserve"> ; </w:t>
+      </w:r>
+      <w:hyperlink r:id="rId148">
+        <w:r>
+          <w:rPr>
+            <w:lang w:val="fr_FR" w:bidi="fr_FR"/>
+          </w:rPr>
+          <w:rPr>
+            <w:color w:val="0000EE"/>
+            <w:u w:val="single"/>
+          </w:rPr>
+          <w:t>1 Pierre 2.5</w:t>
+        </w:r>
+      </w:hyperlink>
+      <w:r>
+        <w:rPr>
+          <w:lang w:val="fr_FR" w:bidi="fr_FR"/>
+        </w:rPr>
+        <w:t xml:space="preserve">, </w:t>
+      </w:r>
       <w:hyperlink r:id="rId149">
         <w:r>
           <w:rPr>
@@ -5051,7 +5231,7 @@
             <w:color w:val="0000EE"/>
             <w:u w:val="single"/>
           </w:rPr>
-          <w:t>Exode 19.6</w:t>
+          <w:t>9</w:t>
         </w:r>
       </w:hyperlink>
       <w:r>
@@ -5060,6 +5240,24 @@
         </w:rPr>
         <w:t xml:space="preserve"> ; </w:t>
       </w:r>
+      <w:hyperlink r:id="rId147">
+        <w:r>
+          <w:rPr>
+            <w:lang w:val="fr_FR" w:bidi="fr_FR"/>
+          </w:rPr>
+          <w:rPr>
+            <w:color w:val="0000EE"/>
+            <w:u w:val="single"/>
+          </w:rPr>
+          <w:t>4.10–11</w:t>
+        </w:r>
+      </w:hyperlink>
+      <w:r>
+        <w:rPr>
+          <w:lang w:val="fr_FR" w:bidi="fr_FR"/>
+        </w:rPr>
+        <w:t xml:space="preserve"> ; </w:t>
+      </w:r>
       <w:hyperlink r:id="rId150">
         <w:r>
           <w:rPr>
@@ -5069,7 +5267,7 @@
             <w:color w:val="0000EE"/>
             <w:u w:val="single"/>
           </w:rPr>
-          <w:t>Ésaïe 61.6</w:t>
+          <w:t>Apocalypse 1.6</w:t>
         </w:r>
       </w:hyperlink>
       <w:r>
@@ -5078,16 +5276,16 @@
         </w:rPr>
         <w:t xml:space="preserve"> ; </w:t>
       </w:r>
-      <w:hyperlink r:id="rId152">
-        <w:r>
-          <w:rPr>
-            <w:lang w:val="fr_FR" w:bidi="fr_FR"/>
-          </w:rPr>
-          <w:rPr>
-            <w:color w:val="0000EE"/>
-            <w:u w:val="single"/>
-          </w:rPr>
-          <w:t>Matthieu 20.25–28</w:t>
+      <w:hyperlink r:id="rId151">
+        <w:r>
+          <w:rPr>
+            <w:lang w:val="fr_FR" w:bidi="fr_FR"/>
+          </w:rPr>
+          <w:rPr>
+            <w:color w:val="0000EE"/>
+            <w:u w:val="single"/>
+          </w:rPr>
+          <w:t>5.10</w:t>
         </w:r>
       </w:hyperlink>
       <w:r>
@@ -5096,151 +5294,7 @@
         </w:rPr>
         <w:t xml:space="preserve"> ; </w:t>
       </w:r>
-      <w:hyperlink r:id="rId138">
-        <w:r>
-          <w:rPr>
-            <w:lang w:val="fr_FR" w:bidi="fr_FR"/>
-          </w:rPr>
-          <w:rPr>
-            <w:color w:val="0000EE"/>
-            <w:u w:val="single"/>
-          </w:rPr>
-          <w:t>Actes 6.1–7</w:t>
-        </w:r>
-      </w:hyperlink>
-      <w:r>
-        <w:rPr>
-          <w:lang w:val="fr_FR" w:bidi="fr_FR"/>
-        </w:rPr>
-        <w:t xml:space="preserve"> ; </w:t>
-      </w:r>
-      <w:hyperlink r:id="rId143">
-        <w:r>
-          <w:rPr>
-            <w:lang w:val="fr_FR" w:bidi="fr_FR"/>
-          </w:rPr>
-          <w:rPr>
-            <w:color w:val="0000EE"/>
-            <w:u w:val="single"/>
-          </w:rPr>
-          <w:t>1 Corinthiens 12.4–11</w:t>
-        </w:r>
-      </w:hyperlink>
-      <w:r>
-        <w:rPr>
-          <w:lang w:val="fr_FR" w:bidi="fr_FR"/>
-        </w:rPr>
-        <w:t xml:space="preserve"> ; </w:t>
-      </w:r>
-      <w:hyperlink r:id="rId156">
-        <w:r>
-          <w:rPr>
-            <w:lang w:val="fr_FR" w:bidi="fr_FR"/>
-          </w:rPr>
-          <w:rPr>
-            <w:color w:val="0000EE"/>
-            <w:u w:val="single"/>
-          </w:rPr>
-          <w:t>Éphésiens 4.11–12</w:t>
-        </w:r>
-      </w:hyperlink>
-      <w:r>
-        <w:rPr>
-          <w:lang w:val="fr_FR" w:bidi="fr_FR"/>
-        </w:rPr>
-        <w:t xml:space="preserve"> ; </w:t>
-      </w:r>
-      <w:hyperlink r:id="rId145">
-        <w:r>
-          <w:rPr>
-            <w:lang w:val="fr_FR" w:bidi="fr_FR"/>
-          </w:rPr>
-          <w:rPr>
-            <w:color w:val="0000EE"/>
-            <w:u w:val="single"/>
-          </w:rPr>
-          <w:t>1 Pierre 2.5</w:t>
-        </w:r>
-      </w:hyperlink>
-      <w:r>
-        <w:rPr>
-          <w:lang w:val="fr_FR" w:bidi="fr_FR"/>
-        </w:rPr>
-        <w:t xml:space="preserve">, </w:t>
-      </w:r>
-      <w:hyperlink r:id="rId146">
-        <w:r>
-          <w:rPr>
-            <w:lang w:val="fr_FR" w:bidi="fr_FR"/>
-          </w:rPr>
-          <w:rPr>
-            <w:color w:val="0000EE"/>
-            <w:u w:val="single"/>
-          </w:rPr>
-          <w:t>9</w:t>
-        </w:r>
-      </w:hyperlink>
-      <w:r>
-        <w:rPr>
-          <w:lang w:val="fr_FR" w:bidi="fr_FR"/>
-        </w:rPr>
-        <w:t xml:space="preserve"> ; </w:t>
-      </w:r>
-      <w:hyperlink r:id="rId144">
-        <w:r>
-          <w:rPr>
-            <w:lang w:val="fr_FR" w:bidi="fr_FR"/>
-          </w:rPr>
-          <w:rPr>
-            <w:color w:val="0000EE"/>
-            <w:u w:val="single"/>
-          </w:rPr>
-          <w:t>4.10–11</w:t>
-        </w:r>
-      </w:hyperlink>
-      <w:r>
-        <w:rPr>
-          <w:lang w:val="fr_FR" w:bidi="fr_FR"/>
-        </w:rPr>
-        <w:t xml:space="preserve"> ; </w:t>
-      </w:r>
-      <w:hyperlink r:id="rId147">
-        <w:r>
-          <w:rPr>
-            <w:lang w:val="fr_FR" w:bidi="fr_FR"/>
-          </w:rPr>
-          <w:rPr>
-            <w:color w:val="0000EE"/>
-            <w:u w:val="single"/>
-          </w:rPr>
-          <w:t>Apocalypse 1.6</w:t>
-        </w:r>
-      </w:hyperlink>
-      <w:r>
-        <w:rPr>
-          <w:lang w:val="fr_FR" w:bidi="fr_FR"/>
-        </w:rPr>
-        <w:t xml:space="preserve"> ; </w:t>
-      </w:r>
-      <w:hyperlink r:id="rId148">
-        <w:r>
-          <w:rPr>
-            <w:lang w:val="fr_FR" w:bidi="fr_FR"/>
-          </w:rPr>
-          <w:rPr>
-            <w:color w:val="0000EE"/>
-            <w:u w:val="single"/>
-          </w:rPr>
-          <w:t>5.10</w:t>
-        </w:r>
-      </w:hyperlink>
-      <w:r>
-        <w:rPr>
-          <w:lang w:val="fr_FR" w:bidi="fr_FR"/>
-        </w:rPr>
-        <w:t xml:space="preserve"> ; </w:t>
-      </w:r>
-      <w:hyperlink r:id="rId151">
+      <w:hyperlink r:id="rId154">
         <w:r>
           <w:rPr>
             <w:lang w:val="fr_FR" w:bidi="fr_FR"/>

--- a/fra/docx/016.content.docx
+++ b/fra/docx/016.content.docx
@@ -150,26 +150,6 @@
           <w:lang w:val="fr_FR" w:bidi="fr_FR"/>
         </w:rPr>
         <w:t>R</w:t>
-      </w:r>
-      <w:r>
-        <w:rPr>
-          <w:lang w:val="fr_FR" w:bidi="fr_FR"/>
-        </w:rPr>
-      </w:r>
-    </w:p>
-    <w:p>
-      <w:pPr/>
-      <w:r>
-        <w:rPr>
-          <w:lang w:val="fr_FR" w:bidi="fr_FR"/>
-        </w:rPr>
-      </w:r>
-      <w:r>
-        <w:rPr>
-          <w:i/>
-          <w:lang w:val="fr_FR" w:bidi="fr_FR"/>
-        </w:rPr>
-        <w:t>Réaction de David à son roi injuste (Saül), Religion cananéenne, Rencontres avec Jésus, Renoncer à ses droits, Repos du sabbat de Dieu, Responsabiliser le ministère</w:t>
       </w:r>
       <w:r>
         <w:rPr>

--- a/fra/docx/016.content.docx
+++ b/fra/docx/016.content.docx
@@ -19,7 +19,7 @@
         <w:rPr>
           <w:lang w:val="fr_FR" w:bidi="fr_FR"/>
         </w:rPr>
-        <w:t>Resource: Study Notes - Themes (Tyndale)</w:t>
+        <w:t>Resource: Tyndale Open Study Notes</w:t>
       </w:r>
       <w:r>
         <w:rPr>
@@ -112,7 +112,7 @@
         <w:rPr>
           <w:lang w:val="fr_FR" w:bidi="fr_FR"/>
         </w:rPr>
-        <w:t>Study Notes - Themes (Tyndale)</w:t>
+        <w:t>Tyndale Open Study Notes</w:t>
       </w:r>
     </w:p>
     <w:p>

--- a/fra/docx/016.content.docx
+++ b/fra/docx/016.content.docx
@@ -19,7 +19,7 @@
         <w:rPr>
           <w:lang w:val="fr_FR" w:bidi="fr_FR"/>
         </w:rPr>
-        <w:t>Resource: Tyndale Open Study Notes</w:t>
+        <w:t>Resource: Aquifer Open Study Notes (Themes)</w:t>
       </w:r>
       <w:r>
         <w:rPr>
@@ -112,7 +112,7 @@
         <w:rPr>
           <w:lang w:val="fr_FR" w:bidi="fr_FR"/>
         </w:rPr>
-        <w:t>Tyndale Open Study Notes</w:t>
+        <w:t>Aquifer Open Study Notes (Themes)</w:t>
       </w:r>
     </w:p>
     <w:p>

--- a/fra/docx/016.content.docx
+++ b/fra/docx/016.content.docx
@@ -233,72 +233,48 @@
         </w:rPr>
         <w:t>Alors que l'Éternel bénit et donne du succès à David, le roi Saül voit en lui un ennemi. L'Éternel rejette Saül parce que c'est un roi qui lui désobéit. L'onction du Saint-Esprit repose alors sur David (</w:t>
       </w:r>
-      <w:hyperlink r:id="rId13">
-        <w:r>
-          <w:rPr>
-            <w:lang w:val="fr_FR" w:bidi="fr_FR"/>
-          </w:rPr>
-          <w:rPr>
-            <w:color w:val="0000EE"/>
-            <w:u w:val="single"/>
-          </w:rPr>
-          <w:t>1S 15.1–16.14</w:t>
-        </w:r>
-      </w:hyperlink>
+      <w:r>
+        <w:rPr>
+          <w:lang w:val="fr_FR" w:bidi="fr_FR"/>
+        </w:rPr>
+        <w:t>1S 15.1–16.14</w:t>
+      </w:r>
       <w:r>
         <w:rPr>
           <w:lang w:val="fr_FR" w:bidi="fr_FR"/>
         </w:rPr>
         <w:t>). Lorsque Saül a besoin de quelqu'un pour apaiser son esprit tourmenté, David arrive à le soulager en jouant de la harpe (</w:t>
       </w:r>
-      <w:hyperlink r:id="rId14">
-        <w:r>
-          <w:rPr>
-            <w:lang w:val="fr_FR" w:bidi="fr_FR"/>
-          </w:rPr>
-          <w:rPr>
-            <w:color w:val="0000EE"/>
-            <w:u w:val="single"/>
-          </w:rPr>
-          <w:t>16.15–23</w:t>
-        </w:r>
-      </w:hyperlink>
+      <w:r>
+        <w:rPr>
+          <w:lang w:val="fr_FR" w:bidi="fr_FR"/>
+        </w:rPr>
+        <w:t>16.15–23</w:t>
+      </w:r>
       <w:r>
         <w:rPr>
           <w:lang w:val="fr_FR" w:bidi="fr_FR"/>
         </w:rPr>
         <w:t>). Alors que Saül est coincé par le défi de Goliath, David se montre un jeune guerrier brave et plein de foi, qui réussit à vaincre le géant (</w:t>
       </w:r>
-      <w:hyperlink r:id="rId15">
-        <w:r>
-          <w:rPr>
-            <w:lang w:val="fr_FR" w:bidi="fr_FR"/>
-          </w:rPr>
-          <w:rPr>
-            <w:color w:val="0000EE"/>
-            <w:u w:val="single"/>
-          </w:rPr>
-          <w:t>1 Samuel 17</w:t>
-        </w:r>
-      </w:hyperlink>
+      <w:r>
+        <w:rPr>
+          <w:lang w:val="fr_FR" w:bidi="fr_FR"/>
+        </w:rPr>
+        <w:t>1 Samuel 17</w:t>
+      </w:r>
       <w:r>
         <w:rPr>
           <w:lang w:val="fr_FR" w:bidi="fr_FR"/>
         </w:rPr>
         <w:t>). Un nombre grandissant de personnes remarquent sa valeur et ses exploits, ce qui rend Saül jaloux (</w:t>
       </w:r>
-      <w:hyperlink r:id="rId16">
-        <w:r>
-          <w:rPr>
-            <w:lang w:val="fr_FR" w:bidi="fr_FR"/>
-          </w:rPr>
-          <w:rPr>
-            <w:color w:val="0000EE"/>
-            <w:u w:val="single"/>
-          </w:rPr>
-          <w:t>18.6–9</w:t>
-        </w:r>
-      </w:hyperlink>
+      <w:r>
+        <w:rPr>
+          <w:lang w:val="fr_FR" w:bidi="fr_FR"/>
+        </w:rPr>
+        <w:t>18.6–9</w:t>
+      </w:r>
       <w:r>
         <w:rPr>
           <w:lang w:val="fr_FR" w:bidi="fr_FR"/>
@@ -319,144 +295,96 @@
         </w:rPr>
         <w:t>Malgré le fait que le roi Saül tente de tuer David avec une lance à deux reprises (</w:t>
       </w:r>
-      <w:hyperlink r:id="rId17">
-        <w:r>
-          <w:rPr>
-            <w:lang w:val="fr_FR" w:bidi="fr_FR"/>
-          </w:rPr>
-          <w:rPr>
-            <w:color w:val="0000EE"/>
-            <w:u w:val="single"/>
-          </w:rPr>
-          <w:t>1S 18.10–11</w:t>
-        </w:r>
-      </w:hyperlink>
+      <w:r>
+        <w:rPr>
+          <w:lang w:val="fr_FR" w:bidi="fr_FR"/>
+        </w:rPr>
+        <w:t>1S 18.10–11</w:t>
+      </w:r>
       <w:r>
         <w:rPr>
           <w:lang w:val="fr_FR" w:bidi="fr_FR"/>
         </w:rPr>
         <w:t>), celui-ci continue à le servir. Il dirige des troupes du roi (</w:t>
       </w:r>
-      <w:hyperlink r:id="rId18">
-        <w:r>
-          <w:rPr>
-            <w:lang w:val="fr_FR" w:bidi="fr_FR"/>
-          </w:rPr>
-          <w:rPr>
-            <w:color w:val="0000EE"/>
-            <w:u w:val="single"/>
-          </w:rPr>
-          <w:t>18.13</w:t>
-        </w:r>
-      </w:hyperlink>
+      <w:r>
+        <w:rPr>
+          <w:lang w:val="fr_FR" w:bidi="fr_FR"/>
+        </w:rPr>
+        <w:t>18.13</w:t>
+      </w:r>
       <w:r>
         <w:rPr>
           <w:lang w:val="fr_FR" w:bidi="fr_FR"/>
         </w:rPr>
         <w:t>) et épouse sa fille (</w:t>
       </w:r>
-      <w:hyperlink r:id="rId19">
-        <w:r>
-          <w:rPr>
-            <w:lang w:val="fr_FR" w:bidi="fr_FR"/>
-          </w:rPr>
-          <w:rPr>
-            <w:color w:val="0000EE"/>
-            <w:u w:val="single"/>
-          </w:rPr>
-          <w:t>18.17–27</w:t>
-        </w:r>
-      </w:hyperlink>
+      <w:r>
+        <w:rPr>
+          <w:lang w:val="fr_FR" w:bidi="fr_FR"/>
+        </w:rPr>
+        <w:t>18.17–27</w:t>
+      </w:r>
       <w:r>
         <w:rPr>
           <w:lang w:val="fr_FR" w:bidi="fr_FR"/>
         </w:rPr>
         <w:t>). Il joue toujours de la harpe pour lui (</w:t>
       </w:r>
-      <w:hyperlink r:id="rId20">
-        <w:r>
-          <w:rPr>
-            <w:lang w:val="fr_FR" w:bidi="fr_FR"/>
-          </w:rPr>
-          <w:rPr>
-            <w:color w:val="0000EE"/>
-            <w:u w:val="single"/>
-          </w:rPr>
-          <w:t>19.7</w:t>
-        </w:r>
-      </w:hyperlink>
+      <w:r>
+        <w:rPr>
+          <w:lang w:val="fr_FR" w:bidi="fr_FR"/>
+        </w:rPr>
+        <w:t>19.7</w:t>
+      </w:r>
       <w:r>
         <w:rPr>
           <w:lang w:val="fr_FR" w:bidi="fr_FR"/>
         </w:rPr>
         <w:t xml:space="preserve">, </w:t>
       </w:r>
-      <w:hyperlink r:id="rId21">
-        <w:r>
-          <w:rPr>
-            <w:lang w:val="fr_FR" w:bidi="fr_FR"/>
-          </w:rPr>
-          <w:rPr>
-            <w:color w:val="0000EE"/>
-            <w:u w:val="single"/>
-          </w:rPr>
-          <w:t>9</w:t>
-        </w:r>
-      </w:hyperlink>
+      <w:r>
+        <w:rPr>
+          <w:lang w:val="fr_FR" w:bidi="fr_FR"/>
+        </w:rPr>
+        <w:t>9</w:t>
+      </w:r>
       <w:r>
         <w:rPr>
           <w:lang w:val="fr_FR" w:bidi="fr_FR"/>
         </w:rPr>
         <w:t>). David réussit dans tout ce qu'il entreprend. Saül le redoute et s'en méfie. Il essaie à nouveau de le tuer (</w:t>
       </w:r>
-      <w:hyperlink r:id="rId22">
-        <w:r>
-          <w:rPr>
-            <w:lang w:val="fr_FR" w:bidi="fr_FR"/>
-          </w:rPr>
-          <w:rPr>
-            <w:color w:val="0000EE"/>
-            <w:u w:val="single"/>
-          </w:rPr>
-          <w:t>19.9–11</w:t>
-        </w:r>
-      </w:hyperlink>
+      <w:r>
+        <w:rPr>
+          <w:lang w:val="fr_FR" w:bidi="fr_FR"/>
+        </w:rPr>
+        <w:t>19.9–11</w:t>
+      </w:r>
       <w:r>
         <w:rPr>
           <w:lang w:val="fr_FR" w:bidi="fr_FR"/>
         </w:rPr>
         <w:t>). Cette fois-ci, David est obligé de s'échapper pour sauver sa vie (</w:t>
       </w:r>
-      <w:hyperlink r:id="rId23">
-        <w:r>
-          <w:rPr>
-            <w:lang w:val="fr_FR" w:bidi="fr_FR"/>
-          </w:rPr>
-          <w:rPr>
-            <w:color w:val="0000EE"/>
-            <w:u w:val="single"/>
-          </w:rPr>
-          <w:t>19.11–18</w:t>
-        </w:r>
-      </w:hyperlink>
-      <w:r>
-        <w:rPr>
-          <w:lang w:val="fr_FR" w:bidi="fr_FR"/>
-        </w:rPr>
-        <w:t xml:space="preserve"> ; </w:t>
-      </w:r>
-      <w:hyperlink r:id="rId24">
-        <w:r>
-          <w:rPr>
-            <w:lang w:val="fr_FR" w:bidi="fr_FR"/>
-          </w:rPr>
-          <w:rPr>
-            <w:color w:val="0000EE"/>
-            <w:u w:val="single"/>
-          </w:rPr>
-          <w:t>20.1–43</w:t>
-        </w:r>
-      </w:hyperlink>
+      <w:r>
+        <w:rPr>
+          <w:lang w:val="fr_FR" w:bidi="fr_FR"/>
+        </w:rPr>
+        <w:t>19.11–18</w:t>
+      </w:r>
+      <w:r>
+        <w:rPr>
+          <w:lang w:val="fr_FR" w:bidi="fr_FR"/>
+        </w:rPr>
+        <w:t xml:space="preserve"> ; </w:t>
+      </w:r>
+      <w:r>
+        <w:rPr>
+          <w:lang w:val="fr_FR" w:bidi="fr_FR"/>
+        </w:rPr>
+        <w:t>20.1–43</w:t>
+      </w:r>
       <w:r>
         <w:rPr>
           <w:lang w:val="fr_FR" w:bidi="fr_FR"/>
@@ -477,36 +405,24 @@
         </w:rPr>
         <w:t>Pendant le reste du règne du roi Saül, David est un fugitif, poursuivi par le roi qu'il a servi loyalement. Même dans ces circonstances, il refuse de lui rendre le mal. À deux reprises, David a l'occasion de le tuer (</w:t>
       </w:r>
-      <w:hyperlink r:id="rId25">
-        <w:r>
-          <w:rPr>
-            <w:lang w:val="fr_FR" w:bidi="fr_FR"/>
-          </w:rPr>
-          <w:rPr>
-            <w:color w:val="0000EE"/>
-            <w:u w:val="single"/>
-          </w:rPr>
-          <w:t xml:space="preserve">1S 24.1–23 </w:t>
-        </w:r>
-      </w:hyperlink>
+      <w:r>
+        <w:rPr>
+          <w:lang w:val="fr_FR" w:bidi="fr_FR"/>
+        </w:rPr>
+        <w:t xml:space="preserve">1S 24.1–23 </w:t>
+      </w:r>
       <w:r>
         <w:rPr>
           <w:lang w:val="fr_FR" w:bidi="fr_FR"/>
         </w:rPr>
         <w:t xml:space="preserve">; </w:t>
       </w:r>
-      <w:hyperlink r:id="rId26">
-        <w:r>
-          <w:rPr>
-            <w:lang w:val="fr_FR" w:bidi="fr_FR"/>
-          </w:rPr>
-          <w:rPr>
-            <w:color w:val="0000EE"/>
-            <w:u w:val="single"/>
-          </w:rPr>
-          <w:t>26.1–25</w:t>
-        </w:r>
-      </w:hyperlink>
+      <w:r>
+        <w:rPr>
+          <w:lang w:val="fr_FR" w:bidi="fr_FR"/>
+        </w:rPr>
+        <w:t>26.1–25</w:t>
+      </w:r>
       <w:r>
         <w:rPr>
           <w:lang w:val="fr_FR" w:bidi="fr_FR"/>
@@ -525,36 +441,24 @@
         </w:rPr>
         <w:t xml:space="preserve"> » (</w:t>
       </w:r>
-      <w:hyperlink r:id="rId27">
-        <w:r>
-          <w:rPr>
-            <w:lang w:val="fr_FR" w:bidi="fr_FR"/>
-          </w:rPr>
-          <w:rPr>
-            <w:color w:val="0000EE"/>
-            <w:u w:val="single"/>
-          </w:rPr>
-          <w:t xml:space="preserve">24.6 </w:t>
-        </w:r>
-      </w:hyperlink>
+      <w:r>
+        <w:rPr>
+          <w:lang w:val="fr_FR" w:bidi="fr_FR"/>
+        </w:rPr>
+        <w:t xml:space="preserve">24.6 </w:t>
+      </w:r>
       <w:r>
         <w:rPr>
           <w:lang w:val="fr_FR" w:bidi="fr_FR"/>
         </w:rPr>
         <w:t xml:space="preserve">; </w:t>
       </w:r>
-      <w:hyperlink r:id="rId28">
-        <w:r>
-          <w:rPr>
-            <w:lang w:val="fr_FR" w:bidi="fr_FR"/>
-          </w:rPr>
-          <w:rPr>
-            <w:color w:val="0000EE"/>
-            <w:u w:val="single"/>
-          </w:rPr>
-          <w:t>26.9</w:t>
-        </w:r>
-      </w:hyperlink>
+      <w:r>
+        <w:rPr>
+          <w:lang w:val="fr_FR" w:bidi="fr_FR"/>
+        </w:rPr>
+        <w:t>26.9</w:t>
+      </w:r>
       <w:r>
         <w:rPr>
           <w:lang w:val="fr_FR" w:bidi="fr_FR"/>
@@ -575,72 +479,48 @@
         </w:rPr>
         <w:t>Durant ces années où il vit comme un fugitif, David continue à servir l'Éternel et les intérêts du peuple d'Israël (</w:t>
       </w:r>
-      <w:hyperlink r:id="rId29">
-        <w:r>
-          <w:rPr>
-            <w:lang w:val="fr_FR" w:bidi="fr_FR"/>
-          </w:rPr>
-          <w:rPr>
-            <w:color w:val="0000EE"/>
-            <w:u w:val="single"/>
-          </w:rPr>
-          <w:t xml:space="preserve">1Sa 23.1–6 </w:t>
-        </w:r>
-      </w:hyperlink>
+      <w:r>
+        <w:rPr>
+          <w:lang w:val="fr_FR" w:bidi="fr_FR"/>
+        </w:rPr>
+        <w:t xml:space="preserve">1Sa 23.1–6 </w:t>
+      </w:r>
       <w:r>
         <w:rPr>
           <w:lang w:val="fr_FR" w:bidi="fr_FR"/>
         </w:rPr>
         <w:t xml:space="preserve">; </w:t>
       </w:r>
-      <w:hyperlink r:id="rId30">
-        <w:r>
-          <w:rPr>
-            <w:lang w:val="fr_FR" w:bidi="fr_FR"/>
-          </w:rPr>
-          <w:rPr>
-            <w:color w:val="0000EE"/>
-            <w:u w:val="single"/>
-          </w:rPr>
-          <w:t>25.4–9</w:t>
-        </w:r>
-      </w:hyperlink>
+      <w:r>
+        <w:rPr>
+          <w:lang w:val="fr_FR" w:bidi="fr_FR"/>
+        </w:rPr>
+        <w:t>25.4–9</w:t>
+      </w:r>
       <w:r>
         <w:rPr>
           <w:lang w:val="fr_FR" w:bidi="fr_FR"/>
         </w:rPr>
         <w:t xml:space="preserve">, </w:t>
       </w:r>
-      <w:hyperlink r:id="rId31">
-        <w:r>
-          <w:rPr>
-            <w:lang w:val="fr_FR" w:bidi="fr_FR"/>
-          </w:rPr>
-          <w:rPr>
-            <w:color w:val="0000EE"/>
-            <w:u w:val="single"/>
-          </w:rPr>
-          <w:t xml:space="preserve">14–16 </w:t>
-        </w:r>
-      </w:hyperlink>
+      <w:r>
+        <w:rPr>
+          <w:lang w:val="fr_FR" w:bidi="fr_FR"/>
+        </w:rPr>
+        <w:t xml:space="preserve">14–16 </w:t>
+      </w:r>
       <w:r>
         <w:rPr>
           <w:lang w:val="fr_FR" w:bidi="fr_FR"/>
         </w:rPr>
         <w:t xml:space="preserve">; </w:t>
       </w:r>
-      <w:hyperlink r:id="rId32">
-        <w:r>
-          <w:rPr>
-            <w:lang w:val="fr_FR" w:bidi="fr_FR"/>
-          </w:rPr>
-          <w:rPr>
-            <w:color w:val="0000EE"/>
-            <w:u w:val="single"/>
-          </w:rPr>
-          <w:t>27.8–9</w:t>
-        </w:r>
-      </w:hyperlink>
+      <w:r>
+        <w:rPr>
+          <w:lang w:val="fr_FR" w:bidi="fr_FR"/>
+        </w:rPr>
+        <w:t>27.8–9</w:t>
+      </w:r>
       <w:r>
         <w:rPr>
           <w:lang w:val="fr_FR" w:bidi="fr_FR"/>
@@ -659,18 +539,12 @@
         </w:rPr>
         <w:t xml:space="preserve"> » (</w:t>
       </w:r>
-      <w:hyperlink r:id="rId33">
-        <w:r>
-          <w:rPr>
-            <w:lang w:val="fr_FR" w:bidi="fr_FR"/>
-          </w:rPr>
-          <w:rPr>
-            <w:color w:val="0000EE"/>
-            <w:u w:val="single"/>
-          </w:rPr>
-          <w:t>2Sa 1.17–27</w:t>
-        </w:r>
-      </w:hyperlink>
+      <w:r>
+        <w:rPr>
+          <w:lang w:val="fr_FR" w:bidi="fr_FR"/>
+        </w:rPr>
+        <w:t>2Sa 1.17–27</w:t>
+      </w:r>
       <w:r>
         <w:rPr>
           <w:lang w:val="fr_FR" w:bidi="fr_FR"/>
@@ -691,72 +565,48 @@
         </w:rPr>
         <w:t>David reste donc loyal à un roi qui le déteste et veut sa mort. De manière similaire, le prophète Jérémie écrit une prophétie pour le roi et ses officiers, mais celui-ci la brûle et ses officiers le mettent plus tard dans une citerne pour qu'il y meure (</w:t>
       </w:r>
-      <w:hyperlink r:id="rId34">
-        <w:r>
-          <w:rPr>
-            <w:lang w:val="fr_FR" w:bidi="fr_FR"/>
-          </w:rPr>
-          <w:rPr>
-            <w:color w:val="0000EE"/>
-            <w:u w:val="single"/>
-          </w:rPr>
-          <w:t>Jr 36.21–26</w:t>
-        </w:r>
-      </w:hyperlink>
-      <w:r>
-        <w:rPr>
-          <w:lang w:val="fr_FR" w:bidi="fr_FR"/>
-        </w:rPr>
-        <w:t xml:space="preserve"> ; </w:t>
-      </w:r>
-      <w:hyperlink r:id="rId35">
-        <w:r>
-          <w:rPr>
-            <w:lang w:val="fr_FR" w:bidi="fr_FR"/>
-          </w:rPr>
-          <w:rPr>
-            <w:color w:val="0000EE"/>
-            <w:u w:val="single"/>
-          </w:rPr>
-          <w:t>38.1–13</w:t>
-        </w:r>
-      </w:hyperlink>
+      <w:r>
+        <w:rPr>
+          <w:lang w:val="fr_FR" w:bidi="fr_FR"/>
+        </w:rPr>
+        <w:t>Jr 36.21–26</w:t>
+      </w:r>
+      <w:r>
+        <w:rPr>
+          <w:lang w:val="fr_FR" w:bidi="fr_FR"/>
+        </w:rPr>
+        <w:t xml:space="preserve"> ; </w:t>
+      </w:r>
+      <w:r>
+        <w:rPr>
+          <w:lang w:val="fr_FR" w:bidi="fr_FR"/>
+        </w:rPr>
+        <w:t>38.1–13</w:t>
+      </w:r>
       <w:r>
         <w:rPr>
           <w:lang w:val="fr_FR" w:bidi="fr_FR"/>
         </w:rPr>
         <w:t>). Le prophète Daniel et ses compagnons sont aussi des serviteurs fidèles à la cour des rois de Babylone et de Perse. Ils le sont, même si les rois et leurs officiers prennent parfois des décisions contraires à leur foi et menacent leurs vies (</w:t>
       </w:r>
-      <w:hyperlink r:id="rId36">
-        <w:r>
-          <w:rPr>
-            <w:lang w:val="fr_FR" w:bidi="fr_FR"/>
-          </w:rPr>
-          <w:rPr>
-            <w:color w:val="0000EE"/>
-            <w:u w:val="single"/>
-          </w:rPr>
-          <w:t>Dn 3.1–30</w:t>
-        </w:r>
-      </w:hyperlink>
-      <w:r>
-        <w:rPr>
-          <w:lang w:val="fr_FR" w:bidi="fr_FR"/>
-        </w:rPr>
-        <w:t xml:space="preserve"> ; </w:t>
-      </w:r>
-      <w:hyperlink r:id="rId37">
-        <w:r>
-          <w:rPr>
-            <w:lang w:val="fr_FR" w:bidi="fr_FR"/>
-          </w:rPr>
-          <w:rPr>
-            <w:color w:val="0000EE"/>
-            <w:u w:val="single"/>
-          </w:rPr>
-          <w:t>6.1–28</w:t>
-        </w:r>
-      </w:hyperlink>
+      <w:r>
+        <w:rPr>
+          <w:lang w:val="fr_FR" w:bidi="fr_FR"/>
+        </w:rPr>
+        <w:t>Dn 3.1–30</w:t>
+      </w:r>
+      <w:r>
+        <w:rPr>
+          <w:lang w:val="fr_FR" w:bidi="fr_FR"/>
+        </w:rPr>
+        <w:t xml:space="preserve"> ; </w:t>
+      </w:r>
+      <w:r>
+        <w:rPr>
+          <w:lang w:val="fr_FR" w:bidi="fr_FR"/>
+        </w:rPr>
+        <w:t>6.1–28</w:t>
+      </w:r>
       <w:r>
         <w:rPr>
           <w:lang w:val="fr_FR" w:bidi="fr_FR"/>
@@ -814,198 +664,132 @@
           <w:lang w:val="fr_FR" w:bidi="fr_FR"/>
         </w:rPr>
       </w:r>
-      <w:hyperlink r:id="rId25">
-        <w:r>
-          <w:rPr>
-            <w:lang w:val="fr_FR" w:bidi="fr_FR"/>
-          </w:rPr>
-          <w:rPr>
-            <w:color w:val="0000EE"/>
-            <w:u w:val="single"/>
-          </w:rPr>
-          <w:t>1 Samuel 24.1–22</w:t>
-        </w:r>
-      </w:hyperlink>
-      <w:r>
-        <w:rPr>
-          <w:lang w:val="fr_FR" w:bidi="fr_FR"/>
-        </w:rPr>
-        <w:t xml:space="preserve"> ; </w:t>
-      </w:r>
-      <w:hyperlink r:id="rId38">
-        <w:r>
-          <w:rPr>
-            <w:lang w:val="fr_FR" w:bidi="fr_FR"/>
-          </w:rPr>
-          <w:rPr>
-            <w:color w:val="0000EE"/>
-            <w:u w:val="single"/>
-          </w:rPr>
-          <w:t>2 Samuel 1.1–27</w:t>
-        </w:r>
-      </w:hyperlink>
-      <w:r>
-        <w:rPr>
-          <w:lang w:val="fr_FR" w:bidi="fr_FR"/>
-        </w:rPr>
-        <w:t xml:space="preserve"> ; </w:t>
-      </w:r>
-      <w:hyperlink r:id="rId39">
-        <w:r>
-          <w:rPr>
-            <w:lang w:val="fr_FR" w:bidi="fr_FR"/>
-          </w:rPr>
-          <w:rPr>
-            <w:color w:val="0000EE"/>
-            <w:u w:val="single"/>
-          </w:rPr>
-          <w:t>11.1–27</w:t>
-        </w:r>
-      </w:hyperlink>
-      <w:r>
-        <w:rPr>
-          <w:lang w:val="fr_FR" w:bidi="fr_FR"/>
-        </w:rPr>
-        <w:t xml:space="preserve"> ; </w:t>
-      </w:r>
-      <w:hyperlink r:id="rId40">
-        <w:r>
-          <w:rPr>
-            <w:lang w:val="fr_FR" w:bidi="fr_FR"/>
-          </w:rPr>
-          <w:rPr>
-            <w:color w:val="0000EE"/>
-            <w:u w:val="single"/>
-          </w:rPr>
-          <w:t>Jérémie 36.21–27</w:t>
-        </w:r>
-      </w:hyperlink>
-      <w:r>
-        <w:rPr>
-          <w:lang w:val="fr_FR" w:bidi="fr_FR"/>
-        </w:rPr>
-        <w:t xml:space="preserve"> ; </w:t>
-      </w:r>
-      <w:hyperlink r:id="rId35">
-        <w:r>
-          <w:rPr>
-            <w:lang w:val="fr_FR" w:bidi="fr_FR"/>
-          </w:rPr>
-          <w:rPr>
-            <w:color w:val="0000EE"/>
-            <w:u w:val="single"/>
-          </w:rPr>
-          <w:t>38.1–13</w:t>
-        </w:r>
-      </w:hyperlink>
-      <w:r>
-        <w:rPr>
-          <w:lang w:val="fr_FR" w:bidi="fr_FR"/>
-        </w:rPr>
-        <w:t xml:space="preserve"> ; </w:t>
-      </w:r>
-      <w:hyperlink r:id="rId36">
-        <w:r>
-          <w:rPr>
-            <w:lang w:val="fr_FR" w:bidi="fr_FR"/>
-          </w:rPr>
-          <w:rPr>
-            <w:color w:val="0000EE"/>
-            <w:u w:val="single"/>
-          </w:rPr>
-          <w:t>Daniel 3.1–30</w:t>
-        </w:r>
-      </w:hyperlink>
-      <w:r>
-        <w:rPr>
-          <w:lang w:val="fr_FR" w:bidi="fr_FR"/>
-        </w:rPr>
-        <w:t xml:space="preserve"> ; </w:t>
-      </w:r>
-      <w:hyperlink r:id="rId37">
-        <w:r>
-          <w:rPr>
-            <w:lang w:val="fr_FR" w:bidi="fr_FR"/>
-          </w:rPr>
-          <w:rPr>
-            <w:color w:val="0000EE"/>
-            <w:u w:val="single"/>
-          </w:rPr>
-          <w:t>6.1–28</w:t>
-        </w:r>
-      </w:hyperlink>
-      <w:r>
-        <w:rPr>
-          <w:lang w:val="fr_FR" w:bidi="fr_FR"/>
-        </w:rPr>
-        <w:t xml:space="preserve"> ; </w:t>
-      </w:r>
-      <w:hyperlink r:id="rId41">
-        <w:r>
-          <w:rPr>
-            <w:lang w:val="fr_FR" w:bidi="fr_FR"/>
-          </w:rPr>
-          <w:rPr>
-            <w:color w:val="0000EE"/>
-            <w:u w:val="single"/>
-          </w:rPr>
-          <w:t>Jean 8.29</w:t>
-        </w:r>
-      </w:hyperlink>
-      <w:r>
-        <w:rPr>
-          <w:lang w:val="fr_FR" w:bidi="fr_FR"/>
-        </w:rPr>
-        <w:t xml:space="preserve"> ; </w:t>
-      </w:r>
-      <w:hyperlink r:id="rId42">
-        <w:r>
-          <w:rPr>
-            <w:lang w:val="fr_FR" w:bidi="fr_FR"/>
-          </w:rPr>
-          <w:rPr>
-            <w:color w:val="0000EE"/>
-            <w:u w:val="single"/>
-          </w:rPr>
-          <w:t>Philippiens 2.6–11</w:t>
-        </w:r>
-      </w:hyperlink>
-      <w:r>
-        <w:rPr>
-          <w:lang w:val="fr_FR" w:bidi="fr_FR"/>
-        </w:rPr>
-        <w:t xml:space="preserve"> ; </w:t>
-      </w:r>
-      <w:hyperlink r:id="rId43">
-        <w:r>
-          <w:rPr>
-            <w:lang w:val="fr_FR" w:bidi="fr_FR"/>
-          </w:rPr>
-          <w:rPr>
-            <w:color w:val="0000EE"/>
-            <w:u w:val="single"/>
-          </w:rPr>
-          <w:t>Hébreux 5.7–10</w:t>
-        </w:r>
-      </w:hyperlink>
-      <w:r>
-        <w:rPr>
-          <w:lang w:val="fr_FR" w:bidi="fr_FR"/>
-        </w:rPr>
-        <w:t xml:space="preserve"> ; </w:t>
-      </w:r>
-      <w:hyperlink r:id="rId44">
-        <w:r>
-          <w:rPr>
-            <w:lang w:val="fr_FR" w:bidi="fr_FR"/>
-          </w:rPr>
-          <w:rPr>
-            <w:color w:val="0000EE"/>
-            <w:u w:val="single"/>
-          </w:rPr>
-          <w:t>1 Pierre 2.13–3.7</w:t>
-        </w:r>
-      </w:hyperlink>
+      <w:r>
+        <w:rPr>
+          <w:lang w:val="fr_FR" w:bidi="fr_FR"/>
+        </w:rPr>
+        <w:t>1 Samuel 24.1–22</w:t>
+      </w:r>
+      <w:r>
+        <w:rPr>
+          <w:lang w:val="fr_FR" w:bidi="fr_FR"/>
+        </w:rPr>
+        <w:t xml:space="preserve"> ; </w:t>
+      </w:r>
+      <w:r>
+        <w:rPr>
+          <w:lang w:val="fr_FR" w:bidi="fr_FR"/>
+        </w:rPr>
+        <w:t>2 Samuel 1.1–27</w:t>
+      </w:r>
+      <w:r>
+        <w:rPr>
+          <w:lang w:val="fr_FR" w:bidi="fr_FR"/>
+        </w:rPr>
+        <w:t xml:space="preserve"> ; </w:t>
+      </w:r>
+      <w:r>
+        <w:rPr>
+          <w:lang w:val="fr_FR" w:bidi="fr_FR"/>
+        </w:rPr>
+        <w:t>11.1–27</w:t>
+      </w:r>
+      <w:r>
+        <w:rPr>
+          <w:lang w:val="fr_FR" w:bidi="fr_FR"/>
+        </w:rPr>
+        <w:t xml:space="preserve"> ; </w:t>
+      </w:r>
+      <w:r>
+        <w:rPr>
+          <w:lang w:val="fr_FR" w:bidi="fr_FR"/>
+        </w:rPr>
+        <w:t>Jérémie 36.21–27</w:t>
+      </w:r>
+      <w:r>
+        <w:rPr>
+          <w:lang w:val="fr_FR" w:bidi="fr_FR"/>
+        </w:rPr>
+        <w:t xml:space="preserve"> ; </w:t>
+      </w:r>
+      <w:r>
+        <w:rPr>
+          <w:lang w:val="fr_FR" w:bidi="fr_FR"/>
+        </w:rPr>
+        <w:t>38.1–13</w:t>
+      </w:r>
+      <w:r>
+        <w:rPr>
+          <w:lang w:val="fr_FR" w:bidi="fr_FR"/>
+        </w:rPr>
+        <w:t xml:space="preserve"> ; </w:t>
+      </w:r>
+      <w:r>
+        <w:rPr>
+          <w:lang w:val="fr_FR" w:bidi="fr_FR"/>
+        </w:rPr>
+        <w:t>Daniel 3.1–30</w:t>
+      </w:r>
+      <w:r>
+        <w:rPr>
+          <w:lang w:val="fr_FR" w:bidi="fr_FR"/>
+        </w:rPr>
+        <w:t xml:space="preserve"> ; </w:t>
+      </w:r>
+      <w:r>
+        <w:rPr>
+          <w:lang w:val="fr_FR" w:bidi="fr_FR"/>
+        </w:rPr>
+        <w:t>6.1–28</w:t>
+      </w:r>
+      <w:r>
+        <w:rPr>
+          <w:lang w:val="fr_FR" w:bidi="fr_FR"/>
+        </w:rPr>
+        <w:t xml:space="preserve"> ; </w:t>
+      </w:r>
+      <w:r>
+        <w:rPr>
+          <w:lang w:val="fr_FR" w:bidi="fr_FR"/>
+        </w:rPr>
+        <w:t>Jean 8.29</w:t>
+      </w:r>
+      <w:r>
+        <w:rPr>
+          <w:lang w:val="fr_FR" w:bidi="fr_FR"/>
+        </w:rPr>
+        <w:t xml:space="preserve"> ; </w:t>
+      </w:r>
+      <w:r>
+        <w:rPr>
+          <w:lang w:val="fr_FR" w:bidi="fr_FR"/>
+        </w:rPr>
+        <w:t>Philippiens 2.6–11</w:t>
+      </w:r>
+      <w:r>
+        <w:rPr>
+          <w:lang w:val="fr_FR" w:bidi="fr_FR"/>
+        </w:rPr>
+        <w:t xml:space="preserve"> ; </w:t>
+      </w:r>
+      <w:r>
+        <w:rPr>
+          <w:lang w:val="fr_FR" w:bidi="fr_FR"/>
+        </w:rPr>
+        <w:t>Hébreux 5.7–10</w:t>
+      </w:r>
+      <w:r>
+        <w:rPr>
+          <w:lang w:val="fr_FR" w:bidi="fr_FR"/>
+        </w:rPr>
+        <w:t xml:space="preserve"> ; </w:t>
+      </w:r>
+      <w:r>
+        <w:rPr>
+          <w:lang w:val="fr_FR" w:bidi="fr_FR"/>
+        </w:rPr>
+        <w:t>1 Pierre 2.13–3.7</w:t>
+      </w:r>
       <w:r>
         <w:rPr>
           <w:lang w:val="fr_FR" w:bidi="fr_FR"/>
@@ -1277,18 +1061,12 @@
         </w:rPr>
         <w:t xml:space="preserve"> est une divinité d'origine cananéenne, les Philistins de la ville d'Asdod en ont fait leur divinité principale (</w:t>
       </w:r>
-      <w:hyperlink r:id="rId45">
-        <w:r>
-          <w:rPr>
-            <w:lang w:val="fr_FR" w:bidi="fr_FR"/>
-          </w:rPr>
-          <w:rPr>
-            <w:color w:val="0000EE"/>
-            <w:u w:val="single"/>
-          </w:rPr>
-          <w:t>1S 5.1–7</w:t>
-        </w:r>
-      </w:hyperlink>
+      <w:r>
+        <w:rPr>
+          <w:lang w:val="fr_FR" w:bidi="fr_FR"/>
+        </w:rPr>
+        <w:t>1S 5.1–7</w:t>
+      </w:r>
       <w:r>
         <w:rPr>
           <w:lang w:val="fr_FR" w:bidi="fr_FR"/>
@@ -1439,18 +1217,12 @@
         </w:rPr>
         <w:t xml:space="preserve">Les Cananéens adoraient leurs divinités en échange d'avantages matériels. Si leur culte plaisait à leurs dieux et déesses, ceux-ci leur donneraient une bonne récolte. Si un dieu se mettait en colère, le peuple pouvait l'apaiser en lui offrant des sacrifices animaux ou humains (voir </w:t>
       </w:r>
-      <w:hyperlink r:id="rId46">
-        <w:r>
-          <w:rPr>
-            <w:lang w:val="fr_FR" w:bidi="fr_FR"/>
-          </w:rPr>
-          <w:rPr>
-            <w:color w:val="0000EE"/>
-            <w:u w:val="single"/>
-          </w:rPr>
-          <w:t>2R 3.26–27</w:t>
-        </w:r>
-      </w:hyperlink>
+      <w:r>
+        <w:rPr>
+          <w:lang w:val="fr_FR" w:bidi="fr_FR"/>
+        </w:rPr>
+        <w:t>2R 3.26–27</w:t>
+      </w:r>
       <w:r>
         <w:rPr>
           <w:lang w:val="fr_FR" w:bidi="fr_FR"/>
@@ -1485,36 +1257,24 @@
         </w:rPr>
         <w:t xml:space="preserve">Cependant, Yahvé, le Dieu d'Israël, exige une loyauté totale. Son culte repose sur la foi et non sur la peur. Malheureusement, les Israélites ont parfois adoré d'autres dieux en plus de Yahvé. Ils étaient souvent polythéistes (croyance en plusieurs dieux) au lieu de rester monothéistes (croyance qu'il n'y a qu'un seul Dieu) comme l'enseigne la Bible. Lorsque les Israélites étaient infidèles à Dieu, ils adoptaient des idées et des pratiques des religions païennes. Ils adoraient les dieux cananéens à la manière des Cananéens. L'idolâtrie des Israélites a irrité Dieu. Il a fini par les juger en les envoyant en exil (voir </w:t>
       </w:r>
-      <w:hyperlink r:id="rId47">
-        <w:r>
-          <w:rPr>
-            <w:lang w:val="fr_FR" w:bidi="fr_FR"/>
-          </w:rPr>
-          <w:rPr>
-            <w:color w:val="0000EE"/>
-            <w:u w:val="single"/>
-          </w:rPr>
-          <w:t>2R 17.5–23</w:t>
-        </w:r>
-      </w:hyperlink>
-      <w:r>
-        <w:rPr>
-          <w:lang w:val="fr_FR" w:bidi="fr_FR"/>
-        </w:rPr>
-        <w:t xml:space="preserve"> ; </w:t>
-      </w:r>
-      <w:hyperlink r:id="rId48">
-        <w:r>
-          <w:rPr>
-            <w:lang w:val="fr_FR" w:bidi="fr_FR"/>
-          </w:rPr>
-          <w:rPr>
-            <w:color w:val="0000EE"/>
-            <w:u w:val="single"/>
-          </w:rPr>
-          <w:t>24.18–25.21</w:t>
-        </w:r>
-      </w:hyperlink>
+      <w:r>
+        <w:rPr>
+          <w:lang w:val="fr_FR" w:bidi="fr_FR"/>
+        </w:rPr>
+        <w:t>2R 17.5–23</w:t>
+      </w:r>
+      <w:r>
+        <w:rPr>
+          <w:lang w:val="fr_FR" w:bidi="fr_FR"/>
+        </w:rPr>
+        <w:t xml:space="preserve"> ; </w:t>
+      </w:r>
+      <w:r>
+        <w:rPr>
+          <w:lang w:val="fr_FR" w:bidi="fr_FR"/>
+        </w:rPr>
+        <w:t>24.18–25.21</w:t>
+      </w:r>
       <w:r>
         <w:rPr>
           <w:lang w:val="fr_FR" w:bidi="fr_FR"/>
@@ -1544,18 +1304,12 @@
           <w:lang w:val="fr_FR" w:bidi="fr_FR"/>
         </w:rPr>
       </w:r>
-      <w:hyperlink r:id="rId49">
-        <w:r>
-          <w:rPr>
-            <w:lang w:val="fr_FR" w:bidi="fr_FR"/>
-          </w:rPr>
-          <w:rPr>
-            <w:color w:val="0000EE"/>
-            <w:u w:val="single"/>
-          </w:rPr>
-          <w:t>1 Samuel 5.1–12</w:t>
-        </w:r>
-      </w:hyperlink>
+      <w:r>
+        <w:rPr>
+          <w:lang w:val="fr_FR" w:bidi="fr_FR"/>
+        </w:rPr>
+        <w:t>1 Samuel 5.1–12</w:t>
+      </w:r>
       <w:r>
         <w:rPr>
           <w:lang w:val="fr_FR" w:bidi="fr_FR"/>
@@ -1639,18 +1393,13 @@
         </w:rPr>
         <w:t xml:space="preserve">Voir </w:t>
       </w:r>
-      <w:hyperlink r:id="rId50">
-        <w:r>
-          <w:rPr>
-            <w:lang w:val="fr_FR" w:bidi="fr_FR"/>
-          </w:rPr>
-          <w:rPr>
-            <w:color w:val="0000EE"/>
-            <w:u w:val="single"/>
-          </w:rPr>
-          <w:t>Jean 1.29–42</w:t>
-        </w:r>
-      </w:hyperlink>
+      <w:r>
+        <w:rPr>
+          <w:i/>
+          <w:lang w:val="fr_FR" w:bidi="fr_FR"/>
+        </w:rPr>
+        <w:t>Jean 1.29–42</w:t>
+      </w:r>
       <w:r>
         <w:rPr>
           <w:lang w:val="fr_FR" w:bidi="fr_FR"/>
@@ -1678,18 +1427,13 @@
         </w:rPr>
         <w:t xml:space="preserve">Voir </w:t>
       </w:r>
-      <w:hyperlink r:id="rId51">
-        <w:r>
-          <w:rPr>
-            <w:lang w:val="fr_FR" w:bidi="fr_FR"/>
-          </w:rPr>
-          <w:rPr>
-            <w:color w:val="0000EE"/>
-            <w:u w:val="single"/>
-          </w:rPr>
-          <w:t>Luc 2.25–38</w:t>
-        </w:r>
-      </w:hyperlink>
+      <w:r>
+        <w:rPr>
+          <w:i/>
+          <w:lang w:val="fr_FR" w:bidi="fr_FR"/>
+        </w:rPr>
+        <w:t>Luc 2.25–38</w:t>
+      </w:r>
       <w:r>
         <w:rPr>
           <w:lang w:val="fr_FR" w:bidi="fr_FR"/>
@@ -1717,18 +1461,13 @@
         </w:rPr>
         <w:t xml:space="preserve">Voir </w:t>
       </w:r>
-      <w:hyperlink r:id="rId52">
-        <w:r>
-          <w:rPr>
-            <w:lang w:val="fr_FR" w:bidi="fr_FR"/>
-          </w:rPr>
-          <w:rPr>
-            <w:color w:val="0000EE"/>
-            <w:u w:val="single"/>
-          </w:rPr>
-          <w:t>Jean 1.43–51</w:t>
-        </w:r>
-      </w:hyperlink>
+      <w:r>
+        <w:rPr>
+          <w:i/>
+          <w:lang w:val="fr_FR" w:bidi="fr_FR"/>
+        </w:rPr>
+        <w:t>Jean 1.43–51</w:t>
+      </w:r>
       <w:r>
         <w:rPr>
           <w:lang w:val="fr_FR" w:bidi="fr_FR"/>
@@ -1756,18 +1495,13 @@
         </w:rPr>
         <w:t xml:space="preserve">Voir </w:t>
       </w:r>
-      <w:hyperlink r:id="rId53">
-        <w:r>
-          <w:rPr>
-            <w:lang w:val="fr_FR" w:bidi="fr_FR"/>
-          </w:rPr>
-          <w:rPr>
-            <w:color w:val="0000EE"/>
-            <w:u w:val="single"/>
-          </w:rPr>
-          <w:t>Marc 10.17–22</w:t>
-        </w:r>
-      </w:hyperlink>
+      <w:r>
+        <w:rPr>
+          <w:i/>
+          <w:lang w:val="fr_FR" w:bidi="fr_FR"/>
+        </w:rPr>
+        <w:t>Marc 10.17–22</w:t>
+      </w:r>
       <w:r>
         <w:rPr>
           <w:lang w:val="fr_FR" w:bidi="fr_FR"/>
@@ -1795,18 +1529,13 @@
         </w:rPr>
         <w:t xml:space="preserve">Voir </w:t>
       </w:r>
-      <w:hyperlink r:id="rId54">
-        <w:r>
-          <w:rPr>
-            <w:lang w:val="fr_FR" w:bidi="fr_FR"/>
-          </w:rPr>
-          <w:rPr>
-            <w:color w:val="0000EE"/>
-            <w:u w:val="single"/>
-          </w:rPr>
-          <w:t>Matthieu 9.9–13</w:t>
-        </w:r>
-      </w:hyperlink>
+      <w:r>
+        <w:rPr>
+          <w:i/>
+          <w:lang w:val="fr_FR" w:bidi="fr_FR"/>
+        </w:rPr>
+        <w:t>Matthieu 9.9–13</w:t>
+      </w:r>
       <w:r>
         <w:rPr>
           <w:lang w:val="fr_FR" w:bidi="fr_FR"/>
@@ -1834,18 +1563,13 @@
         </w:rPr>
         <w:t xml:space="preserve">Voir </w:t>
       </w:r>
-      <w:hyperlink r:id="rId55">
-        <w:r>
-          <w:rPr>
-            <w:lang w:val="fr_FR" w:bidi="fr_FR"/>
-          </w:rPr>
-          <w:rPr>
-            <w:color w:val="0000EE"/>
-            <w:u w:val="single"/>
-          </w:rPr>
-          <w:t>Jean 20.19–29</w:t>
-        </w:r>
-      </w:hyperlink>
+      <w:r>
+        <w:rPr>
+          <w:i/>
+          <w:lang w:val="fr_FR" w:bidi="fr_FR"/>
+        </w:rPr>
+        <w:t>Jean 20.19–29</w:t>
+      </w:r>
       <w:r>
         <w:rPr>
           <w:lang w:val="fr_FR" w:bidi="fr_FR"/>
@@ -1873,37 +1597,27 @@
         </w:rPr>
         <w:t xml:space="preserve">Voir </w:t>
       </w:r>
-      <w:hyperlink r:id="rId56">
-        <w:r>
-          <w:rPr>
-            <w:lang w:val="fr_FR" w:bidi="fr_FR"/>
-          </w:rPr>
-          <w:rPr>
-            <w:color w:val="0000EE"/>
-            <w:u w:val="single"/>
-          </w:rPr>
-          <w:t>Luc 10.38–42</w:t>
-        </w:r>
-      </w:hyperlink>
       <w:r>
         <w:rPr>
           <w:i/>
           <w:lang w:val="fr_FR" w:bidi="fr_FR"/>
         </w:rPr>
-        <w:t xml:space="preserve"> ; </w:t>
-      </w:r>
-      <w:hyperlink r:id="rId57">
-        <w:r>
-          <w:rPr>
-            <w:lang w:val="fr_FR" w:bidi="fr_FR"/>
-          </w:rPr>
-          <w:rPr>
-            <w:color w:val="0000EE"/>
-            <w:u w:val="single"/>
-          </w:rPr>
-          <w:t>Jean 11.17–27</w:t>
-        </w:r>
-      </w:hyperlink>
+        <w:t>Luc 10.38–42</w:t>
+      </w:r>
+      <w:r>
+        <w:rPr>
+          <w:i/>
+          <w:lang w:val="fr_FR" w:bidi="fr_FR"/>
+        </w:rPr>
+        <w:t xml:space="preserve"> ; </w:t>
+      </w:r>
+      <w:r>
+        <w:rPr>
+          <w:i/>
+          <w:lang w:val="fr_FR" w:bidi="fr_FR"/>
+        </w:rPr>
+        <w:t>Jean 11.17–27</w:t>
+      </w:r>
       <w:r>
         <w:rPr>
           <w:lang w:val="fr_FR" w:bidi="fr_FR"/>
@@ -1931,18 +1645,13 @@
         </w:rPr>
         <w:t xml:space="preserve">Voir </w:t>
       </w:r>
-      <w:hyperlink r:id="rId58">
-        <w:r>
-          <w:rPr>
-            <w:lang w:val="fr_FR" w:bidi="fr_FR"/>
-          </w:rPr>
-          <w:rPr>
-            <w:color w:val="0000EE"/>
-            <w:u w:val="single"/>
-          </w:rPr>
-          <w:t>Matthieu 8.5–13</w:t>
-        </w:r>
-      </w:hyperlink>
+      <w:r>
+        <w:rPr>
+          <w:i/>
+          <w:lang w:val="fr_FR" w:bidi="fr_FR"/>
+        </w:rPr>
+        <w:t>Matthieu 8.5–13</w:t>
+      </w:r>
       <w:r>
         <w:rPr>
           <w:lang w:val="fr_FR" w:bidi="fr_FR"/>
@@ -1983,18 +1692,13 @@
         </w:rPr>
         <w:t xml:space="preserve">Voir </w:t>
       </w:r>
-      <w:hyperlink r:id="rId59">
-        <w:r>
-          <w:rPr>
-            <w:lang w:val="fr_FR" w:bidi="fr_FR"/>
-          </w:rPr>
-          <w:rPr>
-            <w:color w:val="0000EE"/>
-            <w:u w:val="single"/>
-          </w:rPr>
-          <w:t>Jean 8.1–11</w:t>
-        </w:r>
-      </w:hyperlink>
+      <w:r>
+        <w:rPr>
+          <w:i/>
+          <w:lang w:val="fr_FR" w:bidi="fr_FR"/>
+        </w:rPr>
+        <w:t>Jean 8.1–11</w:t>
+      </w:r>
       <w:r>
         <w:rPr>
           <w:lang w:val="fr_FR" w:bidi="fr_FR"/>
@@ -2022,37 +1726,13 @@
         </w:rPr>
         <w:t xml:space="preserve">Voir </w:t>
       </w:r>
-      <w:hyperlink r:id="rId60">
-        <w:r>
-          <w:rPr>
-            <w:lang w:val="fr_FR" w:bidi="fr_FR"/>
-          </w:rPr>
-          <w:rPr>
-            <w:color w:val="0000EE"/>
-            <w:u w:val="single"/>
-          </w:rPr>
-          <w:t>Jean 3.1–21</w:t>
-        </w:r>
-      </w:hyperlink>
       <w:r>
         <w:rPr>
           <w:i/>
           <w:lang w:val="fr_FR" w:bidi="fr_FR"/>
         </w:rPr>
-        <w:t xml:space="preserve"> ; </w:t>
-      </w:r>
-      <w:hyperlink r:id="rId61">
-        <w:r>
-          <w:rPr>
-            <w:lang w:val="fr_FR" w:bidi="fr_FR"/>
-          </w:rPr>
-          <w:rPr>
-            <w:color w:val="0000EE"/>
-            <w:u w:val="single"/>
-          </w:rPr>
-          <w:t>7.50–52</w:t>
-        </w:r>
-      </w:hyperlink>
+        <w:t>Jean 3.1–21</w:t>
+      </w:r>
       <w:r>
         <w:rPr>
           <w:i/>
@@ -2060,18 +1740,27 @@
         </w:rPr>
         <w:t xml:space="preserve"> ; </w:t>
       </w:r>
-      <w:hyperlink r:id="rId62">
-        <w:r>
-          <w:rPr>
-            <w:lang w:val="fr_FR" w:bidi="fr_FR"/>
-          </w:rPr>
-          <w:rPr>
-            <w:color w:val="0000EE"/>
-            <w:u w:val="single"/>
-          </w:rPr>
-          <w:t>19.38–42</w:t>
-        </w:r>
-      </w:hyperlink>
+      <w:r>
+        <w:rPr>
+          <w:i/>
+          <w:lang w:val="fr_FR" w:bidi="fr_FR"/>
+        </w:rPr>
+        <w:t>7.50–52</w:t>
+      </w:r>
+      <w:r>
+        <w:rPr>
+          <w:i/>
+          <w:lang w:val="fr_FR" w:bidi="fr_FR"/>
+        </w:rPr>
+        <w:t xml:space="preserve"> ; </w:t>
+      </w:r>
+      <w:r>
+        <w:rPr>
+          <w:i/>
+          <w:lang w:val="fr_FR" w:bidi="fr_FR"/>
+        </w:rPr>
+        <w:t>19.38–42</w:t>
+      </w:r>
       <w:r>
         <w:rPr>
           <w:lang w:val="fr_FR" w:bidi="fr_FR"/>
@@ -2099,37 +1788,27 @@
         </w:rPr>
         <w:t xml:space="preserve">Voir </w:t>
       </w:r>
-      <w:hyperlink r:id="rId63">
-        <w:r>
-          <w:rPr>
-            <w:lang w:val="fr_FR" w:bidi="fr_FR"/>
-          </w:rPr>
-          <w:rPr>
-            <w:color w:val="0000EE"/>
-            <w:u w:val="single"/>
-          </w:rPr>
-          <w:t>Marc 10.35–45</w:t>
-        </w:r>
-      </w:hyperlink>
       <w:r>
         <w:rPr>
           <w:i/>
           <w:lang w:val="fr_FR" w:bidi="fr_FR"/>
         </w:rPr>
-        <w:t xml:space="preserve"> ; </w:t>
-      </w:r>
-      <w:hyperlink r:id="rId64">
-        <w:r>
-          <w:rPr>
-            <w:lang w:val="fr_FR" w:bidi="fr_FR"/>
-          </w:rPr>
-          <w:rPr>
-            <w:color w:val="0000EE"/>
-            <w:u w:val="single"/>
-          </w:rPr>
-          <w:t>Jean 13.1–17</w:t>
-        </w:r>
-      </w:hyperlink>
+        <w:t>Marc 10.35–45</w:t>
+      </w:r>
+      <w:r>
+        <w:rPr>
+          <w:i/>
+          <w:lang w:val="fr_FR" w:bidi="fr_FR"/>
+        </w:rPr>
+        <w:t xml:space="preserve"> ; </w:t>
+      </w:r>
+      <w:r>
+        <w:rPr>
+          <w:i/>
+          <w:lang w:val="fr_FR" w:bidi="fr_FR"/>
+        </w:rPr>
+        <w:t>Jean 13.1–17</w:t>
+      </w:r>
       <w:r>
         <w:rPr>
           <w:lang w:val="fr_FR" w:bidi="fr_FR"/>
@@ -2157,18 +1836,13 @@
         </w:rPr>
         <w:t xml:space="preserve">Voir </w:t>
       </w:r>
-      <w:hyperlink r:id="rId65">
-        <w:r>
-          <w:rPr>
-            <w:lang w:val="fr_FR" w:bidi="fr_FR"/>
-          </w:rPr>
-          <w:rPr>
-            <w:color w:val="0000EE"/>
-            <w:u w:val="single"/>
-          </w:rPr>
-          <w:t>Luc 4.14–30</w:t>
-        </w:r>
-      </w:hyperlink>
+      <w:r>
+        <w:rPr>
+          <w:i/>
+          <w:lang w:val="fr_FR" w:bidi="fr_FR"/>
+        </w:rPr>
+        <w:t>Luc 4.14–30</w:t>
+      </w:r>
       <w:r>
         <w:rPr>
           <w:lang w:val="fr_FR" w:bidi="fr_FR"/>
@@ -2196,56 +1870,41 @@
         </w:rPr>
         <w:t xml:space="preserve">Voir </w:t>
       </w:r>
-      <w:hyperlink r:id="rId66">
-        <w:r>
-          <w:rPr>
-            <w:lang w:val="fr_FR" w:bidi="fr_FR"/>
-          </w:rPr>
-          <w:rPr>
-            <w:color w:val="0000EE"/>
-            <w:u w:val="single"/>
-          </w:rPr>
-          <w:t>Luc 11.37–54</w:t>
-        </w:r>
-      </w:hyperlink>
       <w:r>
         <w:rPr>
           <w:i/>
           <w:lang w:val="fr_FR" w:bidi="fr_FR"/>
         </w:rPr>
+        <w:t>Luc 11.37–54</w:t>
+      </w:r>
+      <w:r>
+        <w:rPr>
+          <w:i/>
+          <w:lang w:val="fr_FR" w:bidi="fr_FR"/>
+        </w:rPr>
         <w:t xml:space="preserve"> ; voir aussi </w:t>
       </w:r>
-      <w:hyperlink r:id="rId67">
-        <w:r>
-          <w:rPr>
-            <w:lang w:val="fr_FR" w:bidi="fr_FR"/>
-          </w:rPr>
-          <w:rPr>
-            <w:color w:val="0000EE"/>
-            <w:u w:val="single"/>
-          </w:rPr>
-          <w:t>Actes 6.8–8.1</w:t>
-        </w:r>
-      </w:hyperlink>
       <w:r>
         <w:rPr>
           <w:i/>
           <w:lang w:val="fr_FR" w:bidi="fr_FR"/>
         </w:rPr>
-        <w:t xml:space="preserve"> ; </w:t>
-      </w:r>
-      <w:hyperlink r:id="rId68">
-        <w:r>
-          <w:rPr>
-            <w:lang w:val="fr_FR" w:bidi="fr_FR"/>
-          </w:rPr>
-          <w:rPr>
-            <w:color w:val="0000EE"/>
-            <w:u w:val="single"/>
-          </w:rPr>
-          <w:t>9.1–31</w:t>
-        </w:r>
-      </w:hyperlink>
+        <w:t>Actes 6.8–8.1</w:t>
+      </w:r>
+      <w:r>
+        <w:rPr>
+          <w:i/>
+          <w:lang w:val="fr_FR" w:bidi="fr_FR"/>
+        </w:rPr>
+        <w:t xml:space="preserve"> ; </w:t>
+      </w:r>
+      <w:r>
+        <w:rPr>
+          <w:i/>
+          <w:lang w:val="fr_FR" w:bidi="fr_FR"/>
+        </w:rPr>
+        <w:t>9.1–31</w:t>
+      </w:r>
       <w:r>
         <w:rPr>
           <w:lang w:val="fr_FR" w:bidi="fr_FR"/>
@@ -2273,18 +1932,13 @@
         </w:rPr>
         <w:t xml:space="preserve">Voir </w:t>
       </w:r>
-      <w:hyperlink r:id="rId69">
-        <w:r>
-          <w:rPr>
-            <w:lang w:val="fr_FR" w:bidi="fr_FR"/>
-          </w:rPr>
-          <w:rPr>
-            <w:color w:val="0000EE"/>
-            <w:u w:val="single"/>
-          </w:rPr>
-          <w:t>Luc 19.1–10</w:t>
-        </w:r>
-      </w:hyperlink>
+      <w:r>
+        <w:rPr>
+          <w:i/>
+          <w:lang w:val="fr_FR" w:bidi="fr_FR"/>
+        </w:rPr>
+        <w:t>Luc 19.1–10</w:t>
+      </w:r>
       <w:r>
         <w:rPr>
           <w:lang w:val="fr_FR" w:bidi="fr_FR"/>
@@ -2312,18 +1966,13 @@
         </w:rPr>
         <w:t xml:space="preserve">Voir </w:t>
       </w:r>
-      <w:hyperlink r:id="rId70">
-        <w:r>
-          <w:rPr>
-            <w:lang w:val="fr_FR" w:bidi="fr_FR"/>
-          </w:rPr>
-          <w:rPr>
-            <w:color w:val="0000EE"/>
-            <w:u w:val="single"/>
-          </w:rPr>
-          <w:t>Luc 24.13–35</w:t>
-        </w:r>
-      </w:hyperlink>
+      <w:r>
+        <w:rPr>
+          <w:i/>
+          <w:lang w:val="fr_FR" w:bidi="fr_FR"/>
+        </w:rPr>
+        <w:t>Luc 24.13–35</w:t>
+      </w:r>
       <w:r>
         <w:rPr>
           <w:lang w:val="fr_FR" w:bidi="fr_FR"/>
@@ -2351,18 +2000,13 @@
         </w:rPr>
         <w:t xml:space="preserve">Voir </w:t>
       </w:r>
-      <w:hyperlink r:id="rId71">
-        <w:r>
-          <w:rPr>
-            <w:lang w:val="fr_FR" w:bidi="fr_FR"/>
-          </w:rPr>
-          <w:rPr>
-            <w:color w:val="0000EE"/>
-            <w:u w:val="single"/>
-          </w:rPr>
-          <w:t>Jean 4.1–42</w:t>
-        </w:r>
-      </w:hyperlink>
+      <w:r>
+        <w:rPr>
+          <w:i/>
+          <w:lang w:val="fr_FR" w:bidi="fr_FR"/>
+        </w:rPr>
+        <w:t>Jean 4.1–42</w:t>
+      </w:r>
       <w:r>
         <w:rPr>
           <w:lang w:val="fr_FR" w:bidi="fr_FR"/>
@@ -2390,18 +2034,13 @@
         </w:rPr>
         <w:t xml:space="preserve">Voir </w:t>
       </w:r>
-      <w:hyperlink r:id="rId72">
-        <w:r>
-          <w:rPr>
-            <w:lang w:val="fr_FR" w:bidi="fr_FR"/>
-          </w:rPr>
-          <w:rPr>
-            <w:color w:val="0000EE"/>
-            <w:u w:val="single"/>
-          </w:rPr>
-          <w:t>Jean 18.28–19.16</w:t>
-        </w:r>
-      </w:hyperlink>
+      <w:r>
+        <w:rPr>
+          <w:i/>
+          <w:lang w:val="fr_FR" w:bidi="fr_FR"/>
+        </w:rPr>
+        <w:t>Jean 18.28–19.16</w:t>
+      </w:r>
       <w:r>
         <w:rPr>
           <w:lang w:val="fr_FR" w:bidi="fr_FR"/>
@@ -2429,37 +2068,27 @@
         </w:rPr>
         <w:t xml:space="preserve">Voir </w:t>
       </w:r>
-      <w:hyperlink r:id="rId73">
-        <w:r>
-          <w:rPr>
-            <w:lang w:val="fr_FR" w:bidi="fr_FR"/>
-          </w:rPr>
-          <w:rPr>
-            <w:color w:val="0000EE"/>
-            <w:u w:val="single"/>
-          </w:rPr>
-          <w:t>Jean 21.1–23</w:t>
-        </w:r>
-      </w:hyperlink>
       <w:r>
         <w:rPr>
           <w:i/>
           <w:lang w:val="fr_FR" w:bidi="fr_FR"/>
         </w:rPr>
+        <w:t>Jean 21.1–23</w:t>
+      </w:r>
+      <w:r>
+        <w:rPr>
+          <w:i/>
+          <w:lang w:val="fr_FR" w:bidi="fr_FR"/>
+        </w:rPr>
         <w:t xml:space="preserve"> ; voir aussi </w:t>
       </w:r>
-      <w:hyperlink r:id="rId74">
-        <w:r>
-          <w:rPr>
-            <w:lang w:val="fr_FR" w:bidi="fr_FR"/>
-          </w:rPr>
-          <w:rPr>
-            <w:color w:val="0000EE"/>
-            <w:u w:val="single"/>
-          </w:rPr>
-          <w:t>Matthieu 16.15–19</w:t>
-        </w:r>
-      </w:hyperlink>
+      <w:r>
+        <w:rPr>
+          <w:i/>
+          <w:lang w:val="fr_FR" w:bidi="fr_FR"/>
+        </w:rPr>
+        <w:t>Matthieu 16.15–19</w:t>
+      </w:r>
       <w:r>
         <w:rPr>
           <w:lang w:val="fr_FR" w:bidi="fr_FR"/>
@@ -2489,414 +2118,276 @@
           <w:lang w:val="fr_FR" w:bidi="fr_FR"/>
         </w:rPr>
       </w:r>
-      <w:hyperlink r:id="rId58">
-        <w:r>
-          <w:rPr>
-            <w:lang w:val="fr_FR" w:bidi="fr_FR"/>
-          </w:rPr>
-          <w:rPr>
-            <w:color w:val="0000EE"/>
-            <w:u w:val="single"/>
-          </w:rPr>
-          <w:t>Matthieu 8.5–13</w:t>
-        </w:r>
-      </w:hyperlink>
-      <w:r>
-        <w:rPr>
-          <w:lang w:val="fr_FR" w:bidi="fr_FR"/>
-        </w:rPr>
-        <w:t xml:space="preserve"> ; </w:t>
-      </w:r>
-      <w:hyperlink r:id="rId54">
-        <w:r>
-          <w:rPr>
-            <w:lang w:val="fr_FR" w:bidi="fr_FR"/>
-          </w:rPr>
-          <w:rPr>
-            <w:color w:val="0000EE"/>
-            <w:u w:val="single"/>
-          </w:rPr>
-          <w:t>9.9–13</w:t>
-        </w:r>
-      </w:hyperlink>
-      <w:r>
-        <w:rPr>
-          <w:lang w:val="fr_FR" w:bidi="fr_FR"/>
-        </w:rPr>
-        <w:t xml:space="preserve"> ; </w:t>
-      </w:r>
-      <w:hyperlink r:id="rId74">
-        <w:r>
-          <w:rPr>
-            <w:lang w:val="fr_FR" w:bidi="fr_FR"/>
-          </w:rPr>
-          <w:rPr>
-            <w:color w:val="0000EE"/>
-            <w:u w:val="single"/>
-          </w:rPr>
-          <w:t>16.15–19</w:t>
-        </w:r>
-      </w:hyperlink>
-      <w:r>
-        <w:rPr>
-          <w:lang w:val="fr_FR" w:bidi="fr_FR"/>
-        </w:rPr>
-        <w:t xml:space="preserve"> ; </w:t>
-      </w:r>
-      <w:hyperlink r:id="rId53">
-        <w:r>
-          <w:rPr>
-            <w:lang w:val="fr_FR" w:bidi="fr_FR"/>
-          </w:rPr>
-          <w:rPr>
-            <w:color w:val="0000EE"/>
-            <w:u w:val="single"/>
-          </w:rPr>
-          <w:t>Marc 10.17–22</w:t>
-        </w:r>
-      </w:hyperlink>
+      <w:r>
+        <w:rPr>
+          <w:lang w:val="fr_FR" w:bidi="fr_FR"/>
+        </w:rPr>
+        <w:t>Matthieu 8.5–13</w:t>
+      </w:r>
+      <w:r>
+        <w:rPr>
+          <w:lang w:val="fr_FR" w:bidi="fr_FR"/>
+        </w:rPr>
+        <w:t xml:space="preserve"> ; </w:t>
+      </w:r>
+      <w:r>
+        <w:rPr>
+          <w:lang w:val="fr_FR" w:bidi="fr_FR"/>
+        </w:rPr>
+        <w:t>9.9–13</w:t>
+      </w:r>
+      <w:r>
+        <w:rPr>
+          <w:lang w:val="fr_FR" w:bidi="fr_FR"/>
+        </w:rPr>
+        <w:t xml:space="preserve"> ; </w:t>
+      </w:r>
+      <w:r>
+        <w:rPr>
+          <w:lang w:val="fr_FR" w:bidi="fr_FR"/>
+        </w:rPr>
+        <w:t>16.15–19</w:t>
+      </w:r>
+      <w:r>
+        <w:rPr>
+          <w:lang w:val="fr_FR" w:bidi="fr_FR"/>
+        </w:rPr>
+        <w:t xml:space="preserve"> ; </w:t>
+      </w:r>
+      <w:r>
+        <w:rPr>
+          <w:lang w:val="fr_FR" w:bidi="fr_FR"/>
+        </w:rPr>
+        <w:t>Marc 10.17–22</w:t>
+      </w:r>
       <w:r>
         <w:rPr>
           <w:lang w:val="fr_FR" w:bidi="fr_FR"/>
         </w:rPr>
         <w:t xml:space="preserve">, </w:t>
       </w:r>
-      <w:hyperlink r:id="rId63">
-        <w:r>
-          <w:rPr>
-            <w:lang w:val="fr_FR" w:bidi="fr_FR"/>
-          </w:rPr>
-          <w:rPr>
-            <w:color w:val="0000EE"/>
-            <w:u w:val="single"/>
-          </w:rPr>
-          <w:t>35–45</w:t>
-        </w:r>
-      </w:hyperlink>
-      <w:r>
-        <w:rPr>
-          <w:lang w:val="fr_FR" w:bidi="fr_FR"/>
-        </w:rPr>
-        <w:t xml:space="preserve"> ; </w:t>
-      </w:r>
-      <w:hyperlink r:id="rId51">
-        <w:r>
-          <w:rPr>
-            <w:lang w:val="fr_FR" w:bidi="fr_FR"/>
-          </w:rPr>
-          <w:rPr>
-            <w:color w:val="0000EE"/>
-            <w:u w:val="single"/>
-          </w:rPr>
-          <w:t>Luc 2.25–38</w:t>
-        </w:r>
-      </w:hyperlink>
-      <w:r>
-        <w:rPr>
-          <w:lang w:val="fr_FR" w:bidi="fr_FR"/>
-        </w:rPr>
-        <w:t xml:space="preserve"> ; </w:t>
-      </w:r>
-      <w:hyperlink r:id="rId65">
-        <w:r>
-          <w:rPr>
-            <w:lang w:val="fr_FR" w:bidi="fr_FR"/>
-          </w:rPr>
-          <w:rPr>
-            <w:color w:val="0000EE"/>
-            <w:u w:val="single"/>
-          </w:rPr>
-          <w:t>4.14–30</w:t>
-        </w:r>
-      </w:hyperlink>
-      <w:r>
-        <w:rPr>
-          <w:lang w:val="fr_FR" w:bidi="fr_FR"/>
-        </w:rPr>
-        <w:t xml:space="preserve"> ; </w:t>
-      </w:r>
-      <w:hyperlink r:id="rId56">
-        <w:r>
-          <w:rPr>
-            <w:lang w:val="fr_FR" w:bidi="fr_FR"/>
-          </w:rPr>
-          <w:rPr>
-            <w:color w:val="0000EE"/>
-            <w:u w:val="single"/>
-          </w:rPr>
-          <w:t>10.38–42</w:t>
-        </w:r>
-      </w:hyperlink>
-      <w:r>
-        <w:rPr>
-          <w:lang w:val="fr_FR" w:bidi="fr_FR"/>
-        </w:rPr>
-        <w:t xml:space="preserve"> ; </w:t>
-      </w:r>
-      <w:hyperlink r:id="rId66">
-        <w:r>
-          <w:rPr>
-            <w:lang w:val="fr_FR" w:bidi="fr_FR"/>
-          </w:rPr>
-          <w:rPr>
-            <w:color w:val="0000EE"/>
-            <w:u w:val="single"/>
-          </w:rPr>
-          <w:t>11.37–54</w:t>
-        </w:r>
-      </w:hyperlink>
-      <w:r>
-        <w:rPr>
-          <w:lang w:val="fr_FR" w:bidi="fr_FR"/>
-        </w:rPr>
-        <w:t xml:space="preserve"> ; </w:t>
-      </w:r>
-      <w:hyperlink r:id="rId69">
-        <w:r>
-          <w:rPr>
-            <w:lang w:val="fr_FR" w:bidi="fr_FR"/>
-          </w:rPr>
-          <w:rPr>
-            <w:color w:val="0000EE"/>
-            <w:u w:val="single"/>
-          </w:rPr>
-          <w:t>19.1–10</w:t>
-        </w:r>
-      </w:hyperlink>
-      <w:r>
-        <w:rPr>
-          <w:lang w:val="fr_FR" w:bidi="fr_FR"/>
-        </w:rPr>
-        <w:t xml:space="preserve"> ; </w:t>
-      </w:r>
-      <w:hyperlink r:id="rId70">
-        <w:r>
-          <w:rPr>
-            <w:lang w:val="fr_FR" w:bidi="fr_FR"/>
-          </w:rPr>
-          <w:rPr>
-            <w:color w:val="0000EE"/>
-            <w:u w:val="single"/>
-          </w:rPr>
-          <w:t>24.13–35</w:t>
-        </w:r>
-      </w:hyperlink>
-      <w:r>
-        <w:rPr>
-          <w:lang w:val="fr_FR" w:bidi="fr_FR"/>
-        </w:rPr>
-        <w:t xml:space="preserve"> ; </w:t>
-      </w:r>
-      <w:hyperlink r:id="rId50">
-        <w:r>
-          <w:rPr>
-            <w:lang w:val="fr_FR" w:bidi="fr_FR"/>
-          </w:rPr>
-          <w:rPr>
-            <w:color w:val="0000EE"/>
-            <w:u w:val="single"/>
-          </w:rPr>
-          <w:t>Jean 1.29–42</w:t>
-        </w:r>
-      </w:hyperlink>
+      <w:r>
+        <w:rPr>
+          <w:lang w:val="fr_FR" w:bidi="fr_FR"/>
+        </w:rPr>
+        <w:t>35–45</w:t>
+      </w:r>
+      <w:r>
+        <w:rPr>
+          <w:lang w:val="fr_FR" w:bidi="fr_FR"/>
+        </w:rPr>
+        <w:t xml:space="preserve"> ; </w:t>
+      </w:r>
+      <w:r>
+        <w:rPr>
+          <w:lang w:val="fr_FR" w:bidi="fr_FR"/>
+        </w:rPr>
+        <w:t>Luc 2.25–38</w:t>
+      </w:r>
+      <w:r>
+        <w:rPr>
+          <w:lang w:val="fr_FR" w:bidi="fr_FR"/>
+        </w:rPr>
+        <w:t xml:space="preserve"> ; </w:t>
+      </w:r>
+      <w:r>
+        <w:rPr>
+          <w:lang w:val="fr_FR" w:bidi="fr_FR"/>
+        </w:rPr>
+        <w:t>4.14–30</w:t>
+      </w:r>
+      <w:r>
+        <w:rPr>
+          <w:lang w:val="fr_FR" w:bidi="fr_FR"/>
+        </w:rPr>
+        <w:t xml:space="preserve"> ; </w:t>
+      </w:r>
+      <w:r>
+        <w:rPr>
+          <w:lang w:val="fr_FR" w:bidi="fr_FR"/>
+        </w:rPr>
+        <w:t>10.38–42</w:t>
+      </w:r>
+      <w:r>
+        <w:rPr>
+          <w:lang w:val="fr_FR" w:bidi="fr_FR"/>
+        </w:rPr>
+        <w:t xml:space="preserve"> ; </w:t>
+      </w:r>
+      <w:r>
+        <w:rPr>
+          <w:lang w:val="fr_FR" w:bidi="fr_FR"/>
+        </w:rPr>
+        <w:t>11.37–54</w:t>
+      </w:r>
+      <w:r>
+        <w:rPr>
+          <w:lang w:val="fr_FR" w:bidi="fr_FR"/>
+        </w:rPr>
+        <w:t xml:space="preserve"> ; </w:t>
+      </w:r>
+      <w:r>
+        <w:rPr>
+          <w:lang w:val="fr_FR" w:bidi="fr_FR"/>
+        </w:rPr>
+        <w:t>19.1–10</w:t>
+      </w:r>
+      <w:r>
+        <w:rPr>
+          <w:lang w:val="fr_FR" w:bidi="fr_FR"/>
+        </w:rPr>
+        <w:t xml:space="preserve"> ; </w:t>
+      </w:r>
+      <w:r>
+        <w:rPr>
+          <w:lang w:val="fr_FR" w:bidi="fr_FR"/>
+        </w:rPr>
+        <w:t>24.13–35</w:t>
+      </w:r>
+      <w:r>
+        <w:rPr>
+          <w:lang w:val="fr_FR" w:bidi="fr_FR"/>
+        </w:rPr>
+        <w:t xml:space="preserve"> ; </w:t>
+      </w:r>
+      <w:r>
+        <w:rPr>
+          <w:lang w:val="fr_FR" w:bidi="fr_FR"/>
+        </w:rPr>
+        <w:t>Jean 1.29–42</w:t>
+      </w:r>
       <w:r>
         <w:rPr>
           <w:lang w:val="fr_FR" w:bidi="fr_FR"/>
         </w:rPr>
         <w:t xml:space="preserve">, </w:t>
       </w:r>
-      <w:hyperlink r:id="rId52">
-        <w:r>
-          <w:rPr>
-            <w:lang w:val="fr_FR" w:bidi="fr_FR"/>
-          </w:rPr>
-          <w:rPr>
-            <w:color w:val="0000EE"/>
-            <w:u w:val="single"/>
-          </w:rPr>
-          <w:t>43–51</w:t>
-        </w:r>
-      </w:hyperlink>
-      <w:r>
-        <w:rPr>
-          <w:lang w:val="fr_FR" w:bidi="fr_FR"/>
-        </w:rPr>
-        <w:t xml:space="preserve"> ; </w:t>
-      </w:r>
-      <w:hyperlink r:id="rId60">
-        <w:r>
-          <w:rPr>
-            <w:lang w:val="fr_FR" w:bidi="fr_FR"/>
-          </w:rPr>
-          <w:rPr>
-            <w:color w:val="0000EE"/>
-            <w:u w:val="single"/>
-          </w:rPr>
-          <w:t>3.1–21</w:t>
-        </w:r>
-      </w:hyperlink>
-      <w:r>
-        <w:rPr>
-          <w:lang w:val="fr_FR" w:bidi="fr_FR"/>
-        </w:rPr>
-        <w:t xml:space="preserve"> ; </w:t>
-      </w:r>
-      <w:hyperlink r:id="rId71">
-        <w:r>
-          <w:rPr>
-            <w:lang w:val="fr_FR" w:bidi="fr_FR"/>
-          </w:rPr>
-          <w:rPr>
-            <w:color w:val="0000EE"/>
-            <w:u w:val="single"/>
-          </w:rPr>
-          <w:t>4.1–42</w:t>
-        </w:r>
-      </w:hyperlink>
-      <w:r>
-        <w:rPr>
-          <w:lang w:val="fr_FR" w:bidi="fr_FR"/>
-        </w:rPr>
-        <w:t xml:space="preserve"> ; </w:t>
-      </w:r>
-      <w:hyperlink r:id="rId61">
-        <w:r>
-          <w:rPr>
-            <w:lang w:val="fr_FR" w:bidi="fr_FR"/>
-          </w:rPr>
-          <w:rPr>
-            <w:color w:val="0000EE"/>
-            <w:u w:val="single"/>
-          </w:rPr>
-          <w:t>7.50–52</w:t>
-        </w:r>
-      </w:hyperlink>
-      <w:r>
-        <w:rPr>
-          <w:lang w:val="fr_FR" w:bidi="fr_FR"/>
-        </w:rPr>
-        <w:t xml:space="preserve"> ; </w:t>
-      </w:r>
-      <w:hyperlink r:id="rId59">
-        <w:r>
-          <w:rPr>
-            <w:lang w:val="fr_FR" w:bidi="fr_FR"/>
-          </w:rPr>
-          <w:rPr>
-            <w:color w:val="0000EE"/>
-            <w:u w:val="single"/>
-          </w:rPr>
-          <w:t>8.1–11</w:t>
-        </w:r>
-      </w:hyperlink>
-      <w:r>
-        <w:rPr>
-          <w:lang w:val="fr_FR" w:bidi="fr_FR"/>
-        </w:rPr>
-        <w:t xml:space="preserve"> ; </w:t>
-      </w:r>
-      <w:hyperlink r:id="rId57">
-        <w:r>
-          <w:rPr>
-            <w:lang w:val="fr_FR" w:bidi="fr_FR"/>
-          </w:rPr>
-          <w:rPr>
-            <w:color w:val="0000EE"/>
-            <w:u w:val="single"/>
-          </w:rPr>
-          <w:t>11.17–27</w:t>
-        </w:r>
-      </w:hyperlink>
-      <w:r>
-        <w:rPr>
-          <w:lang w:val="fr_FR" w:bidi="fr_FR"/>
-        </w:rPr>
-        <w:t xml:space="preserve"> ; </w:t>
-      </w:r>
-      <w:hyperlink r:id="rId64">
-        <w:r>
-          <w:rPr>
-            <w:lang w:val="fr_FR" w:bidi="fr_FR"/>
-          </w:rPr>
-          <w:rPr>
-            <w:color w:val="0000EE"/>
-            <w:u w:val="single"/>
-          </w:rPr>
-          <w:t>13.1–17</w:t>
-        </w:r>
-      </w:hyperlink>
-      <w:r>
-        <w:rPr>
-          <w:lang w:val="fr_FR" w:bidi="fr_FR"/>
-        </w:rPr>
-        <w:t xml:space="preserve"> ; </w:t>
-      </w:r>
-      <w:hyperlink r:id="rId72">
-        <w:r>
-          <w:rPr>
-            <w:lang w:val="fr_FR" w:bidi="fr_FR"/>
-          </w:rPr>
-          <w:rPr>
-            <w:color w:val="0000EE"/>
-            <w:u w:val="single"/>
-          </w:rPr>
-          <w:t>18.28–19.16</w:t>
-        </w:r>
-      </w:hyperlink>
-      <w:r>
-        <w:rPr>
-          <w:lang w:val="fr_FR" w:bidi="fr_FR"/>
-        </w:rPr>
-        <w:t xml:space="preserve"> ; </w:t>
-      </w:r>
-      <w:hyperlink r:id="rId62">
-        <w:r>
-          <w:rPr>
-            <w:lang w:val="fr_FR" w:bidi="fr_FR"/>
-          </w:rPr>
-          <w:rPr>
-            <w:color w:val="0000EE"/>
-            <w:u w:val="single"/>
-          </w:rPr>
-          <w:t>19.38–42</w:t>
-        </w:r>
-      </w:hyperlink>
-      <w:r>
-        <w:rPr>
-          <w:lang w:val="fr_FR" w:bidi="fr_FR"/>
-        </w:rPr>
-        <w:t xml:space="preserve"> ; </w:t>
-      </w:r>
-      <w:hyperlink r:id="rId55">
-        <w:r>
-          <w:rPr>
-            <w:lang w:val="fr_FR" w:bidi="fr_FR"/>
-          </w:rPr>
-          <w:rPr>
-            <w:color w:val="0000EE"/>
-            <w:u w:val="single"/>
-          </w:rPr>
-          <w:t>20.19–29</w:t>
-        </w:r>
-      </w:hyperlink>
-      <w:r>
-        <w:rPr>
-          <w:lang w:val="fr_FR" w:bidi="fr_FR"/>
-        </w:rPr>
-        <w:t xml:space="preserve"> ; </w:t>
-      </w:r>
-      <w:hyperlink r:id="rId73">
-        <w:r>
-          <w:rPr>
-            <w:lang w:val="fr_FR" w:bidi="fr_FR"/>
-          </w:rPr>
-          <w:rPr>
-            <w:color w:val="0000EE"/>
-            <w:u w:val="single"/>
-          </w:rPr>
-          <w:t>21.1–23.</w:t>
-        </w:r>
-      </w:hyperlink>
+      <w:r>
+        <w:rPr>
+          <w:lang w:val="fr_FR" w:bidi="fr_FR"/>
+        </w:rPr>
+        <w:t>43–51</w:t>
+      </w:r>
+      <w:r>
+        <w:rPr>
+          <w:lang w:val="fr_FR" w:bidi="fr_FR"/>
+        </w:rPr>
+        <w:t xml:space="preserve"> ; </w:t>
+      </w:r>
+      <w:r>
+        <w:rPr>
+          <w:lang w:val="fr_FR" w:bidi="fr_FR"/>
+        </w:rPr>
+        <w:t>3.1–21</w:t>
+      </w:r>
+      <w:r>
+        <w:rPr>
+          <w:lang w:val="fr_FR" w:bidi="fr_FR"/>
+        </w:rPr>
+        <w:t xml:space="preserve"> ; </w:t>
+      </w:r>
+      <w:r>
+        <w:rPr>
+          <w:lang w:val="fr_FR" w:bidi="fr_FR"/>
+        </w:rPr>
+        <w:t>4.1–42</w:t>
+      </w:r>
+      <w:r>
+        <w:rPr>
+          <w:lang w:val="fr_FR" w:bidi="fr_FR"/>
+        </w:rPr>
+        <w:t xml:space="preserve"> ; </w:t>
+      </w:r>
+      <w:r>
+        <w:rPr>
+          <w:lang w:val="fr_FR" w:bidi="fr_FR"/>
+        </w:rPr>
+        <w:t>7.50–52</w:t>
+      </w:r>
+      <w:r>
+        <w:rPr>
+          <w:lang w:val="fr_FR" w:bidi="fr_FR"/>
+        </w:rPr>
+        <w:t xml:space="preserve"> ; </w:t>
+      </w:r>
+      <w:r>
+        <w:rPr>
+          <w:lang w:val="fr_FR" w:bidi="fr_FR"/>
+        </w:rPr>
+        <w:t>8.1–11</w:t>
+      </w:r>
+      <w:r>
+        <w:rPr>
+          <w:lang w:val="fr_FR" w:bidi="fr_FR"/>
+        </w:rPr>
+        <w:t xml:space="preserve"> ; </w:t>
+      </w:r>
+      <w:r>
+        <w:rPr>
+          <w:lang w:val="fr_FR" w:bidi="fr_FR"/>
+        </w:rPr>
+        <w:t>11.17–27</w:t>
+      </w:r>
+      <w:r>
+        <w:rPr>
+          <w:lang w:val="fr_FR" w:bidi="fr_FR"/>
+        </w:rPr>
+        <w:t xml:space="preserve"> ; </w:t>
+      </w:r>
+      <w:r>
+        <w:rPr>
+          <w:lang w:val="fr_FR" w:bidi="fr_FR"/>
+        </w:rPr>
+        <w:t>13.1–17</w:t>
+      </w:r>
+      <w:r>
+        <w:rPr>
+          <w:lang w:val="fr_FR" w:bidi="fr_FR"/>
+        </w:rPr>
+        <w:t xml:space="preserve"> ; </w:t>
+      </w:r>
+      <w:r>
+        <w:rPr>
+          <w:lang w:val="fr_FR" w:bidi="fr_FR"/>
+        </w:rPr>
+        <w:t>18.28–19.16</w:t>
+      </w:r>
+      <w:r>
+        <w:rPr>
+          <w:lang w:val="fr_FR" w:bidi="fr_FR"/>
+        </w:rPr>
+        <w:t xml:space="preserve"> ; </w:t>
+      </w:r>
+      <w:r>
+        <w:rPr>
+          <w:lang w:val="fr_FR" w:bidi="fr_FR"/>
+        </w:rPr>
+        <w:t>19.38–42</w:t>
+      </w:r>
+      <w:r>
+        <w:rPr>
+          <w:lang w:val="fr_FR" w:bidi="fr_FR"/>
+        </w:rPr>
+        <w:t xml:space="preserve"> ; </w:t>
+      </w:r>
+      <w:r>
+        <w:rPr>
+          <w:lang w:val="fr_FR" w:bidi="fr_FR"/>
+        </w:rPr>
+        <w:t>20.19–29</w:t>
+      </w:r>
+      <w:r>
+        <w:rPr>
+          <w:lang w:val="fr_FR" w:bidi="fr_FR"/>
+        </w:rPr>
+        <w:t xml:space="preserve"> ; </w:t>
+      </w:r>
+      <w:r>
+        <w:rPr>
+          <w:lang w:val="fr_FR" w:bidi="fr_FR"/>
+        </w:rPr>
+        <w:t>21.1–23.</w:t>
+      </w:r>
       <w:r>
         <w:rPr>
           <w:lang w:val="fr_FR" w:bidi="fr_FR"/>
@@ -2945,108 +2436,72 @@
         </w:rPr>
         <w:t>L'apôtre Paul ne dit jamais aux chrétiens de toujours chercher à défendre leurs propres intérêts. Au lieu de cela, il souligne plusieurs fois que les chrétiens devraient être prêts à renoncer à leurs droits pour le bien des autres et pour que l'Évangile se répande. Les chrétiens ont beaucoup de libertés en Christ. Mais ils ne doivent pas utiliser ces libertés si leurs actions peuvent amener quelqu'un d'autre à pécher. Au contraire, ils devraient être prêts à ne pas insister sur leurs libertés, surtout au sein de la communauté chrétienne (</w:t>
       </w:r>
-      <w:hyperlink r:id="rId75">
-        <w:r>
-          <w:rPr>
-            <w:lang w:val="fr_FR" w:bidi="fr_FR"/>
-          </w:rPr>
-          <w:rPr>
-            <w:color w:val="0000EE"/>
-            <w:u w:val="single"/>
-          </w:rPr>
-          <w:t>Rm 14.13–23</w:t>
-        </w:r>
-      </w:hyperlink>
-      <w:r>
-        <w:rPr>
-          <w:lang w:val="fr_FR" w:bidi="fr_FR"/>
-        </w:rPr>
-        <w:t xml:space="preserve"> ; </w:t>
-      </w:r>
-      <w:hyperlink r:id="rId76">
-        <w:r>
-          <w:rPr>
-            <w:lang w:val="fr_FR" w:bidi="fr_FR"/>
-          </w:rPr>
-          <w:rPr>
-            <w:color w:val="0000EE"/>
-            <w:u w:val="single"/>
-          </w:rPr>
-          <w:t>1Co 8.1–13</w:t>
-        </w:r>
-      </w:hyperlink>
-      <w:r>
-        <w:rPr>
-          <w:lang w:val="fr_FR" w:bidi="fr_FR"/>
-        </w:rPr>
-        <w:t xml:space="preserve"> ; </w:t>
-      </w:r>
-      <w:hyperlink r:id="rId77">
-        <w:r>
-          <w:rPr>
-            <w:lang w:val="fr_FR" w:bidi="fr_FR"/>
-          </w:rPr>
-          <w:rPr>
-            <w:color w:val="0000EE"/>
-            <w:u w:val="single"/>
-          </w:rPr>
-          <w:t>10.23–33</w:t>
-        </w:r>
-      </w:hyperlink>
+      <w:r>
+        <w:rPr>
+          <w:lang w:val="fr_FR" w:bidi="fr_FR"/>
+        </w:rPr>
+        <w:t>Rm 14.13–23</w:t>
+      </w:r>
+      <w:r>
+        <w:rPr>
+          <w:lang w:val="fr_FR" w:bidi="fr_FR"/>
+        </w:rPr>
+        <w:t xml:space="preserve"> ; </w:t>
+      </w:r>
+      <w:r>
+        <w:rPr>
+          <w:lang w:val="fr_FR" w:bidi="fr_FR"/>
+        </w:rPr>
+        <w:t>1Co 8.1–13</w:t>
+      </w:r>
+      <w:r>
+        <w:rPr>
+          <w:lang w:val="fr_FR" w:bidi="fr_FR"/>
+        </w:rPr>
+        <w:t xml:space="preserve"> ; </w:t>
+      </w:r>
+      <w:r>
+        <w:rPr>
+          <w:lang w:val="fr_FR" w:bidi="fr_FR"/>
+        </w:rPr>
+        <w:t>10.23–33</w:t>
+      </w:r>
       <w:r>
         <w:rPr>
           <w:lang w:val="fr_FR" w:bidi="fr_FR"/>
         </w:rPr>
         <w:t>). Cependant, Paul reconnaît aussi que dans certaines situations, des chrétiens peuvent aussi profiter de leur droits devant la loi de façon appropriée. C'est particulièrement vrai dans le cas de leurs droits devant les autorités civiles (</w:t>
       </w:r>
-      <w:hyperlink r:id="rId78">
-        <w:r>
-          <w:rPr>
-            <w:lang w:val="fr_FR" w:bidi="fr_FR"/>
-          </w:rPr>
-          <w:rPr>
-            <w:color w:val="0000EE"/>
-            <w:u w:val="single"/>
-          </w:rPr>
-          <w:t xml:space="preserve">Ac 16.37–39 </w:t>
-        </w:r>
-      </w:hyperlink>
+      <w:r>
+        <w:rPr>
+          <w:lang w:val="fr_FR" w:bidi="fr_FR"/>
+        </w:rPr>
+        <w:t xml:space="preserve">Ac 16.37–39 </w:t>
+      </w:r>
       <w:r>
         <w:rPr>
           <w:lang w:val="fr_FR" w:bidi="fr_FR"/>
         </w:rPr>
         <w:t xml:space="preserve">; </w:t>
       </w:r>
-      <w:hyperlink r:id="rId79">
-        <w:r>
-          <w:rPr>
-            <w:lang w:val="fr_FR" w:bidi="fr_FR"/>
-          </w:rPr>
-          <w:rPr>
-            <w:color w:val="0000EE"/>
-            <w:u w:val="single"/>
-          </w:rPr>
-          <w:t xml:space="preserve">22.25–29 </w:t>
-        </w:r>
-      </w:hyperlink>
+      <w:r>
+        <w:rPr>
+          <w:lang w:val="fr_FR" w:bidi="fr_FR"/>
+        </w:rPr>
+        <w:t xml:space="preserve">22.25–29 </w:t>
+      </w:r>
       <w:r>
         <w:rPr>
           <w:lang w:val="fr_FR" w:bidi="fr_FR"/>
         </w:rPr>
         <w:t xml:space="preserve">; </w:t>
       </w:r>
-      <w:hyperlink r:id="rId80">
-        <w:r>
-          <w:rPr>
-            <w:lang w:val="fr_FR" w:bidi="fr_FR"/>
-          </w:rPr>
-          <w:rPr>
-            <w:color w:val="0000EE"/>
-            <w:u w:val="single"/>
-          </w:rPr>
-          <w:t>25.11</w:t>
-        </w:r>
-      </w:hyperlink>
+      <w:r>
+        <w:rPr>
+          <w:lang w:val="fr_FR" w:bidi="fr_FR"/>
+        </w:rPr>
+        <w:t>25.11</w:t>
+      </w:r>
       <w:r>
         <w:rPr>
           <w:lang w:val="fr_FR" w:bidi="fr_FR"/>
@@ -3067,198 +2522,132 @@
         </w:rPr>
         <w:t>Paul, tout comme Jésus, considère l'amour pour les autres comme un principe et un devoir fondamental (</w:t>
       </w:r>
-      <w:hyperlink r:id="rId81">
-        <w:r>
-          <w:rPr>
-            <w:lang w:val="fr_FR" w:bidi="fr_FR"/>
-          </w:rPr>
-          <w:rPr>
-            <w:color w:val="0000EE"/>
-            <w:u w:val="single"/>
-          </w:rPr>
-          <w:t>Rm 13.8–10</w:t>
-        </w:r>
-      </w:hyperlink>
+      <w:r>
+        <w:rPr>
+          <w:lang w:val="fr_FR" w:bidi="fr_FR"/>
+        </w:rPr>
+        <w:t>Rm 13.8–10</w:t>
+      </w:r>
       <w:r>
         <w:rPr>
           <w:lang w:val="fr_FR" w:bidi="fr_FR"/>
         </w:rPr>
         <w:t xml:space="preserve">; </w:t>
       </w:r>
-      <w:hyperlink r:id="rId82">
-        <w:r>
-          <w:rPr>
-            <w:lang w:val="fr_FR" w:bidi="fr_FR"/>
-          </w:rPr>
-          <w:rPr>
-            <w:color w:val="0000EE"/>
-            <w:u w:val="single"/>
-          </w:rPr>
-          <w:t>1Co 13.1–13</w:t>
-        </w:r>
-      </w:hyperlink>
+      <w:r>
+        <w:rPr>
+          <w:lang w:val="fr_FR" w:bidi="fr_FR"/>
+        </w:rPr>
+        <w:t>1Co 13.1–13</w:t>
+      </w:r>
       <w:r>
         <w:rPr>
           <w:lang w:val="fr_FR" w:bidi="fr_FR"/>
         </w:rPr>
         <w:t xml:space="preserve">; </w:t>
       </w:r>
-      <w:hyperlink r:id="rId83">
-        <w:r>
-          <w:rPr>
-            <w:lang w:val="fr_FR" w:bidi="fr_FR"/>
-          </w:rPr>
-          <w:rPr>
-            <w:color w:val="0000EE"/>
-            <w:u w:val="single"/>
-          </w:rPr>
-          <w:t>Ga 5.6</w:t>
-        </w:r>
-      </w:hyperlink>
+      <w:r>
+        <w:rPr>
+          <w:lang w:val="fr_FR" w:bidi="fr_FR"/>
+        </w:rPr>
+        <w:t>Ga 5.6</w:t>
+      </w:r>
       <w:r>
         <w:rPr>
           <w:lang w:val="fr_FR" w:bidi="fr_FR"/>
         </w:rPr>
         <w:t xml:space="preserve">; voir </w:t>
       </w:r>
-      <w:hyperlink r:id="rId84">
-        <w:r>
-          <w:rPr>
-            <w:lang w:val="fr_FR" w:bidi="fr_FR"/>
-          </w:rPr>
-          <w:rPr>
-            <w:color w:val="0000EE"/>
-            <w:u w:val="single"/>
-          </w:rPr>
-          <w:t>Mt 5.43–44</w:t>
-        </w:r>
-      </w:hyperlink>
+      <w:r>
+        <w:rPr>
+          <w:lang w:val="fr_FR" w:bidi="fr_FR"/>
+        </w:rPr>
+        <w:t>Mt 5.43–44</w:t>
+      </w:r>
       <w:r>
         <w:rPr>
           <w:lang w:val="fr_FR" w:bidi="fr_FR"/>
         </w:rPr>
         <w:t xml:space="preserve">; </w:t>
       </w:r>
-      <w:hyperlink r:id="rId85">
-        <w:r>
-          <w:rPr>
-            <w:lang w:val="fr_FR" w:bidi="fr_FR"/>
-          </w:rPr>
-          <w:rPr>
-            <w:color w:val="0000EE"/>
-            <w:u w:val="single"/>
-          </w:rPr>
-          <w:t>22.36–39</w:t>
-        </w:r>
-      </w:hyperlink>
+      <w:r>
+        <w:rPr>
+          <w:lang w:val="fr_FR" w:bidi="fr_FR"/>
+        </w:rPr>
+        <w:t>22.36–39</w:t>
+      </w:r>
       <w:r>
         <w:rPr>
           <w:lang w:val="fr_FR" w:bidi="fr_FR"/>
         </w:rPr>
         <w:t>). Un chrétien qui aime véritablement est toujours prêt à renoncer à lui-même comme Jésus l'a fait (</w:t>
       </w:r>
-      <w:hyperlink r:id="rId86">
-        <w:r>
-          <w:rPr>
-            <w:lang w:val="fr_FR" w:bidi="fr_FR"/>
-          </w:rPr>
-          <w:rPr>
-            <w:color w:val="0000EE"/>
-            <w:u w:val="single"/>
-          </w:rPr>
-          <w:t>1Co 13.4–7</w:t>
-        </w:r>
-      </w:hyperlink>
+      <w:r>
+        <w:rPr>
+          <w:lang w:val="fr_FR" w:bidi="fr_FR"/>
+        </w:rPr>
+        <w:t>1Co 13.4–7</w:t>
+      </w:r>
       <w:r>
         <w:rPr>
           <w:lang w:val="fr_FR" w:bidi="fr_FR"/>
         </w:rPr>
         <w:t>). Les chrétiens doivent chercher ce qui est bon pour les autres et pour le royaume de Dieu, plutôt que ce qu'ils préfèrent ou désirent pour eux-mêmes (</w:t>
       </w:r>
-      <w:hyperlink r:id="rId87">
-        <w:r>
-          <w:rPr>
-            <w:lang w:val="fr_FR" w:bidi="fr_FR"/>
-          </w:rPr>
-          <w:rPr>
-            <w:color w:val="0000EE"/>
-            <w:u w:val="single"/>
-          </w:rPr>
-          <w:t>1Co 10.32–33</w:t>
-        </w:r>
-      </w:hyperlink>
+      <w:r>
+        <w:rPr>
+          <w:lang w:val="fr_FR" w:bidi="fr_FR"/>
+        </w:rPr>
+        <w:t>1Co 10.32–33</w:t>
+      </w:r>
       <w:r>
         <w:rPr>
           <w:lang w:val="fr_FR" w:bidi="fr_FR"/>
         </w:rPr>
         <w:t>). En mourant comme sacrifice pour les péchés, Christ a montré ce qu'est le vrai amour (</w:t>
       </w:r>
-      <w:hyperlink r:id="rId88">
-        <w:r>
-          <w:rPr>
-            <w:lang w:val="fr_FR" w:bidi="fr_FR"/>
-          </w:rPr>
-          <w:rPr>
-            <w:color w:val="0000EE"/>
-            <w:u w:val="single"/>
-          </w:rPr>
-          <w:t>Rm 5.6–8</w:t>
-        </w:r>
-      </w:hyperlink>
+      <w:r>
+        <w:rPr>
+          <w:lang w:val="fr_FR" w:bidi="fr_FR"/>
+        </w:rPr>
+        <w:t>Rm 5.6–8</w:t>
+      </w:r>
       <w:r>
         <w:rPr>
           <w:lang w:val="fr_FR" w:bidi="fr_FR"/>
         </w:rPr>
         <w:t xml:space="preserve">; </w:t>
       </w:r>
-      <w:hyperlink r:id="rId89">
-        <w:r>
-          <w:rPr>
-            <w:lang w:val="fr_FR" w:bidi="fr_FR"/>
-          </w:rPr>
-          <w:rPr>
-            <w:color w:val="0000EE"/>
-            <w:u w:val="single"/>
-          </w:rPr>
-          <w:t>15.1–5</w:t>
-        </w:r>
-      </w:hyperlink>
+      <w:r>
+        <w:rPr>
+          <w:lang w:val="fr_FR" w:bidi="fr_FR"/>
+        </w:rPr>
+        <w:t>15.1–5</w:t>
+      </w:r>
       <w:r>
         <w:rPr>
           <w:lang w:val="fr_FR" w:bidi="fr_FR"/>
         </w:rPr>
         <w:t xml:space="preserve">; </w:t>
       </w:r>
-      <w:hyperlink r:id="rId90">
-        <w:r>
-          <w:rPr>
-            <w:lang w:val="fr_FR" w:bidi="fr_FR"/>
-          </w:rPr>
-          <w:rPr>
-            <w:color w:val="0000EE"/>
-            <w:u w:val="single"/>
-          </w:rPr>
-          <w:t>1Jn 4.9–12</w:t>
-        </w:r>
-      </w:hyperlink>
+      <w:r>
+        <w:rPr>
+          <w:lang w:val="fr_FR" w:bidi="fr_FR"/>
+        </w:rPr>
+        <w:t>1Jn 4.9–12</w:t>
+      </w:r>
       <w:r>
         <w:rPr>
           <w:lang w:val="fr_FR" w:bidi="fr_FR"/>
         </w:rPr>
         <w:t xml:space="preserve">). La vie du chrétien doit être un reflet de l'amour sacrificiel de Jésus. Ce n'est pas toujours facile à faire, car cela demande que l'on renonce à ses propres désirs (voir </w:t>
       </w:r>
-      <w:hyperlink r:id="rId91">
-        <w:r>
-          <w:rPr>
-            <w:lang w:val="fr_FR" w:bidi="fr_FR"/>
-          </w:rPr>
-          <w:rPr>
-            <w:color w:val="0000EE"/>
-            <w:u w:val="single"/>
-          </w:rPr>
-          <w:t>Mc 8.34–35</w:t>
-        </w:r>
-      </w:hyperlink>
+      <w:r>
+        <w:rPr>
+          <w:lang w:val="fr_FR" w:bidi="fr_FR"/>
+        </w:rPr>
+        <w:t>Mc 8.34–35</w:t>
+      </w:r>
       <w:r>
         <w:rPr>
           <w:lang w:val="fr_FR" w:bidi="fr_FR"/>
@@ -3288,306 +2677,204 @@
           <w:lang w:val="fr_FR" w:bidi="fr_FR"/>
         </w:rPr>
       </w:r>
-      <w:hyperlink r:id="rId92">
-        <w:r>
-          <w:rPr>
-            <w:lang w:val="fr_FR" w:bidi="fr_FR"/>
-          </w:rPr>
-          <w:rPr>
-            <w:color w:val="0000EE"/>
-            <w:u w:val="single"/>
-          </w:rPr>
-          <w:t>Matthieu 5.38–48</w:t>
-        </w:r>
-      </w:hyperlink>
-      <w:r>
-        <w:rPr>
-          <w:lang w:val="fr_FR" w:bidi="fr_FR"/>
-        </w:rPr>
-        <w:t xml:space="preserve"> ; </w:t>
-      </w:r>
-      <w:hyperlink r:id="rId93">
-        <w:r>
-          <w:rPr>
-            <w:lang w:val="fr_FR" w:bidi="fr_FR"/>
-          </w:rPr>
-          <w:rPr>
-            <w:color w:val="0000EE"/>
-            <w:u w:val="single"/>
-          </w:rPr>
-          <w:t>16.24–27</w:t>
-        </w:r>
-      </w:hyperlink>
-      <w:r>
-        <w:rPr>
-          <w:lang w:val="fr_FR" w:bidi="fr_FR"/>
-        </w:rPr>
-        <w:t xml:space="preserve"> ; </w:t>
-      </w:r>
-      <w:hyperlink r:id="rId94">
-        <w:r>
-          <w:rPr>
-            <w:lang w:val="fr_FR" w:bidi="fr_FR"/>
-          </w:rPr>
-          <w:rPr>
-            <w:color w:val="0000EE"/>
-            <w:u w:val="single"/>
-          </w:rPr>
-          <w:t>22.37–39</w:t>
-        </w:r>
-      </w:hyperlink>
-      <w:r>
-        <w:rPr>
-          <w:lang w:val="fr_FR" w:bidi="fr_FR"/>
-        </w:rPr>
-        <w:t xml:space="preserve"> ; </w:t>
-      </w:r>
-      <w:hyperlink r:id="rId88">
-        <w:r>
-          <w:rPr>
-            <w:lang w:val="fr_FR" w:bidi="fr_FR"/>
-          </w:rPr>
-          <w:rPr>
-            <w:color w:val="0000EE"/>
-            <w:u w:val="single"/>
-          </w:rPr>
-          <w:t>Romains 5.6–8</w:t>
-        </w:r>
-      </w:hyperlink>
-      <w:r>
-        <w:rPr>
-          <w:lang w:val="fr_FR" w:bidi="fr_FR"/>
-        </w:rPr>
-        <w:t xml:space="preserve"> ; </w:t>
-      </w:r>
-      <w:hyperlink r:id="rId81">
-        <w:r>
-          <w:rPr>
-            <w:lang w:val="fr_FR" w:bidi="fr_FR"/>
-          </w:rPr>
-          <w:rPr>
-            <w:color w:val="0000EE"/>
-            <w:u w:val="single"/>
-          </w:rPr>
-          <w:t>13.8–10</w:t>
-        </w:r>
-      </w:hyperlink>
-      <w:r>
-        <w:rPr>
-          <w:lang w:val="fr_FR" w:bidi="fr_FR"/>
-        </w:rPr>
-        <w:t xml:space="preserve"> ; </w:t>
-      </w:r>
-      <w:hyperlink r:id="rId95">
-        <w:r>
-          <w:rPr>
-            <w:lang w:val="fr_FR" w:bidi="fr_FR"/>
-          </w:rPr>
-          <w:rPr>
-            <w:color w:val="0000EE"/>
-            <w:u w:val="single"/>
-          </w:rPr>
-          <w:t>14.15–22</w:t>
-        </w:r>
-      </w:hyperlink>
-      <w:r>
-        <w:rPr>
-          <w:lang w:val="fr_FR" w:bidi="fr_FR"/>
-        </w:rPr>
-        <w:t xml:space="preserve"> ; </w:t>
-      </w:r>
-      <w:hyperlink r:id="rId89">
-        <w:r>
-          <w:rPr>
-            <w:lang w:val="fr_FR" w:bidi="fr_FR"/>
-          </w:rPr>
-          <w:rPr>
-            <w:color w:val="0000EE"/>
-            <w:u w:val="single"/>
-          </w:rPr>
-          <w:t>15.1–5</w:t>
-        </w:r>
-      </w:hyperlink>
-      <w:r>
-        <w:rPr>
-          <w:lang w:val="fr_FR" w:bidi="fr_FR"/>
-        </w:rPr>
-        <w:t xml:space="preserve"> ; </w:t>
-      </w:r>
-      <w:hyperlink r:id="rId76">
-        <w:r>
-          <w:rPr>
-            <w:lang w:val="fr_FR" w:bidi="fr_FR"/>
-          </w:rPr>
-          <w:rPr>
-            <w:color w:val="0000EE"/>
-            <w:u w:val="single"/>
-          </w:rPr>
-          <w:t>1 Corinthiens 8.1–13</w:t>
-        </w:r>
-      </w:hyperlink>
-      <w:r>
-        <w:rPr>
-          <w:lang w:val="fr_FR" w:bidi="fr_FR"/>
-        </w:rPr>
-        <w:t xml:space="preserve"> ; </w:t>
-      </w:r>
-      <w:hyperlink r:id="rId96">
-        <w:r>
-          <w:rPr>
-            <w:lang w:val="fr_FR" w:bidi="fr_FR"/>
-          </w:rPr>
-          <w:rPr>
-            <w:color w:val="0000EE"/>
-            <w:u w:val="single"/>
-          </w:rPr>
-          <w:t>9.1–23</w:t>
-        </w:r>
-      </w:hyperlink>
-      <w:r>
-        <w:rPr>
-          <w:lang w:val="fr_FR" w:bidi="fr_FR"/>
-        </w:rPr>
-        <w:t xml:space="preserve"> ; </w:t>
-      </w:r>
-      <w:hyperlink r:id="rId97">
-        <w:r>
-          <w:rPr>
-            <w:lang w:val="fr_FR" w:bidi="fr_FR"/>
-          </w:rPr>
-          <w:rPr>
-            <w:color w:val="0000EE"/>
-            <w:u w:val="single"/>
-          </w:rPr>
-          <w:t>10.23–24</w:t>
-        </w:r>
-      </w:hyperlink>
+      <w:r>
+        <w:rPr>
+          <w:lang w:val="fr_FR" w:bidi="fr_FR"/>
+        </w:rPr>
+        <w:t>Matthieu 5.38–48</w:t>
+      </w:r>
+      <w:r>
+        <w:rPr>
+          <w:lang w:val="fr_FR" w:bidi="fr_FR"/>
+        </w:rPr>
+        <w:t xml:space="preserve"> ; </w:t>
+      </w:r>
+      <w:r>
+        <w:rPr>
+          <w:lang w:val="fr_FR" w:bidi="fr_FR"/>
+        </w:rPr>
+        <w:t>16.24–27</w:t>
+      </w:r>
+      <w:r>
+        <w:rPr>
+          <w:lang w:val="fr_FR" w:bidi="fr_FR"/>
+        </w:rPr>
+        <w:t xml:space="preserve"> ; </w:t>
+      </w:r>
+      <w:r>
+        <w:rPr>
+          <w:lang w:val="fr_FR" w:bidi="fr_FR"/>
+        </w:rPr>
+        <w:t>22.37–39</w:t>
+      </w:r>
+      <w:r>
+        <w:rPr>
+          <w:lang w:val="fr_FR" w:bidi="fr_FR"/>
+        </w:rPr>
+        <w:t xml:space="preserve"> ; </w:t>
+      </w:r>
+      <w:r>
+        <w:rPr>
+          <w:lang w:val="fr_FR" w:bidi="fr_FR"/>
+        </w:rPr>
+        <w:t>Romains 5.6–8</w:t>
+      </w:r>
+      <w:r>
+        <w:rPr>
+          <w:lang w:val="fr_FR" w:bidi="fr_FR"/>
+        </w:rPr>
+        <w:t xml:space="preserve"> ; </w:t>
+      </w:r>
+      <w:r>
+        <w:rPr>
+          <w:lang w:val="fr_FR" w:bidi="fr_FR"/>
+        </w:rPr>
+        <w:t>13.8–10</w:t>
+      </w:r>
+      <w:r>
+        <w:rPr>
+          <w:lang w:val="fr_FR" w:bidi="fr_FR"/>
+        </w:rPr>
+        <w:t xml:space="preserve"> ; </w:t>
+      </w:r>
+      <w:r>
+        <w:rPr>
+          <w:lang w:val="fr_FR" w:bidi="fr_FR"/>
+        </w:rPr>
+        <w:t>14.15–22</w:t>
+      </w:r>
+      <w:r>
+        <w:rPr>
+          <w:lang w:val="fr_FR" w:bidi="fr_FR"/>
+        </w:rPr>
+        <w:t xml:space="preserve"> ; </w:t>
+      </w:r>
+      <w:r>
+        <w:rPr>
+          <w:lang w:val="fr_FR" w:bidi="fr_FR"/>
+        </w:rPr>
+        <w:t>15.1–5</w:t>
+      </w:r>
+      <w:r>
+        <w:rPr>
+          <w:lang w:val="fr_FR" w:bidi="fr_FR"/>
+        </w:rPr>
+        <w:t xml:space="preserve"> ; </w:t>
+      </w:r>
+      <w:r>
+        <w:rPr>
+          <w:lang w:val="fr_FR" w:bidi="fr_FR"/>
+        </w:rPr>
+        <w:t>1 Corinthiens 8.1–13</w:t>
+      </w:r>
+      <w:r>
+        <w:rPr>
+          <w:lang w:val="fr_FR" w:bidi="fr_FR"/>
+        </w:rPr>
+        <w:t xml:space="preserve"> ; </w:t>
+      </w:r>
+      <w:r>
+        <w:rPr>
+          <w:lang w:val="fr_FR" w:bidi="fr_FR"/>
+        </w:rPr>
+        <w:t>9.1–23</w:t>
+      </w:r>
+      <w:r>
+        <w:rPr>
+          <w:lang w:val="fr_FR" w:bidi="fr_FR"/>
+        </w:rPr>
+        <w:t xml:space="preserve"> ; </w:t>
+      </w:r>
+      <w:r>
+        <w:rPr>
+          <w:lang w:val="fr_FR" w:bidi="fr_FR"/>
+        </w:rPr>
+        <w:t>10.23–24</w:t>
+      </w:r>
       <w:r>
         <w:rPr>
           <w:lang w:val="fr_FR" w:bidi="fr_FR"/>
         </w:rPr>
         <w:t xml:space="preserve">, </w:t>
       </w:r>
-      <w:hyperlink r:id="rId98">
-        <w:r>
-          <w:rPr>
-            <w:lang w:val="fr_FR" w:bidi="fr_FR"/>
-          </w:rPr>
-          <w:rPr>
-            <w:color w:val="0000EE"/>
-            <w:u w:val="single"/>
-          </w:rPr>
-          <w:t>31–33</w:t>
-        </w:r>
-      </w:hyperlink>
-      <w:r>
-        <w:rPr>
-          <w:lang w:val="fr_FR" w:bidi="fr_FR"/>
-        </w:rPr>
-        <w:t xml:space="preserve"> ; </w:t>
-      </w:r>
-      <w:hyperlink r:id="rId86">
-        <w:r>
-          <w:rPr>
-            <w:lang w:val="fr_FR" w:bidi="fr_FR"/>
-          </w:rPr>
-          <w:rPr>
-            <w:color w:val="0000EE"/>
-            <w:u w:val="single"/>
-          </w:rPr>
-          <w:t>13.4–7</w:t>
-        </w:r>
-      </w:hyperlink>
-      <w:r>
-        <w:rPr>
-          <w:lang w:val="fr_FR" w:bidi="fr_FR"/>
-        </w:rPr>
-        <w:t xml:space="preserve"> ; </w:t>
-      </w:r>
-      <w:hyperlink r:id="rId83">
-        <w:r>
-          <w:rPr>
-            <w:lang w:val="fr_FR" w:bidi="fr_FR"/>
-          </w:rPr>
-          <w:rPr>
-            <w:color w:val="0000EE"/>
-            <w:u w:val="single"/>
-          </w:rPr>
-          <w:t>Galates 5.6</w:t>
-        </w:r>
-      </w:hyperlink>
-      <w:r>
-        <w:rPr>
-          <w:lang w:val="fr_FR" w:bidi="fr_FR"/>
-        </w:rPr>
-        <w:t xml:space="preserve"> ; </w:t>
-      </w:r>
-      <w:hyperlink r:id="rId99">
-        <w:r>
-          <w:rPr>
-            <w:lang w:val="fr_FR" w:bidi="fr_FR"/>
-          </w:rPr>
-          <w:rPr>
-            <w:color w:val="0000EE"/>
-            <w:u w:val="single"/>
-          </w:rPr>
-          <w:t>Philippiens 2.3–4</w:t>
-        </w:r>
-      </w:hyperlink>
-      <w:r>
-        <w:rPr>
-          <w:lang w:val="fr_FR" w:bidi="fr_FR"/>
-        </w:rPr>
-        <w:t xml:space="preserve"> ; </w:t>
-      </w:r>
-      <w:hyperlink r:id="rId100">
-        <w:r>
-          <w:rPr>
-            <w:lang w:val="fr_FR" w:bidi="fr_FR"/>
-          </w:rPr>
-          <w:rPr>
-            <w:color w:val="0000EE"/>
-            <w:u w:val="single"/>
-          </w:rPr>
-          <w:t>2 Timothée 2.9–13</w:t>
-        </w:r>
-      </w:hyperlink>
-      <w:r>
-        <w:rPr>
-          <w:lang w:val="fr_FR" w:bidi="fr_FR"/>
-        </w:rPr>
-        <w:t xml:space="preserve"> ; </w:t>
-      </w:r>
-      <w:hyperlink r:id="rId101">
-        <w:r>
-          <w:rPr>
-            <w:lang w:val="fr_FR" w:bidi="fr_FR"/>
-          </w:rPr>
-          <w:rPr>
-            <w:color w:val="0000EE"/>
-            <w:u w:val="single"/>
-          </w:rPr>
-          <w:t>Hébreux 11.24–26</w:t>
-        </w:r>
-      </w:hyperlink>
-      <w:r>
-        <w:rPr>
-          <w:lang w:val="fr_FR" w:bidi="fr_FR"/>
-        </w:rPr>
-        <w:t xml:space="preserve"> ; </w:t>
-      </w:r>
-      <w:hyperlink r:id="rId90">
-        <w:r>
-          <w:rPr>
-            <w:lang w:val="fr_FR" w:bidi="fr_FR"/>
-          </w:rPr>
-          <w:rPr>
-            <w:color w:val="0000EE"/>
-            <w:u w:val="single"/>
-          </w:rPr>
-          <w:t>1 Jean 4.9–12</w:t>
-        </w:r>
-      </w:hyperlink>
+      <w:r>
+        <w:rPr>
+          <w:lang w:val="fr_FR" w:bidi="fr_FR"/>
+        </w:rPr>
+        <w:t>31–33</w:t>
+      </w:r>
+      <w:r>
+        <w:rPr>
+          <w:lang w:val="fr_FR" w:bidi="fr_FR"/>
+        </w:rPr>
+        <w:t xml:space="preserve"> ; </w:t>
+      </w:r>
+      <w:r>
+        <w:rPr>
+          <w:lang w:val="fr_FR" w:bidi="fr_FR"/>
+        </w:rPr>
+        <w:t>13.4–7</w:t>
+      </w:r>
+      <w:r>
+        <w:rPr>
+          <w:lang w:val="fr_FR" w:bidi="fr_FR"/>
+        </w:rPr>
+        <w:t xml:space="preserve"> ; </w:t>
+      </w:r>
+      <w:r>
+        <w:rPr>
+          <w:lang w:val="fr_FR" w:bidi="fr_FR"/>
+        </w:rPr>
+        <w:t>Galates 5.6</w:t>
+      </w:r>
+      <w:r>
+        <w:rPr>
+          <w:lang w:val="fr_FR" w:bidi="fr_FR"/>
+        </w:rPr>
+        <w:t xml:space="preserve"> ; </w:t>
+      </w:r>
+      <w:r>
+        <w:rPr>
+          <w:lang w:val="fr_FR" w:bidi="fr_FR"/>
+        </w:rPr>
+        <w:t>Philippiens 2.3–4</w:t>
+      </w:r>
+      <w:r>
+        <w:rPr>
+          <w:lang w:val="fr_FR" w:bidi="fr_FR"/>
+        </w:rPr>
+        <w:t xml:space="preserve"> ; </w:t>
+      </w:r>
+      <w:r>
+        <w:rPr>
+          <w:lang w:val="fr_FR" w:bidi="fr_FR"/>
+        </w:rPr>
+        <w:t>2 Timothée 2.9–13</w:t>
+      </w:r>
+      <w:r>
+        <w:rPr>
+          <w:lang w:val="fr_FR" w:bidi="fr_FR"/>
+        </w:rPr>
+        <w:t xml:space="preserve"> ; </w:t>
+      </w:r>
+      <w:r>
+        <w:rPr>
+          <w:lang w:val="fr_FR" w:bidi="fr_FR"/>
+        </w:rPr>
+        <w:t>Hébreux 11.24–26</w:t>
+      </w:r>
+      <w:r>
+        <w:rPr>
+          <w:lang w:val="fr_FR" w:bidi="fr_FR"/>
+        </w:rPr>
+        <w:t xml:space="preserve"> ; </w:t>
+      </w:r>
+      <w:r>
+        <w:rPr>
+          <w:lang w:val="fr_FR" w:bidi="fr_FR"/>
+        </w:rPr>
+        <w:t>1 Jean 4.9–12</w:t>
+      </w:r>
       <w:r>
         <w:rPr>
           <w:lang w:val="fr_FR" w:bidi="fr_FR"/>
@@ -3636,18 +2923,12 @@
         </w:rPr>
         <w:t xml:space="preserve">L'idée du repos sabbatique de Dieu (comme décrit dans </w:t>
       </w:r>
-      <w:hyperlink r:id="rId102">
-        <w:r>
-          <w:rPr>
-            <w:lang w:val="fr_FR" w:bidi="fr_FR"/>
-          </w:rPr>
-          <w:rPr>
-            <w:color w:val="0000EE"/>
-            <w:u w:val="single"/>
-          </w:rPr>
-          <w:t>Hé 4.1–11</w:t>
-        </w:r>
-      </w:hyperlink>
+      <w:r>
+        <w:rPr>
+          <w:lang w:val="fr_FR" w:bidi="fr_FR"/>
+        </w:rPr>
+        <w:t>Hé 4.1–11</w:t>
+      </w:r>
       <w:r>
         <w:rPr>
           <w:lang w:val="fr_FR" w:bidi="fr_FR"/>
@@ -3668,36 +2949,24 @@
         </w:rPr>
         <w:t xml:space="preserve">Dans </w:t>
       </w:r>
-      <w:hyperlink r:id="rId103">
-        <w:r>
-          <w:rPr>
-            <w:lang w:val="fr_FR" w:bidi="fr_FR"/>
-          </w:rPr>
-          <w:rPr>
-            <w:color w:val="0000EE"/>
-            <w:u w:val="single"/>
-          </w:rPr>
-          <w:t>Hébreux 3.7–19</w:t>
-        </w:r>
-      </w:hyperlink>
+      <w:r>
+        <w:rPr>
+          <w:lang w:val="fr_FR" w:bidi="fr_FR"/>
+        </w:rPr>
+        <w:t>Hébreux 3.7–19</w:t>
+      </w:r>
       <w:r>
         <w:rPr>
           <w:lang w:val="fr_FR" w:bidi="fr_FR"/>
         </w:rPr>
         <w:t xml:space="preserve">, l'auteur explique </w:t>
       </w:r>
-      <w:hyperlink r:id="rId104">
-        <w:r>
-          <w:rPr>
-            <w:lang w:val="fr_FR" w:bidi="fr_FR"/>
-          </w:rPr>
-          <w:rPr>
-            <w:color w:val="0000EE"/>
-            <w:u w:val="single"/>
-          </w:rPr>
-          <w:t>Psaume 95.7–11</w:t>
-        </w:r>
-      </w:hyperlink>
+      <w:r>
+        <w:rPr>
+          <w:lang w:val="fr_FR" w:bidi="fr_FR"/>
+        </w:rPr>
+        <w:t>Psaume 95.7–11</w:t>
+      </w:r>
       <w:r>
         <w:rPr>
           <w:lang w:val="fr_FR" w:bidi="fr_FR"/>
@@ -3718,126 +2987,84 @@
         </w:rPr>
         <w:t>Quel est donc ce « repos » qu'ils n'ont pas réussi à atteindre et qui subsiste encore pour le peuple de Dieu (</w:t>
       </w:r>
-      <w:hyperlink r:id="rId105">
-        <w:r>
-          <w:rPr>
-            <w:lang w:val="fr_FR" w:bidi="fr_FR"/>
-          </w:rPr>
-          <w:rPr>
-            <w:color w:val="0000EE"/>
-            <w:u w:val="single"/>
-          </w:rPr>
-          <w:t>Hé 4.1–3</w:t>
-        </w:r>
-      </w:hyperlink>
+      <w:r>
+        <w:rPr>
+          <w:lang w:val="fr_FR" w:bidi="fr_FR"/>
+        </w:rPr>
+        <w:t>Hé 4.1–3</w:t>
+      </w:r>
       <w:r>
         <w:rPr>
           <w:lang w:val="fr_FR" w:bidi="fr_FR"/>
         </w:rPr>
         <w:t>) ? L'auteur d'Hébreux parle de beaucoup plus que la Terre promise en tant que lieu de « repos sabbatique » (</w:t>
       </w:r>
-      <w:hyperlink r:id="rId106">
-        <w:r>
-          <w:rPr>
-            <w:lang w:val="fr_FR" w:bidi="fr_FR"/>
-          </w:rPr>
-          <w:rPr>
-            <w:color w:val="0000EE"/>
-            <w:u w:val="single"/>
-          </w:rPr>
-          <w:t>4.8–9</w:t>
-        </w:r>
-      </w:hyperlink>
+      <w:r>
+        <w:rPr>
+          <w:lang w:val="fr_FR" w:bidi="fr_FR"/>
+        </w:rPr>
+        <w:t>4.8–9</w:t>
+      </w:r>
       <w:r>
         <w:rPr>
           <w:lang w:val="fr_FR" w:bidi="fr_FR"/>
         </w:rPr>
         <w:t xml:space="preserve">). </w:t>
       </w:r>
-      <w:hyperlink r:id="rId107">
-        <w:r>
-          <w:rPr>
-            <w:lang w:val="fr_FR" w:bidi="fr_FR"/>
-          </w:rPr>
-          <w:rPr>
-            <w:color w:val="0000EE"/>
-            <w:u w:val="single"/>
-          </w:rPr>
-          <w:t>Hébreux 4.3–4</w:t>
-        </w:r>
-      </w:hyperlink>
+      <w:r>
+        <w:rPr>
+          <w:lang w:val="fr_FR" w:bidi="fr_FR"/>
+        </w:rPr>
+        <w:t>Hébreux 4.3–4</w:t>
+      </w:r>
       <w:r>
         <w:rPr>
           <w:lang w:val="fr_FR" w:bidi="fr_FR"/>
         </w:rPr>
         <w:t xml:space="preserve"> explique que le repos de Dieu a été préparé « depuis la fondation du monde » (</w:t>
       </w:r>
-      <w:hyperlink r:id="rId108">
-        <w:r>
-          <w:rPr>
-            <w:lang w:val="fr_FR" w:bidi="fr_FR"/>
-          </w:rPr>
-          <w:rPr>
-            <w:color w:val="0000EE"/>
-            <w:u w:val="single"/>
-          </w:rPr>
-          <w:t>Gn 2.2)</w:t>
-        </w:r>
-      </w:hyperlink>
+      <w:r>
+        <w:rPr>
+          <w:lang w:val="fr_FR" w:bidi="fr_FR"/>
+        </w:rPr>
+        <w:t>Gn 2.2)</w:t>
+      </w:r>
       <w:r>
         <w:rPr>
           <w:lang w:val="fr_FR" w:bidi="fr_FR"/>
         </w:rPr>
         <w:t>. Le repos de Dieu signifie arrêter de travailler, tout comme Dieu (</w:t>
       </w:r>
-      <w:hyperlink r:id="rId109">
-        <w:r>
-          <w:rPr>
-            <w:lang w:val="fr_FR" w:bidi="fr_FR"/>
-          </w:rPr>
-          <w:rPr>
-            <w:color w:val="0000EE"/>
-            <w:u w:val="single"/>
-          </w:rPr>
-          <w:t>Hé 4.10</w:t>
-        </w:r>
-      </w:hyperlink>
+      <w:r>
+        <w:rPr>
+          <w:lang w:val="fr_FR" w:bidi="fr_FR"/>
+        </w:rPr>
+        <w:t>Hé 4.10</w:t>
+      </w:r>
       <w:r>
         <w:rPr>
           <w:lang w:val="fr_FR" w:bidi="fr_FR"/>
         </w:rPr>
         <w:t>). Ceux qui « entendent sa voix » n'endurcissent pas leur cœur, et croient à la Bonne Nouvelle à propos de Jésus, ce qui leur permet d'« entrer dans ce repos » (</w:t>
       </w:r>
-      <w:hyperlink r:id="rId105">
-        <w:r>
-          <w:rPr>
-            <w:lang w:val="fr_FR" w:bidi="fr_FR"/>
-          </w:rPr>
-          <w:rPr>
-            <w:color w:val="0000EE"/>
-            <w:u w:val="single"/>
-          </w:rPr>
-          <w:t>4.1–3</w:t>
-        </w:r>
-      </w:hyperlink>
+      <w:r>
+        <w:rPr>
+          <w:lang w:val="fr_FR" w:bidi="fr_FR"/>
+        </w:rPr>
+        <w:t>4.1–3</w:t>
+      </w:r>
       <w:r>
         <w:rPr>
           <w:lang w:val="fr_FR" w:bidi="fr_FR"/>
         </w:rPr>
         <w:t xml:space="preserve">, </w:t>
       </w:r>
-      <w:hyperlink r:id="rId110">
-        <w:r>
-          <w:rPr>
-            <w:lang w:val="fr_FR" w:bidi="fr_FR"/>
-          </w:rPr>
-          <w:rPr>
-            <w:color w:val="0000EE"/>
-            <w:u w:val="single"/>
-          </w:rPr>
-          <w:t>7</w:t>
-        </w:r>
-      </w:hyperlink>
+      <w:r>
+        <w:rPr>
+          <w:lang w:val="fr_FR" w:bidi="fr_FR"/>
+        </w:rPr>
+        <w:t>7</w:t>
+      </w:r>
       <w:r>
         <w:rPr>
           <w:lang w:val="fr_FR" w:bidi="fr_FR"/>
@@ -3858,36 +3085,24 @@
         </w:rPr>
         <w:t>L'Ancien Testament appelle le Jour des Expiations « un sabbat de repos complet » (</w:t>
       </w:r>
-      <w:hyperlink r:id="rId111">
-        <w:r>
-          <w:rPr>
-            <w:lang w:val="fr_FR" w:bidi="fr_FR"/>
-          </w:rPr>
-          <w:rPr>
-            <w:color w:val="0000EE"/>
-            <w:u w:val="single"/>
-          </w:rPr>
-          <w:t>Lv 16.29–31</w:t>
-        </w:r>
-      </w:hyperlink>
+      <w:r>
+        <w:rPr>
+          <w:lang w:val="fr_FR" w:bidi="fr_FR"/>
+        </w:rPr>
+        <w:t>Lv 16.29–31</w:t>
+      </w:r>
       <w:r>
         <w:rPr>
           <w:lang w:val="fr_FR" w:bidi="fr_FR"/>
         </w:rPr>
         <w:t>). Ce jour-là, les gens ne faisaient aucun travail. Sous la nouvelle alliance, Jésus, notre souverain sacrificateur, a offert un sacrifice unique qui a « aboli le péché » (</w:t>
       </w:r>
-      <w:hyperlink r:id="rId112">
-        <w:r>
-          <w:rPr>
-            <w:lang w:val="fr_FR" w:bidi="fr_FR"/>
-          </w:rPr>
-          <w:rPr>
-            <w:color w:val="0000EE"/>
-            <w:u w:val="single"/>
-          </w:rPr>
-          <w:t>9.7–28</w:t>
-        </w:r>
-      </w:hyperlink>
+      <w:r>
+        <w:rPr>
+          <w:lang w:val="fr_FR" w:bidi="fr_FR"/>
+        </w:rPr>
+        <w:t>9.7–28</w:t>
+      </w:r>
       <w:r>
         <w:rPr>
           <w:lang w:val="fr_FR" w:bidi="fr_FR"/>
@@ -3930,90 +3145,60 @@
         </w:rPr>
         <w:t>Ceux qui suivent Jésus se reposent de leurs œuvres. En effet, Christ a pleinement accompli le salut (</w:t>
       </w:r>
-      <w:hyperlink r:id="rId113">
-        <w:r>
-          <w:rPr>
-            <w:lang w:val="fr_FR" w:bidi="fr_FR"/>
-          </w:rPr>
-          <w:rPr>
-            <w:color w:val="0000EE"/>
-            <w:u w:val="single"/>
-          </w:rPr>
-          <w:t>Ep 2.8–9</w:t>
-        </w:r>
-      </w:hyperlink>
+      <w:r>
+        <w:rPr>
+          <w:lang w:val="fr_FR" w:bidi="fr_FR"/>
+        </w:rPr>
+        <w:t>Ep 2.8–9</w:t>
+      </w:r>
       <w:r>
         <w:rPr>
           <w:lang w:val="fr_FR" w:bidi="fr_FR"/>
         </w:rPr>
         <w:t>). Ils sont maintenant réconciliés à Dieu (</w:t>
       </w:r>
-      <w:hyperlink r:id="rId114">
-        <w:r>
-          <w:rPr>
-            <w:lang w:val="fr_FR" w:bidi="fr_FR"/>
-          </w:rPr>
-          <w:rPr>
-            <w:color w:val="0000EE"/>
-            <w:u w:val="single"/>
-          </w:rPr>
-          <w:t>Jn 14.27</w:t>
-        </w:r>
-      </w:hyperlink>
-      <w:r>
-        <w:rPr>
-          <w:lang w:val="fr_FR" w:bidi="fr_FR"/>
-        </w:rPr>
-        <w:t xml:space="preserve"> ; </w:t>
-      </w:r>
-      <w:hyperlink r:id="rId115">
-        <w:r>
-          <w:rPr>
-            <w:lang w:val="fr_FR" w:bidi="fr_FR"/>
-          </w:rPr>
-          <w:rPr>
-            <w:color w:val="0000EE"/>
-            <w:u w:val="single"/>
-          </w:rPr>
-          <w:t>Ac 10.36</w:t>
-        </w:r>
-      </w:hyperlink>
-      <w:r>
-        <w:rPr>
-          <w:lang w:val="fr_FR" w:bidi="fr_FR"/>
-        </w:rPr>
-        <w:t xml:space="preserve"> ; </w:t>
-      </w:r>
-      <w:hyperlink r:id="rId116">
-        <w:r>
-          <w:rPr>
-            <w:lang w:val="fr_FR" w:bidi="fr_FR"/>
-          </w:rPr>
-          <w:rPr>
-            <w:color w:val="0000EE"/>
-            <w:u w:val="single"/>
-          </w:rPr>
-          <w:t>Rm 5.1</w:t>
-        </w:r>
-      </w:hyperlink>
-      <w:r>
-        <w:rPr>
-          <w:lang w:val="fr_FR" w:bidi="fr_FR"/>
-        </w:rPr>
-        <w:t xml:space="preserve"> ; </w:t>
-      </w:r>
-      <w:hyperlink r:id="rId117">
-        <w:r>
-          <w:rPr>
-            <w:lang w:val="fr_FR" w:bidi="fr_FR"/>
-          </w:rPr>
-          <w:rPr>
-            <w:color w:val="0000EE"/>
-            <w:u w:val="single"/>
-          </w:rPr>
-          <w:t>2Co 5.19–21</w:t>
-        </w:r>
-      </w:hyperlink>
+      <w:r>
+        <w:rPr>
+          <w:lang w:val="fr_FR" w:bidi="fr_FR"/>
+        </w:rPr>
+        <w:t>Jn 14.27</w:t>
+      </w:r>
+      <w:r>
+        <w:rPr>
+          <w:lang w:val="fr_FR" w:bidi="fr_FR"/>
+        </w:rPr>
+        <w:t xml:space="preserve"> ; </w:t>
+      </w:r>
+      <w:r>
+        <w:rPr>
+          <w:lang w:val="fr_FR" w:bidi="fr_FR"/>
+        </w:rPr>
+        <w:t>Ac 10.36</w:t>
+      </w:r>
+      <w:r>
+        <w:rPr>
+          <w:lang w:val="fr_FR" w:bidi="fr_FR"/>
+        </w:rPr>
+        <w:t xml:space="preserve"> ; </w:t>
+      </w:r>
+      <w:r>
+        <w:rPr>
+          <w:lang w:val="fr_FR" w:bidi="fr_FR"/>
+        </w:rPr>
+        <w:t>Rm 5.1</w:t>
+      </w:r>
+      <w:r>
+        <w:rPr>
+          <w:lang w:val="fr_FR" w:bidi="fr_FR"/>
+        </w:rPr>
+        <w:t xml:space="preserve"> ; </w:t>
+      </w:r>
+      <w:r>
+        <w:rPr>
+          <w:lang w:val="fr_FR" w:bidi="fr_FR"/>
+        </w:rPr>
+        <w:t>2Co 5.19–21</w:t>
+      </w:r>
       <w:r>
         <w:rPr>
           <w:lang w:val="fr_FR" w:bidi="fr_FR"/>
@@ -4038,54 +3223,36 @@
         </w:rPr>
         <w:t>Ceux qui suivent Jésus se réjouissent en sachant qu'ils auront le repos éternel et la joie en présence de Dieu (</w:t>
       </w:r>
-      <w:hyperlink r:id="rId118">
-        <w:r>
-          <w:rPr>
-            <w:lang w:val="fr_FR" w:bidi="fr_FR"/>
-          </w:rPr>
-          <w:rPr>
-            <w:color w:val="0000EE"/>
-            <w:u w:val="single"/>
-          </w:rPr>
-          <w:t>Es 26.19</w:t>
-        </w:r>
-      </w:hyperlink>
-      <w:r>
-        <w:rPr>
-          <w:lang w:val="fr_FR" w:bidi="fr_FR"/>
-        </w:rPr>
-        <w:t xml:space="preserve"> ; </w:t>
-      </w:r>
-      <w:hyperlink r:id="rId119">
-        <w:r>
-          <w:rPr>
-            <w:lang w:val="fr_FR" w:bidi="fr_FR"/>
-          </w:rPr>
-          <w:rPr>
-            <w:color w:val="0000EE"/>
-            <w:u w:val="single"/>
-          </w:rPr>
-          <w:t>Ap 14.13</w:t>
-        </w:r>
-      </w:hyperlink>
+      <w:r>
+        <w:rPr>
+          <w:lang w:val="fr_FR" w:bidi="fr_FR"/>
+        </w:rPr>
+        <w:t>Es 26.19</w:t>
+      </w:r>
+      <w:r>
+        <w:rPr>
+          <w:lang w:val="fr_FR" w:bidi="fr_FR"/>
+        </w:rPr>
+        <w:t xml:space="preserve"> ; </w:t>
+      </w:r>
+      <w:r>
+        <w:rPr>
+          <w:lang w:val="fr_FR" w:bidi="fr_FR"/>
+        </w:rPr>
+        <w:t>Ap 14.13</w:t>
+      </w:r>
       <w:r>
         <w:rPr>
           <w:lang w:val="fr_FR" w:bidi="fr_FR"/>
         </w:rPr>
         <w:t>). Jésus-Christ donne un repos complet et parfait (</w:t>
       </w:r>
-      <w:hyperlink r:id="rId120">
-        <w:r>
-          <w:rPr>
-            <w:lang w:val="fr_FR" w:bidi="fr_FR"/>
-          </w:rPr>
-          <w:rPr>
-            <w:color w:val="0000EE"/>
-            <w:u w:val="single"/>
-          </w:rPr>
-          <w:t>Mt 11.28–30</w:t>
-        </w:r>
-      </w:hyperlink>
+      <w:r>
+        <w:rPr>
+          <w:lang w:val="fr_FR" w:bidi="fr_FR"/>
+        </w:rPr>
+        <w:t>Mt 11.28–30</w:t>
+      </w:r>
       <w:r>
         <w:rPr>
           <w:lang w:val="fr_FR" w:bidi="fr_FR"/>
@@ -4115,480 +3282,318 @@
           <w:lang w:val="fr_FR" w:bidi="fr_FR"/>
         </w:rPr>
       </w:r>
-      <w:hyperlink r:id="rId121">
-        <w:r>
-          <w:rPr>
-            <w:lang w:val="fr_FR" w:bidi="fr_FR"/>
-          </w:rPr>
-          <w:rPr>
-            <w:color w:val="0000EE"/>
-            <w:u w:val="single"/>
-          </w:rPr>
-          <w:t>Genèse 2.1–3</w:t>
-        </w:r>
-      </w:hyperlink>
-      <w:r>
-        <w:rPr>
-          <w:lang w:val="fr_FR" w:bidi="fr_FR"/>
-        </w:rPr>
-        <w:t xml:space="preserve"> ; </w:t>
-      </w:r>
-      <w:hyperlink r:id="rId122">
-        <w:r>
-          <w:rPr>
-            <w:lang w:val="fr_FR" w:bidi="fr_FR"/>
-          </w:rPr>
-          <w:rPr>
-            <w:color w:val="0000EE"/>
-            <w:u w:val="single"/>
-          </w:rPr>
-          <w:t>Exode 16.21–29</w:t>
-        </w:r>
-      </w:hyperlink>
-      <w:r>
-        <w:rPr>
-          <w:lang w:val="fr_FR" w:bidi="fr_FR"/>
-        </w:rPr>
-        <w:t xml:space="preserve"> ; </w:t>
-      </w:r>
-      <w:hyperlink r:id="rId123">
-        <w:r>
-          <w:rPr>
-            <w:lang w:val="fr_FR" w:bidi="fr_FR"/>
-          </w:rPr>
-          <w:rPr>
-            <w:color w:val="0000EE"/>
-            <w:u w:val="single"/>
-          </w:rPr>
-          <w:t>20.8–11</w:t>
-        </w:r>
-      </w:hyperlink>
-      <w:r>
-        <w:rPr>
-          <w:lang w:val="fr_FR" w:bidi="fr_FR"/>
-        </w:rPr>
-        <w:t xml:space="preserve"> ; </w:t>
-      </w:r>
-      <w:hyperlink r:id="rId124">
-        <w:r>
-          <w:rPr>
-            <w:lang w:val="fr_FR" w:bidi="fr_FR"/>
-          </w:rPr>
-          <w:rPr>
-            <w:color w:val="0000EE"/>
-            <w:u w:val="single"/>
-          </w:rPr>
-          <w:t>31.13–16</w:t>
-        </w:r>
-      </w:hyperlink>
-      <w:r>
-        <w:rPr>
-          <w:lang w:val="fr_FR" w:bidi="fr_FR"/>
-        </w:rPr>
-        <w:t xml:space="preserve"> ; </w:t>
-      </w:r>
-      <w:hyperlink r:id="rId111">
-        <w:r>
-          <w:rPr>
-            <w:lang w:val="fr_FR" w:bidi="fr_FR"/>
-          </w:rPr>
-          <w:rPr>
-            <w:color w:val="0000EE"/>
-            <w:u w:val="single"/>
-          </w:rPr>
-          <w:t>Lévitique 16.29–31</w:t>
-        </w:r>
-      </w:hyperlink>
-      <w:r>
-        <w:rPr>
-          <w:lang w:val="fr_FR" w:bidi="fr_FR"/>
-        </w:rPr>
-        <w:t xml:space="preserve"> ; </w:t>
-      </w:r>
-      <w:hyperlink r:id="rId125">
-        <w:r>
-          <w:rPr>
-            <w:lang w:val="fr_FR" w:bidi="fr_FR"/>
-          </w:rPr>
-          <w:rPr>
-            <w:color w:val="0000EE"/>
-            <w:u w:val="single"/>
-          </w:rPr>
-          <w:t>Ésaïe 52.7</w:t>
-        </w:r>
-      </w:hyperlink>
-      <w:r>
-        <w:rPr>
-          <w:lang w:val="fr_FR" w:bidi="fr_FR"/>
-        </w:rPr>
-        <w:t xml:space="preserve"> ; </w:t>
-      </w:r>
-      <w:hyperlink r:id="rId126">
-        <w:r>
-          <w:rPr>
-            <w:lang w:val="fr_FR" w:bidi="fr_FR"/>
-          </w:rPr>
-          <w:rPr>
-            <w:color w:val="0000EE"/>
-            <w:u w:val="single"/>
-          </w:rPr>
-          <w:t>54.13–14</w:t>
-        </w:r>
-      </w:hyperlink>
-      <w:r>
-        <w:rPr>
-          <w:lang w:val="fr_FR" w:bidi="fr_FR"/>
-        </w:rPr>
-        <w:t xml:space="preserve"> ; </w:t>
-      </w:r>
-      <w:hyperlink r:id="rId127">
-        <w:r>
-          <w:rPr>
-            <w:lang w:val="fr_FR" w:bidi="fr_FR"/>
-          </w:rPr>
-          <w:rPr>
-            <w:color w:val="0000EE"/>
-            <w:u w:val="single"/>
-          </w:rPr>
-          <w:t>56.2</w:t>
-        </w:r>
-      </w:hyperlink>
+      <w:r>
+        <w:rPr>
+          <w:lang w:val="fr_FR" w:bidi="fr_FR"/>
+        </w:rPr>
+        <w:t>Genèse 2.1–3</w:t>
+      </w:r>
+      <w:r>
+        <w:rPr>
+          <w:lang w:val="fr_FR" w:bidi="fr_FR"/>
+        </w:rPr>
+        <w:t xml:space="preserve"> ; </w:t>
+      </w:r>
+      <w:r>
+        <w:rPr>
+          <w:lang w:val="fr_FR" w:bidi="fr_FR"/>
+        </w:rPr>
+        <w:t>Exode 16.21–29</w:t>
+      </w:r>
+      <w:r>
+        <w:rPr>
+          <w:lang w:val="fr_FR" w:bidi="fr_FR"/>
+        </w:rPr>
+        <w:t xml:space="preserve"> ; </w:t>
+      </w:r>
+      <w:r>
+        <w:rPr>
+          <w:lang w:val="fr_FR" w:bidi="fr_FR"/>
+        </w:rPr>
+        <w:t>20.8–11</w:t>
+      </w:r>
+      <w:r>
+        <w:rPr>
+          <w:lang w:val="fr_FR" w:bidi="fr_FR"/>
+        </w:rPr>
+        <w:t xml:space="preserve"> ; </w:t>
+      </w:r>
+      <w:r>
+        <w:rPr>
+          <w:lang w:val="fr_FR" w:bidi="fr_FR"/>
+        </w:rPr>
+        <w:t>31.13–16</w:t>
+      </w:r>
+      <w:r>
+        <w:rPr>
+          <w:lang w:val="fr_FR" w:bidi="fr_FR"/>
+        </w:rPr>
+        <w:t xml:space="preserve"> ; </w:t>
+      </w:r>
+      <w:r>
+        <w:rPr>
+          <w:lang w:val="fr_FR" w:bidi="fr_FR"/>
+        </w:rPr>
+        <w:t>Lévitique 16.29–31</w:t>
+      </w:r>
+      <w:r>
+        <w:rPr>
+          <w:lang w:val="fr_FR" w:bidi="fr_FR"/>
+        </w:rPr>
+        <w:t xml:space="preserve"> ; </w:t>
+      </w:r>
+      <w:r>
+        <w:rPr>
+          <w:lang w:val="fr_FR" w:bidi="fr_FR"/>
+        </w:rPr>
+        <w:t>Ésaïe 52.7</w:t>
+      </w:r>
+      <w:r>
+        <w:rPr>
+          <w:lang w:val="fr_FR" w:bidi="fr_FR"/>
+        </w:rPr>
+        <w:t xml:space="preserve"> ; </w:t>
+      </w:r>
+      <w:r>
+        <w:rPr>
+          <w:lang w:val="fr_FR" w:bidi="fr_FR"/>
+        </w:rPr>
+        <w:t>54.13–14</w:t>
+      </w:r>
+      <w:r>
+        <w:rPr>
+          <w:lang w:val="fr_FR" w:bidi="fr_FR"/>
+        </w:rPr>
+        <w:t xml:space="preserve"> ; </w:t>
+      </w:r>
+      <w:r>
+        <w:rPr>
+          <w:lang w:val="fr_FR" w:bidi="fr_FR"/>
+        </w:rPr>
+        <w:t>56.2</w:t>
+      </w:r>
       <w:r>
         <w:rPr>
           <w:lang w:val="fr_FR" w:bidi="fr_FR"/>
         </w:rPr>
         <w:t xml:space="preserve">, </w:t>
       </w:r>
-      <w:hyperlink r:id="rId128">
-        <w:r>
-          <w:rPr>
-            <w:lang w:val="fr_FR" w:bidi="fr_FR"/>
-          </w:rPr>
-          <w:rPr>
-            <w:color w:val="0000EE"/>
-            <w:u w:val="single"/>
-          </w:rPr>
-          <w:t>4</w:t>
-        </w:r>
-      </w:hyperlink>
-      <w:r>
-        <w:rPr>
-          <w:lang w:val="fr_FR" w:bidi="fr_FR"/>
-        </w:rPr>
-        <w:t xml:space="preserve"> ; </w:t>
-      </w:r>
-      <w:hyperlink r:id="rId129">
-        <w:r>
-          <w:rPr>
-            <w:lang w:val="fr_FR" w:bidi="fr_FR"/>
-          </w:rPr>
-          <w:rPr>
-            <w:color w:val="0000EE"/>
-            <w:u w:val="single"/>
-          </w:rPr>
-          <w:t>57.2 ;</w:t>
-        </w:r>
-      </w:hyperlink>
+      <w:r>
+        <w:rPr>
+          <w:lang w:val="fr_FR" w:bidi="fr_FR"/>
+        </w:rPr>
+        <w:t>4</w:t>
+      </w:r>
+      <w:r>
+        <w:rPr>
+          <w:lang w:val="fr_FR" w:bidi="fr_FR"/>
+        </w:rPr>
+        <w:t xml:space="preserve"> ; </w:t>
+      </w:r>
+      <w:r>
+        <w:rPr>
+          <w:lang w:val="fr_FR" w:bidi="fr_FR"/>
+        </w:rPr>
+        <w:t>57.2 ;</w:t>
+      </w:r>
       <w:r>
         <w:rPr>
           <w:lang w:val="fr_FR" w:bidi="fr_FR"/>
         </w:rPr>
         <w:t xml:space="preserve"> </w:t>
       </w:r>
-      <w:hyperlink r:id="rId130">
-        <w:r>
-          <w:rPr>
-            <w:lang w:val="fr_FR" w:bidi="fr_FR"/>
-          </w:rPr>
-          <w:rPr>
-            <w:color w:val="0000EE"/>
-            <w:u w:val="single"/>
-          </w:rPr>
-          <w:t xml:space="preserve">58.1, </w:t>
-        </w:r>
-      </w:hyperlink>
-      <w:hyperlink r:id="rId131">
-        <w:r>
-          <w:rPr>
-            <w:lang w:val="fr_FR" w:bidi="fr_FR"/>
-          </w:rPr>
-          <w:rPr>
-            <w:color w:val="0000EE"/>
-            <w:u w:val="single"/>
-          </w:rPr>
-          <w:t>13</w:t>
-        </w:r>
-      </w:hyperlink>
-      <w:r>
-        <w:rPr>
-          <w:lang w:val="fr_FR" w:bidi="fr_FR"/>
-        </w:rPr>
-        <w:t xml:space="preserve"> ; </w:t>
-      </w:r>
-      <w:hyperlink r:id="rId132">
-        <w:r>
-          <w:rPr>
-            <w:lang w:val="fr_FR" w:bidi="fr_FR"/>
-          </w:rPr>
-          <w:rPr>
-            <w:color w:val="0000EE"/>
-            <w:u w:val="single"/>
-          </w:rPr>
-          <w:t>Ézéchiel 20.20</w:t>
-        </w:r>
-      </w:hyperlink>
-      <w:r>
-        <w:rPr>
-          <w:lang w:val="fr_FR" w:bidi="fr_FR"/>
-        </w:rPr>
-        <w:t xml:space="preserve"> ; </w:t>
-      </w:r>
-      <w:hyperlink r:id="rId120">
-        <w:r>
-          <w:rPr>
-            <w:lang w:val="fr_FR" w:bidi="fr_FR"/>
-          </w:rPr>
-          <w:rPr>
-            <w:color w:val="0000EE"/>
-            <w:u w:val="single"/>
-          </w:rPr>
-          <w:t>Matthieu 11.28–30</w:t>
-        </w:r>
-      </w:hyperlink>
-      <w:r>
-        <w:rPr>
-          <w:lang w:val="fr_FR" w:bidi="fr_FR"/>
-        </w:rPr>
-        <w:t xml:space="preserve"> ; </w:t>
-      </w:r>
-      <w:hyperlink r:id="rId133">
-        <w:r>
-          <w:rPr>
-            <w:lang w:val="fr_FR" w:bidi="fr_FR"/>
-          </w:rPr>
-          <w:rPr>
-            <w:color w:val="0000EE"/>
-            <w:u w:val="single"/>
-          </w:rPr>
-          <w:t>Marc 2.23–28</w:t>
-        </w:r>
-      </w:hyperlink>
-      <w:r>
-        <w:rPr>
-          <w:lang w:val="fr_FR" w:bidi="fr_FR"/>
-        </w:rPr>
-        <w:t xml:space="preserve"> ; </w:t>
-      </w:r>
-      <w:hyperlink r:id="rId134">
-        <w:r>
-          <w:rPr>
-            <w:lang w:val="fr_FR" w:bidi="fr_FR"/>
-          </w:rPr>
-          <w:rPr>
-            <w:color w:val="0000EE"/>
-            <w:u w:val="single"/>
-          </w:rPr>
-          <w:t>Luc 8.48</w:t>
-        </w:r>
-      </w:hyperlink>
-      <w:r>
-        <w:rPr>
-          <w:lang w:val="fr_FR" w:bidi="fr_FR"/>
-        </w:rPr>
-        <w:t xml:space="preserve"> ; </w:t>
-      </w:r>
-      <w:hyperlink r:id="rId114">
-        <w:r>
-          <w:rPr>
-            <w:lang w:val="fr_FR" w:bidi="fr_FR"/>
-          </w:rPr>
-          <w:rPr>
-            <w:color w:val="0000EE"/>
-            <w:u w:val="single"/>
-          </w:rPr>
-          <w:t>Jean 14.27</w:t>
-        </w:r>
-      </w:hyperlink>
-      <w:r>
-        <w:rPr>
-          <w:lang w:val="fr_FR" w:bidi="fr_FR"/>
-        </w:rPr>
-        <w:t xml:space="preserve"> ; </w:t>
-      </w:r>
-      <w:hyperlink r:id="rId115">
-        <w:r>
-          <w:rPr>
-            <w:lang w:val="fr_FR" w:bidi="fr_FR"/>
-          </w:rPr>
-          <w:rPr>
-            <w:color w:val="0000EE"/>
-            <w:u w:val="single"/>
-          </w:rPr>
-          <w:t>Actes 10.36</w:t>
-        </w:r>
-      </w:hyperlink>
-      <w:r>
-        <w:rPr>
-          <w:lang w:val="fr_FR" w:bidi="fr_FR"/>
-        </w:rPr>
-        <w:t xml:space="preserve"> ; </w:t>
-      </w:r>
-      <w:hyperlink r:id="rId116">
-        <w:r>
-          <w:rPr>
-            <w:lang w:val="fr_FR" w:bidi="fr_FR"/>
-          </w:rPr>
-          <w:rPr>
-            <w:color w:val="0000EE"/>
-            <w:u w:val="single"/>
-          </w:rPr>
-          <w:t>Romains 5.1</w:t>
-        </w:r>
-      </w:hyperlink>
-      <w:r>
-        <w:rPr>
-          <w:lang w:val="fr_FR" w:bidi="fr_FR"/>
-        </w:rPr>
-        <w:t xml:space="preserve"> ; </w:t>
-      </w:r>
-      <w:hyperlink r:id="rId135">
-        <w:r>
-          <w:rPr>
-            <w:lang w:val="fr_FR" w:bidi="fr_FR"/>
-          </w:rPr>
-          <w:rPr>
-            <w:color w:val="0000EE"/>
-            <w:u w:val="single"/>
-          </w:rPr>
-          <w:t>15.13</w:t>
-        </w:r>
-      </w:hyperlink>
-      <w:r>
-        <w:rPr>
-          <w:lang w:val="fr_FR" w:bidi="fr_FR"/>
-        </w:rPr>
-        <w:t xml:space="preserve"> ; </w:t>
-      </w:r>
-      <w:hyperlink r:id="rId117">
-        <w:r>
-          <w:rPr>
-            <w:lang w:val="fr_FR" w:bidi="fr_FR"/>
-          </w:rPr>
-          <w:rPr>
-            <w:color w:val="0000EE"/>
-            <w:u w:val="single"/>
-          </w:rPr>
-          <w:t>2 Corinthiens 5.19–21</w:t>
-        </w:r>
-      </w:hyperlink>
-      <w:r>
-        <w:rPr>
-          <w:lang w:val="fr_FR" w:bidi="fr_FR"/>
-        </w:rPr>
-        <w:t xml:space="preserve"> ; </w:t>
-      </w:r>
-      <w:hyperlink r:id="rId136">
-        <w:r>
-          <w:rPr>
-            <w:lang w:val="fr_FR" w:bidi="fr_FR"/>
-          </w:rPr>
-          <w:rPr>
-            <w:color w:val="0000EE"/>
-            <w:u w:val="single"/>
-          </w:rPr>
-          <w:t>Éphésiens 2.17</w:t>
-        </w:r>
-      </w:hyperlink>
-      <w:r>
-        <w:rPr>
-          <w:lang w:val="fr_FR" w:bidi="fr_FR"/>
-        </w:rPr>
-        <w:t xml:space="preserve"> ; </w:t>
-      </w:r>
-      <w:hyperlink r:id="rId137">
-        <w:r>
-          <w:rPr>
-            <w:lang w:val="fr_FR" w:bidi="fr_FR"/>
-          </w:rPr>
-          <w:rPr>
-            <w:color w:val="0000EE"/>
-            <w:u w:val="single"/>
-          </w:rPr>
-          <w:t>Colossiens 1.20</w:t>
-        </w:r>
-      </w:hyperlink>
-      <w:r>
-        <w:rPr>
-          <w:lang w:val="fr_FR" w:bidi="fr_FR"/>
-        </w:rPr>
-        <w:t xml:space="preserve"> ; </w:t>
-      </w:r>
-      <w:hyperlink r:id="rId138">
-        <w:r>
-          <w:rPr>
-            <w:lang w:val="fr_FR" w:bidi="fr_FR"/>
-          </w:rPr>
-          <w:rPr>
-            <w:color w:val="0000EE"/>
-            <w:u w:val="single"/>
-          </w:rPr>
-          <w:t>2.16</w:t>
-        </w:r>
-      </w:hyperlink>
-      <w:r>
-        <w:rPr>
-          <w:lang w:val="fr_FR" w:bidi="fr_FR"/>
-        </w:rPr>
-        <w:t xml:space="preserve"> ; </w:t>
-      </w:r>
-      <w:hyperlink r:id="rId139">
-        <w:r>
-          <w:rPr>
-            <w:lang w:val="fr_FR" w:bidi="fr_FR"/>
-          </w:rPr>
-          <w:rPr>
-            <w:color w:val="0000EE"/>
-            <w:u w:val="single"/>
-          </w:rPr>
-          <w:t>3.15</w:t>
-        </w:r>
-      </w:hyperlink>
-      <w:r>
-        <w:rPr>
-          <w:lang w:val="fr_FR" w:bidi="fr_FR"/>
-        </w:rPr>
-        <w:t xml:space="preserve"> ; </w:t>
-      </w:r>
-      <w:hyperlink r:id="rId102">
-        <w:r>
-          <w:rPr>
-            <w:lang w:val="fr_FR" w:bidi="fr_FR"/>
-          </w:rPr>
-          <w:rPr>
-            <w:color w:val="0000EE"/>
-            <w:u w:val="single"/>
-          </w:rPr>
-          <w:t>Hébreux 4.1–11</w:t>
-        </w:r>
-      </w:hyperlink>
-      <w:r>
-        <w:rPr>
-          <w:lang w:val="fr_FR" w:bidi="fr_FR"/>
-        </w:rPr>
-        <w:t xml:space="preserve"> ; </w:t>
-      </w:r>
-      <w:hyperlink r:id="rId140">
-        <w:r>
-          <w:rPr>
-            <w:lang w:val="fr_FR" w:bidi="fr_FR"/>
-          </w:rPr>
-          <w:rPr>
-            <w:color w:val="0000EE"/>
-            <w:u w:val="single"/>
-          </w:rPr>
-          <w:t>2 Pierre 1.2</w:t>
-        </w:r>
-      </w:hyperlink>
+      <w:r>
+        <w:rPr>
+          <w:lang w:val="fr_FR" w:bidi="fr_FR"/>
+        </w:rPr>
+        <w:t xml:space="preserve">58.1, </w:t>
+      </w:r>
+      <w:r>
+        <w:rPr>
+          <w:lang w:val="fr_FR" w:bidi="fr_FR"/>
+        </w:rPr>
+        <w:t>13</w:t>
+      </w:r>
+      <w:r>
+        <w:rPr>
+          <w:lang w:val="fr_FR" w:bidi="fr_FR"/>
+        </w:rPr>
+        <w:t xml:space="preserve"> ; </w:t>
+      </w:r>
+      <w:r>
+        <w:rPr>
+          <w:lang w:val="fr_FR" w:bidi="fr_FR"/>
+        </w:rPr>
+        <w:t>Ézéchiel 20.20</w:t>
+      </w:r>
+      <w:r>
+        <w:rPr>
+          <w:lang w:val="fr_FR" w:bidi="fr_FR"/>
+        </w:rPr>
+        <w:t xml:space="preserve"> ; </w:t>
+      </w:r>
+      <w:r>
+        <w:rPr>
+          <w:lang w:val="fr_FR" w:bidi="fr_FR"/>
+        </w:rPr>
+        <w:t>Matthieu 11.28–30</w:t>
+      </w:r>
+      <w:r>
+        <w:rPr>
+          <w:lang w:val="fr_FR" w:bidi="fr_FR"/>
+        </w:rPr>
+        <w:t xml:space="preserve"> ; </w:t>
+      </w:r>
+      <w:r>
+        <w:rPr>
+          <w:lang w:val="fr_FR" w:bidi="fr_FR"/>
+        </w:rPr>
+        <w:t>Marc 2.23–28</w:t>
+      </w:r>
+      <w:r>
+        <w:rPr>
+          <w:lang w:val="fr_FR" w:bidi="fr_FR"/>
+        </w:rPr>
+        <w:t xml:space="preserve"> ; </w:t>
+      </w:r>
+      <w:r>
+        <w:rPr>
+          <w:lang w:val="fr_FR" w:bidi="fr_FR"/>
+        </w:rPr>
+        <w:t>Luc 8.48</w:t>
+      </w:r>
+      <w:r>
+        <w:rPr>
+          <w:lang w:val="fr_FR" w:bidi="fr_FR"/>
+        </w:rPr>
+        <w:t xml:space="preserve"> ; </w:t>
+      </w:r>
+      <w:r>
+        <w:rPr>
+          <w:lang w:val="fr_FR" w:bidi="fr_FR"/>
+        </w:rPr>
+        <w:t>Jean 14.27</w:t>
+      </w:r>
+      <w:r>
+        <w:rPr>
+          <w:lang w:val="fr_FR" w:bidi="fr_FR"/>
+        </w:rPr>
+        <w:t xml:space="preserve"> ; </w:t>
+      </w:r>
+      <w:r>
+        <w:rPr>
+          <w:lang w:val="fr_FR" w:bidi="fr_FR"/>
+        </w:rPr>
+        <w:t>Actes 10.36</w:t>
+      </w:r>
+      <w:r>
+        <w:rPr>
+          <w:lang w:val="fr_FR" w:bidi="fr_FR"/>
+        </w:rPr>
+        <w:t xml:space="preserve"> ; </w:t>
+      </w:r>
+      <w:r>
+        <w:rPr>
+          <w:lang w:val="fr_FR" w:bidi="fr_FR"/>
+        </w:rPr>
+        <w:t>Romains 5.1</w:t>
+      </w:r>
+      <w:r>
+        <w:rPr>
+          <w:lang w:val="fr_FR" w:bidi="fr_FR"/>
+        </w:rPr>
+        <w:t xml:space="preserve"> ; </w:t>
+      </w:r>
+      <w:r>
+        <w:rPr>
+          <w:lang w:val="fr_FR" w:bidi="fr_FR"/>
+        </w:rPr>
+        <w:t>15.13</w:t>
+      </w:r>
+      <w:r>
+        <w:rPr>
+          <w:lang w:val="fr_FR" w:bidi="fr_FR"/>
+        </w:rPr>
+        <w:t xml:space="preserve"> ; </w:t>
+      </w:r>
+      <w:r>
+        <w:rPr>
+          <w:lang w:val="fr_FR" w:bidi="fr_FR"/>
+        </w:rPr>
+        <w:t>2 Corinthiens 5.19–21</w:t>
+      </w:r>
+      <w:r>
+        <w:rPr>
+          <w:lang w:val="fr_FR" w:bidi="fr_FR"/>
+        </w:rPr>
+        <w:t xml:space="preserve"> ; </w:t>
+      </w:r>
+      <w:r>
+        <w:rPr>
+          <w:lang w:val="fr_FR" w:bidi="fr_FR"/>
+        </w:rPr>
+        <w:t>Éphésiens 2.17</w:t>
+      </w:r>
+      <w:r>
+        <w:rPr>
+          <w:lang w:val="fr_FR" w:bidi="fr_FR"/>
+        </w:rPr>
+        <w:t xml:space="preserve"> ; </w:t>
+      </w:r>
+      <w:r>
+        <w:rPr>
+          <w:lang w:val="fr_FR" w:bidi="fr_FR"/>
+        </w:rPr>
+        <w:t>Colossiens 1.20</w:t>
+      </w:r>
+      <w:r>
+        <w:rPr>
+          <w:lang w:val="fr_FR" w:bidi="fr_FR"/>
+        </w:rPr>
+        <w:t xml:space="preserve"> ; </w:t>
+      </w:r>
+      <w:r>
+        <w:rPr>
+          <w:lang w:val="fr_FR" w:bidi="fr_FR"/>
+        </w:rPr>
+        <w:t>2.16</w:t>
+      </w:r>
+      <w:r>
+        <w:rPr>
+          <w:lang w:val="fr_FR" w:bidi="fr_FR"/>
+        </w:rPr>
+        <w:t xml:space="preserve"> ; </w:t>
+      </w:r>
+      <w:r>
+        <w:rPr>
+          <w:lang w:val="fr_FR" w:bidi="fr_FR"/>
+        </w:rPr>
+        <w:t>3.15</w:t>
+      </w:r>
+      <w:r>
+        <w:rPr>
+          <w:lang w:val="fr_FR" w:bidi="fr_FR"/>
+        </w:rPr>
+        <w:t xml:space="preserve"> ; </w:t>
+      </w:r>
+      <w:r>
+        <w:rPr>
+          <w:lang w:val="fr_FR" w:bidi="fr_FR"/>
+        </w:rPr>
+        <w:t>Hébreux 4.1–11</w:t>
+      </w:r>
+      <w:r>
+        <w:rPr>
+          <w:lang w:val="fr_FR" w:bidi="fr_FR"/>
+        </w:rPr>
+        <w:t xml:space="preserve"> ; </w:t>
+      </w:r>
+      <w:r>
+        <w:rPr>
+          <w:lang w:val="fr_FR" w:bidi="fr_FR"/>
+        </w:rPr>
+        <w:t>2 Pierre 1.2</w:t>
+      </w:r>
       <w:r>
         <w:rPr>
           <w:lang w:val="fr_FR" w:bidi="fr_FR"/>
@@ -4631,18 +3636,12 @@
           <w:lang w:val="fr_FR" w:bidi="fr_FR"/>
         </w:rPr>
       </w:r>
-      <w:hyperlink r:id="rId141">
-        <w:r>
-          <w:rPr>
-            <w:lang w:val="fr_FR" w:bidi="fr_FR"/>
-          </w:rPr>
-          <w:rPr>
-            <w:color w:val="0000EE"/>
-            <w:u w:val="single"/>
-          </w:rPr>
-          <w:t>Actes 6.1–7</w:t>
-        </w:r>
-      </w:hyperlink>
+      <w:r>
+        <w:rPr>
+          <w:lang w:val="fr_FR" w:bidi="fr_FR"/>
+        </w:rPr>
+        <w:t>Actes 6.1–7</w:t>
+      </w:r>
       <w:r>
         <w:rPr>
           <w:lang w:val="fr_FR" w:bidi="fr_FR"/>
@@ -4661,18 +3660,12 @@
         </w:rPr>
         <w:t xml:space="preserve"> » (</w:t>
       </w:r>
-      <w:hyperlink r:id="rId142">
-        <w:r>
-          <w:rPr>
-            <w:lang w:val="fr_FR" w:bidi="fr_FR"/>
-          </w:rPr>
-          <w:rPr>
-            <w:color w:val="0000EE"/>
-            <w:u w:val="single"/>
-          </w:rPr>
-          <w:t>Ac 6.1</w:t>
-        </w:r>
-      </w:hyperlink>
+      <w:r>
+        <w:rPr>
+          <w:lang w:val="fr_FR" w:bidi="fr_FR"/>
+        </w:rPr>
+        <w:t>Ac 6.1</w:t>
+      </w:r>
       <w:r>
         <w:rPr>
           <w:lang w:val="fr_FR" w:bidi="fr_FR"/>
@@ -4693,36 +3686,24 @@
         </w:rPr>
         <w:t>C'était un vrai problème qu'il fallait régler et les apôtres l'ont pris au sérieux. Cependant, ils ne pouvaient pas faire cette distribution eux-mêmes à cause de leurs responsabilités premières. Ils ont donc décidé de confier cette responsabilité entièrement à des personnes que la congrégation choisirait (</w:t>
       </w:r>
-      <w:hyperlink r:id="rId143">
-        <w:r>
-          <w:rPr>
-            <w:lang w:val="fr_FR" w:bidi="fr_FR"/>
-          </w:rPr>
-          <w:rPr>
-            <w:color w:val="0000EE"/>
-            <w:u w:val="single"/>
-          </w:rPr>
-          <w:t>6.2–3</w:t>
-        </w:r>
-      </w:hyperlink>
+      <w:r>
+        <w:rPr>
+          <w:lang w:val="fr_FR" w:bidi="fr_FR"/>
+        </w:rPr>
+        <w:t>6.2–3</w:t>
+      </w:r>
       <w:r>
         <w:rPr>
           <w:lang w:val="fr_FR" w:bidi="fr_FR"/>
         </w:rPr>
         <w:t>). Une fois ces personnes choisies, les apôtres les ont consacrées à ce ministère (</w:t>
       </w:r>
-      <w:hyperlink r:id="rId144">
-        <w:r>
-          <w:rPr>
-            <w:lang w:val="fr_FR" w:bidi="fr_FR"/>
-          </w:rPr>
-          <w:rPr>
-            <w:color w:val="0000EE"/>
-            <w:u w:val="single"/>
-          </w:rPr>
-          <w:t>6.5–6</w:t>
-        </w:r>
-      </w:hyperlink>
+      <w:r>
+        <w:rPr>
+          <w:lang w:val="fr_FR" w:bidi="fr_FR"/>
+        </w:rPr>
+        <w:t>6.5–6</w:t>
+      </w:r>
       <w:r>
         <w:rPr>
           <w:lang w:val="fr_FR" w:bidi="fr_FR"/>
@@ -4755,18 +3736,12 @@
         </w:rPr>
         <w:t>). Il a été convenu de séparer les tâches des apôtres de celles des diacres. Les douze apôtres étaient responsables de la prédication et de l'enseignement, tandis que ces autres dirigeants, qui étaient remplis du Saint-Esprit, s'occupaient des besoins matériels de l'Église. Les apôtres ont fait preuve de sagesse dans leur façon de diriger l'Église en étant à l'écoute des besoins de la communauté. Grâce à cette sage décision, l'Église a continué à croître et beaucoup se sont convertis à la foi (</w:t>
       </w:r>
-      <w:hyperlink r:id="rId145">
-        <w:r>
-          <w:rPr>
-            <w:lang w:val="fr_FR" w:bidi="fr_FR"/>
-          </w:rPr>
-          <w:rPr>
-            <w:color w:val="0000EE"/>
-            <w:u w:val="single"/>
-          </w:rPr>
-          <w:t>6.7</w:t>
-        </w:r>
-      </w:hyperlink>
+      <w:r>
+        <w:rPr>
+          <w:lang w:val="fr_FR" w:bidi="fr_FR"/>
+        </w:rPr>
+        <w:t>6.7</w:t>
+      </w:r>
       <w:r>
         <w:rPr>
           <w:lang w:val="fr_FR" w:bidi="fr_FR"/>
@@ -4787,162 +3762,108 @@
         </w:rPr>
         <w:t xml:space="preserve">Le Nouveau Testament enseigne que Dieu donne à son peuple des dons différents qui doivent être mis à son service pour le bien commun (voir </w:t>
       </w:r>
-      <w:hyperlink r:id="rId146">
-        <w:r>
-          <w:rPr>
-            <w:lang w:val="fr_FR" w:bidi="fr_FR"/>
-          </w:rPr>
-          <w:rPr>
-            <w:color w:val="0000EE"/>
-            <w:u w:val="single"/>
-          </w:rPr>
-          <w:t>1Co 12.4–11</w:t>
-        </w:r>
-      </w:hyperlink>
-      <w:r>
-        <w:rPr>
-          <w:lang w:val="fr_FR" w:bidi="fr_FR"/>
-        </w:rPr>
-        <w:t xml:space="preserve"> ; </w:t>
-      </w:r>
-      <w:hyperlink r:id="rId147">
-        <w:r>
-          <w:rPr>
-            <w:lang w:val="fr_FR" w:bidi="fr_FR"/>
-          </w:rPr>
-          <w:rPr>
-            <w:color w:val="0000EE"/>
-            <w:u w:val="single"/>
-          </w:rPr>
-          <w:t>1P 4.10–11</w:t>
-        </w:r>
-      </w:hyperlink>
+      <w:r>
+        <w:rPr>
+          <w:lang w:val="fr_FR" w:bidi="fr_FR"/>
+        </w:rPr>
+        <w:t>1Co 12.4–11</w:t>
+      </w:r>
+      <w:r>
+        <w:rPr>
+          <w:lang w:val="fr_FR" w:bidi="fr_FR"/>
+        </w:rPr>
+        <w:t xml:space="preserve"> ; </w:t>
+      </w:r>
+      <w:r>
+        <w:rPr>
+          <w:lang w:val="fr_FR" w:bidi="fr_FR"/>
+        </w:rPr>
+        <w:t>1P 4.10–11</w:t>
+      </w:r>
       <w:r>
         <w:rPr>
           <w:lang w:val="fr_FR" w:bidi="fr_FR"/>
         </w:rPr>
         <w:t>). Ceci est appelé le sacerdoce de tous les croyants. Ils sont comparés à des sacrificateurs, qui dans l'Ancien Testament, étaient au service de Dieu (</w:t>
       </w:r>
-      <w:hyperlink r:id="rId148">
-        <w:r>
-          <w:rPr>
-            <w:lang w:val="fr_FR" w:bidi="fr_FR"/>
-          </w:rPr>
-          <w:rPr>
-            <w:color w:val="0000EE"/>
-            <w:u w:val="single"/>
-          </w:rPr>
-          <w:t>1P 2.5</w:t>
-        </w:r>
-      </w:hyperlink>
+      <w:r>
+        <w:rPr>
+          <w:lang w:val="fr_FR" w:bidi="fr_FR"/>
+        </w:rPr>
+        <w:t>1P 2.5</w:t>
+      </w:r>
       <w:r>
         <w:rPr>
           <w:lang w:val="fr_FR" w:bidi="fr_FR"/>
         </w:rPr>
         <w:t xml:space="preserve">, </w:t>
       </w:r>
-      <w:hyperlink r:id="rId149">
-        <w:r>
-          <w:rPr>
-            <w:lang w:val="fr_FR" w:bidi="fr_FR"/>
-          </w:rPr>
-          <w:rPr>
-            <w:color w:val="0000EE"/>
-            <w:u w:val="single"/>
-          </w:rPr>
-          <w:t>9</w:t>
-        </w:r>
-      </w:hyperlink>
-      <w:r>
-        <w:rPr>
-          <w:lang w:val="fr_FR" w:bidi="fr_FR"/>
-        </w:rPr>
-        <w:t xml:space="preserve"> ; </w:t>
-      </w:r>
-      <w:hyperlink r:id="rId150">
-        <w:r>
-          <w:rPr>
-            <w:lang w:val="fr_FR" w:bidi="fr_FR"/>
-          </w:rPr>
-          <w:rPr>
-            <w:color w:val="0000EE"/>
-            <w:u w:val="single"/>
-          </w:rPr>
-          <w:t>Ap 1.6</w:t>
-        </w:r>
-      </w:hyperlink>
-      <w:r>
-        <w:rPr>
-          <w:lang w:val="fr_FR" w:bidi="fr_FR"/>
-        </w:rPr>
-        <w:t xml:space="preserve"> ; </w:t>
-      </w:r>
-      <w:hyperlink r:id="rId151">
-        <w:r>
-          <w:rPr>
-            <w:lang w:val="fr_FR" w:bidi="fr_FR"/>
-          </w:rPr>
-          <w:rPr>
-            <w:color w:val="0000EE"/>
-            <w:u w:val="single"/>
-          </w:rPr>
-          <w:t>5.10</w:t>
-        </w:r>
-      </w:hyperlink>
+      <w:r>
+        <w:rPr>
+          <w:lang w:val="fr_FR" w:bidi="fr_FR"/>
+        </w:rPr>
+        <w:t>9</w:t>
+      </w:r>
+      <w:r>
+        <w:rPr>
+          <w:lang w:val="fr_FR" w:bidi="fr_FR"/>
+        </w:rPr>
+        <w:t xml:space="preserve"> ; </w:t>
+      </w:r>
+      <w:r>
+        <w:rPr>
+          <w:lang w:val="fr_FR" w:bidi="fr_FR"/>
+        </w:rPr>
+        <w:t>Ap 1.6</w:t>
+      </w:r>
+      <w:r>
+        <w:rPr>
+          <w:lang w:val="fr_FR" w:bidi="fr_FR"/>
+        </w:rPr>
+        <w:t xml:space="preserve"> ; </w:t>
+      </w:r>
+      <w:r>
+        <w:rPr>
+          <w:lang w:val="fr_FR" w:bidi="fr_FR"/>
+        </w:rPr>
+        <w:t>5.10</w:t>
+      </w:r>
       <w:r>
         <w:rPr>
           <w:lang w:val="fr_FR" w:bidi="fr_FR"/>
         </w:rPr>
         <w:t xml:space="preserve"> ; comp. avec </w:t>
       </w:r>
-      <w:hyperlink r:id="rId152">
-        <w:r>
-          <w:rPr>
-            <w:lang w:val="fr_FR" w:bidi="fr_FR"/>
-          </w:rPr>
-          <w:rPr>
-            <w:color w:val="0000EE"/>
-            <w:u w:val="single"/>
-          </w:rPr>
-          <w:t>Ex 19.6</w:t>
-        </w:r>
-      </w:hyperlink>
-      <w:r>
-        <w:rPr>
-          <w:lang w:val="fr_FR" w:bidi="fr_FR"/>
-        </w:rPr>
-        <w:t xml:space="preserve"> ; </w:t>
-      </w:r>
-      <w:hyperlink r:id="rId153">
-        <w:r>
-          <w:rPr>
-            <w:lang w:val="fr_FR" w:bidi="fr_FR"/>
-          </w:rPr>
-          <w:rPr>
-            <w:color w:val="0000EE"/>
-            <w:u w:val="single"/>
-          </w:rPr>
-          <w:t>Es 61.6</w:t>
-        </w:r>
-      </w:hyperlink>
-      <w:r>
-        <w:rPr>
-          <w:lang w:val="fr_FR" w:bidi="fr_FR"/>
-        </w:rPr>
-        <w:t xml:space="preserve"> ; </w:t>
-      </w:r>
-      <w:hyperlink r:id="rId154">
-        <w:r>
-          <w:rPr>
-            <w:lang w:val="fr_FR" w:bidi="fr_FR"/>
-          </w:rPr>
-          <w:rPr>
-            <w:color w:val="0000EE"/>
-            <w:u w:val="single"/>
-          </w:rPr>
-          <w:t>Ap 20.6</w:t>
-        </w:r>
-      </w:hyperlink>
+      <w:r>
+        <w:rPr>
+          <w:lang w:val="fr_FR" w:bidi="fr_FR"/>
+        </w:rPr>
+        <w:t>Ex 19.6</w:t>
+      </w:r>
+      <w:r>
+        <w:rPr>
+          <w:lang w:val="fr_FR" w:bidi="fr_FR"/>
+        </w:rPr>
+        <w:t xml:space="preserve"> ; </w:t>
+      </w:r>
+      <w:r>
+        <w:rPr>
+          <w:lang w:val="fr_FR" w:bidi="fr_FR"/>
+        </w:rPr>
+        <w:t>Es 61.6</w:t>
+      </w:r>
+      <w:r>
+        <w:rPr>
+          <w:lang w:val="fr_FR" w:bidi="fr_FR"/>
+        </w:rPr>
+        <w:t xml:space="preserve"> ; </w:t>
+      </w:r>
+      <w:r>
+        <w:rPr>
+          <w:lang w:val="fr_FR" w:bidi="fr_FR"/>
+        </w:rPr>
+        <w:t>Ap 20.6</w:t>
+      </w:r>
       <w:r>
         <w:rPr>
           <w:lang w:val="fr_FR" w:bidi="fr_FR"/>
@@ -4963,90 +3884,60 @@
         </w:rPr>
         <w:t>Dieu a donné à l'Église des dirigeants, mais Jésus a enseigné qu'ils ne doivent pas asservir, mais plutôt servir les autres (</w:t>
       </w:r>
-      <w:hyperlink r:id="rId155">
-        <w:r>
-          <w:rPr>
-            <w:lang w:val="fr_FR" w:bidi="fr_FR"/>
-          </w:rPr>
-          <w:rPr>
-            <w:color w:val="0000EE"/>
-            <w:u w:val="single"/>
-          </w:rPr>
-          <w:t>Mt 20.25–28</w:t>
-        </w:r>
-      </w:hyperlink>
-      <w:r>
-        <w:rPr>
-          <w:lang w:val="fr_FR" w:bidi="fr_FR"/>
-        </w:rPr>
-        <w:t xml:space="preserve"> ; </w:t>
-      </w:r>
-      <w:hyperlink r:id="rId156">
-        <w:r>
-          <w:rPr>
-            <w:lang w:val="fr_FR" w:bidi="fr_FR"/>
-          </w:rPr>
-          <w:rPr>
-            <w:color w:val="0000EE"/>
-            <w:u w:val="single"/>
-          </w:rPr>
-          <w:t>Mc 10.42–45</w:t>
-        </w:r>
-      </w:hyperlink>
-      <w:r>
-        <w:rPr>
-          <w:lang w:val="fr_FR" w:bidi="fr_FR"/>
-        </w:rPr>
-        <w:t xml:space="preserve"> ; </w:t>
-      </w:r>
-      <w:hyperlink r:id="rId157">
-        <w:r>
-          <w:rPr>
-            <w:lang w:val="fr_FR" w:bidi="fr_FR"/>
-          </w:rPr>
-          <w:rPr>
-            <w:color w:val="0000EE"/>
-            <w:u w:val="single"/>
-          </w:rPr>
-          <w:t>Lc 22.25–27</w:t>
-        </w:r>
-      </w:hyperlink>
-      <w:r>
-        <w:rPr>
-          <w:lang w:val="fr_FR" w:bidi="fr_FR"/>
-        </w:rPr>
-        <w:t xml:space="preserve"> ; </w:t>
-      </w:r>
-      <w:hyperlink r:id="rId158">
-        <w:r>
-          <w:rPr>
-            <w:lang w:val="fr_FR" w:bidi="fr_FR"/>
-          </w:rPr>
-          <w:rPr>
-            <w:color w:val="0000EE"/>
-            <w:u w:val="single"/>
-          </w:rPr>
-          <w:t>1P 5.1–4</w:t>
-        </w:r>
-      </w:hyperlink>
+      <w:r>
+        <w:rPr>
+          <w:lang w:val="fr_FR" w:bidi="fr_FR"/>
+        </w:rPr>
+        <w:t>Mt 20.25–28</w:t>
+      </w:r>
+      <w:r>
+        <w:rPr>
+          <w:lang w:val="fr_FR" w:bidi="fr_FR"/>
+        </w:rPr>
+        <w:t xml:space="preserve"> ; </w:t>
+      </w:r>
+      <w:r>
+        <w:rPr>
+          <w:lang w:val="fr_FR" w:bidi="fr_FR"/>
+        </w:rPr>
+        <w:t>Mc 10.42–45</w:t>
+      </w:r>
+      <w:r>
+        <w:rPr>
+          <w:lang w:val="fr_FR" w:bidi="fr_FR"/>
+        </w:rPr>
+        <w:t xml:space="preserve"> ; </w:t>
+      </w:r>
+      <w:r>
+        <w:rPr>
+          <w:lang w:val="fr_FR" w:bidi="fr_FR"/>
+        </w:rPr>
+        <w:t>Lc 22.25–27</w:t>
+      </w:r>
+      <w:r>
+        <w:rPr>
+          <w:lang w:val="fr_FR" w:bidi="fr_FR"/>
+        </w:rPr>
+        <w:t xml:space="preserve"> ; </w:t>
+      </w:r>
+      <w:r>
+        <w:rPr>
+          <w:lang w:val="fr_FR" w:bidi="fr_FR"/>
+        </w:rPr>
+        <w:t>1P 5.1–4</w:t>
+      </w:r>
       <w:r>
         <w:rPr>
           <w:lang w:val="fr_FR" w:bidi="fr_FR"/>
         </w:rPr>
         <w:t>). Ceux qui dirigent servent bien le Seigneur lorsqu'ils comprennent les besoins de l'Église et savent reconnaître ceux à qui Dieu a donné les dons correspondants. En effet, leur rôle comprend d'aider ceux qui sont sous leur responsabilité à grandir dans leurs dons pour que eux aussi puissent servir le Seigneur pour l'édification de l'Église (</w:t>
       </w:r>
-      <w:hyperlink r:id="rId159">
-        <w:r>
-          <w:rPr>
-            <w:lang w:val="fr_FR" w:bidi="fr_FR"/>
-          </w:rPr>
-          <w:rPr>
-            <w:color w:val="0000EE"/>
-            <w:u w:val="single"/>
-          </w:rPr>
-          <w:t>Ep 4.11–12</w:t>
-        </w:r>
-      </w:hyperlink>
+      <w:r>
+        <w:rPr>
+          <w:lang w:val="fr_FR" w:bidi="fr_FR"/>
+        </w:rPr>
+        <w:t>Ep 4.11–12</w:t>
+      </w:r>
       <w:r>
         <w:rPr>
           <w:lang w:val="fr_FR" w:bidi="fr_FR"/>
@@ -5076,216 +3967,144 @@
           <w:lang w:val="fr_FR" w:bidi="fr_FR"/>
         </w:rPr>
       </w:r>
-      <w:hyperlink r:id="rId152">
-        <w:r>
-          <w:rPr>
-            <w:lang w:val="fr_FR" w:bidi="fr_FR"/>
-          </w:rPr>
-          <w:rPr>
-            <w:color w:val="0000EE"/>
-            <w:u w:val="single"/>
-          </w:rPr>
-          <w:t>Exode 19.6</w:t>
-        </w:r>
-      </w:hyperlink>
-      <w:r>
-        <w:rPr>
-          <w:lang w:val="fr_FR" w:bidi="fr_FR"/>
-        </w:rPr>
-        <w:t xml:space="preserve"> ; </w:t>
-      </w:r>
-      <w:hyperlink r:id="rId153">
-        <w:r>
-          <w:rPr>
-            <w:lang w:val="fr_FR" w:bidi="fr_FR"/>
-          </w:rPr>
-          <w:rPr>
-            <w:color w:val="0000EE"/>
-            <w:u w:val="single"/>
-          </w:rPr>
-          <w:t>Ésaïe 61.6</w:t>
-        </w:r>
-      </w:hyperlink>
-      <w:r>
-        <w:rPr>
-          <w:lang w:val="fr_FR" w:bidi="fr_FR"/>
-        </w:rPr>
-        <w:t xml:space="preserve"> ; </w:t>
-      </w:r>
-      <w:hyperlink r:id="rId155">
-        <w:r>
-          <w:rPr>
-            <w:lang w:val="fr_FR" w:bidi="fr_FR"/>
-          </w:rPr>
-          <w:rPr>
-            <w:color w:val="0000EE"/>
-            <w:u w:val="single"/>
-          </w:rPr>
-          <w:t>Matthieu 20.25–28</w:t>
-        </w:r>
-      </w:hyperlink>
-      <w:r>
-        <w:rPr>
-          <w:lang w:val="fr_FR" w:bidi="fr_FR"/>
-        </w:rPr>
-        <w:t xml:space="preserve"> ; </w:t>
-      </w:r>
-      <w:hyperlink r:id="rId141">
-        <w:r>
-          <w:rPr>
-            <w:lang w:val="fr_FR" w:bidi="fr_FR"/>
-          </w:rPr>
-          <w:rPr>
-            <w:color w:val="0000EE"/>
-            <w:u w:val="single"/>
-          </w:rPr>
-          <w:t>Actes 6.1–7</w:t>
-        </w:r>
-      </w:hyperlink>
-      <w:r>
-        <w:rPr>
-          <w:lang w:val="fr_FR" w:bidi="fr_FR"/>
-        </w:rPr>
-        <w:t xml:space="preserve"> ; </w:t>
-      </w:r>
-      <w:hyperlink r:id="rId146">
-        <w:r>
-          <w:rPr>
-            <w:lang w:val="fr_FR" w:bidi="fr_FR"/>
-          </w:rPr>
-          <w:rPr>
-            <w:color w:val="0000EE"/>
-            <w:u w:val="single"/>
-          </w:rPr>
-          <w:t>1 Corinthiens 12.4–11</w:t>
-        </w:r>
-      </w:hyperlink>
-      <w:r>
-        <w:rPr>
-          <w:lang w:val="fr_FR" w:bidi="fr_FR"/>
-        </w:rPr>
-        <w:t xml:space="preserve"> ; </w:t>
-      </w:r>
-      <w:hyperlink r:id="rId159">
-        <w:r>
-          <w:rPr>
-            <w:lang w:val="fr_FR" w:bidi="fr_FR"/>
-          </w:rPr>
-          <w:rPr>
-            <w:color w:val="0000EE"/>
-            <w:u w:val="single"/>
-          </w:rPr>
-          <w:t>Éphésiens 4.11–12</w:t>
-        </w:r>
-      </w:hyperlink>
-      <w:r>
-        <w:rPr>
-          <w:lang w:val="fr_FR" w:bidi="fr_FR"/>
-        </w:rPr>
-        <w:t xml:space="preserve"> ; </w:t>
-      </w:r>
-      <w:hyperlink r:id="rId148">
-        <w:r>
-          <w:rPr>
-            <w:lang w:val="fr_FR" w:bidi="fr_FR"/>
-          </w:rPr>
-          <w:rPr>
-            <w:color w:val="0000EE"/>
-            <w:u w:val="single"/>
-          </w:rPr>
-          <w:t>1 Pierre 2.5</w:t>
-        </w:r>
-      </w:hyperlink>
+      <w:r>
+        <w:rPr>
+          <w:lang w:val="fr_FR" w:bidi="fr_FR"/>
+        </w:rPr>
+        <w:t>Exode 19.6</w:t>
+      </w:r>
+      <w:r>
+        <w:rPr>
+          <w:lang w:val="fr_FR" w:bidi="fr_FR"/>
+        </w:rPr>
+        <w:t xml:space="preserve"> ; </w:t>
+      </w:r>
+      <w:r>
+        <w:rPr>
+          <w:lang w:val="fr_FR" w:bidi="fr_FR"/>
+        </w:rPr>
+        <w:t>Ésaïe 61.6</w:t>
+      </w:r>
+      <w:r>
+        <w:rPr>
+          <w:lang w:val="fr_FR" w:bidi="fr_FR"/>
+        </w:rPr>
+        <w:t xml:space="preserve"> ; </w:t>
+      </w:r>
+      <w:r>
+        <w:rPr>
+          <w:lang w:val="fr_FR" w:bidi="fr_FR"/>
+        </w:rPr>
+        <w:t>Matthieu 20.25–28</w:t>
+      </w:r>
+      <w:r>
+        <w:rPr>
+          <w:lang w:val="fr_FR" w:bidi="fr_FR"/>
+        </w:rPr>
+        <w:t xml:space="preserve"> ; </w:t>
+      </w:r>
+      <w:r>
+        <w:rPr>
+          <w:lang w:val="fr_FR" w:bidi="fr_FR"/>
+        </w:rPr>
+        <w:t>Actes 6.1–7</w:t>
+      </w:r>
+      <w:r>
+        <w:rPr>
+          <w:lang w:val="fr_FR" w:bidi="fr_FR"/>
+        </w:rPr>
+        <w:t xml:space="preserve"> ; </w:t>
+      </w:r>
+      <w:r>
+        <w:rPr>
+          <w:lang w:val="fr_FR" w:bidi="fr_FR"/>
+        </w:rPr>
+        <w:t>1 Corinthiens 12.4–11</w:t>
+      </w:r>
+      <w:r>
+        <w:rPr>
+          <w:lang w:val="fr_FR" w:bidi="fr_FR"/>
+        </w:rPr>
+        <w:t xml:space="preserve"> ; </w:t>
+      </w:r>
+      <w:r>
+        <w:rPr>
+          <w:lang w:val="fr_FR" w:bidi="fr_FR"/>
+        </w:rPr>
+        <w:t>Éphésiens 4.11–12</w:t>
+      </w:r>
+      <w:r>
+        <w:rPr>
+          <w:lang w:val="fr_FR" w:bidi="fr_FR"/>
+        </w:rPr>
+        <w:t xml:space="preserve"> ; </w:t>
+      </w:r>
+      <w:r>
+        <w:rPr>
+          <w:lang w:val="fr_FR" w:bidi="fr_FR"/>
+        </w:rPr>
+        <w:t>1 Pierre 2.5</w:t>
+      </w:r>
       <w:r>
         <w:rPr>
           <w:lang w:val="fr_FR" w:bidi="fr_FR"/>
         </w:rPr>
         <w:t xml:space="preserve">, </w:t>
       </w:r>
-      <w:hyperlink r:id="rId149">
-        <w:r>
-          <w:rPr>
-            <w:lang w:val="fr_FR" w:bidi="fr_FR"/>
-          </w:rPr>
-          <w:rPr>
-            <w:color w:val="0000EE"/>
-            <w:u w:val="single"/>
-          </w:rPr>
-          <w:t>9</w:t>
-        </w:r>
-      </w:hyperlink>
-      <w:r>
-        <w:rPr>
-          <w:lang w:val="fr_FR" w:bidi="fr_FR"/>
-        </w:rPr>
-        <w:t xml:space="preserve"> ; </w:t>
-      </w:r>
-      <w:hyperlink r:id="rId147">
-        <w:r>
-          <w:rPr>
-            <w:lang w:val="fr_FR" w:bidi="fr_FR"/>
-          </w:rPr>
-          <w:rPr>
-            <w:color w:val="0000EE"/>
-            <w:u w:val="single"/>
-          </w:rPr>
-          <w:t>4.10–11</w:t>
-        </w:r>
-      </w:hyperlink>
-      <w:r>
-        <w:rPr>
-          <w:lang w:val="fr_FR" w:bidi="fr_FR"/>
-        </w:rPr>
-        <w:t xml:space="preserve"> ; </w:t>
-      </w:r>
-      <w:hyperlink r:id="rId150">
-        <w:r>
-          <w:rPr>
-            <w:lang w:val="fr_FR" w:bidi="fr_FR"/>
-          </w:rPr>
-          <w:rPr>
-            <w:color w:val="0000EE"/>
-            <w:u w:val="single"/>
-          </w:rPr>
-          <w:t>Apocalypse 1.6</w:t>
-        </w:r>
-      </w:hyperlink>
-      <w:r>
-        <w:rPr>
-          <w:lang w:val="fr_FR" w:bidi="fr_FR"/>
-        </w:rPr>
-        <w:t xml:space="preserve"> ; </w:t>
-      </w:r>
-      <w:hyperlink r:id="rId151">
-        <w:r>
-          <w:rPr>
-            <w:lang w:val="fr_FR" w:bidi="fr_FR"/>
-          </w:rPr>
-          <w:rPr>
-            <w:color w:val="0000EE"/>
-            <w:u w:val="single"/>
-          </w:rPr>
-          <w:t>5.10</w:t>
-        </w:r>
-      </w:hyperlink>
-      <w:r>
-        <w:rPr>
-          <w:lang w:val="fr_FR" w:bidi="fr_FR"/>
-        </w:rPr>
-        <w:t xml:space="preserve"> ; </w:t>
-      </w:r>
-      <w:hyperlink r:id="rId154">
-        <w:r>
-          <w:rPr>
-            <w:lang w:val="fr_FR" w:bidi="fr_FR"/>
-          </w:rPr>
-          <w:rPr>
-            <w:color w:val="0000EE"/>
-            <w:u w:val="single"/>
-          </w:rPr>
-          <w:t>20.6</w:t>
-        </w:r>
-      </w:hyperlink>
+      <w:r>
+        <w:rPr>
+          <w:lang w:val="fr_FR" w:bidi="fr_FR"/>
+        </w:rPr>
+        <w:t>9</w:t>
+      </w:r>
+      <w:r>
+        <w:rPr>
+          <w:lang w:val="fr_FR" w:bidi="fr_FR"/>
+        </w:rPr>
+        <w:t xml:space="preserve"> ; </w:t>
+      </w:r>
+      <w:r>
+        <w:rPr>
+          <w:lang w:val="fr_FR" w:bidi="fr_FR"/>
+        </w:rPr>
+        <w:t>4.10–11</w:t>
+      </w:r>
+      <w:r>
+        <w:rPr>
+          <w:lang w:val="fr_FR" w:bidi="fr_FR"/>
+        </w:rPr>
+        <w:t xml:space="preserve"> ; </w:t>
+      </w:r>
+      <w:r>
+        <w:rPr>
+          <w:lang w:val="fr_FR" w:bidi="fr_FR"/>
+        </w:rPr>
+        <w:t>Apocalypse 1.6</w:t>
+      </w:r>
+      <w:r>
+        <w:rPr>
+          <w:lang w:val="fr_FR" w:bidi="fr_FR"/>
+        </w:rPr>
+        <w:t xml:space="preserve"> ; </w:t>
+      </w:r>
+      <w:r>
+        <w:rPr>
+          <w:lang w:val="fr_FR" w:bidi="fr_FR"/>
+        </w:rPr>
+        <w:t>5.10</w:t>
+      </w:r>
+      <w:r>
+        <w:rPr>
+          <w:lang w:val="fr_FR" w:bidi="fr_FR"/>
+        </w:rPr>
+        <w:t xml:space="preserve"> ; </w:t>
+      </w:r>
+      <w:r>
+        <w:rPr>
+          <w:lang w:val="fr_FR" w:bidi="fr_FR"/>
+        </w:rPr>
+        <w:t>20.6</w:t>
+      </w:r>
       <w:r>
         <w:rPr>
           <w:lang w:val="fr_FR" w:bidi="fr_FR"/>
